--- a/output/books/Kir и Анфи/Глава_17_Апрель_2026.docx
+++ b/output/books/Kir и Анфи/Глава_17_Апрель_2026.docx
@@ -115,13 +115,11 @@
       </w:pPr>
       <w:r>
         <w:rPr>
-          <w:rFonts w:ascii="Times New Roman" w:hAnsi="Times New Roman" w:cs="Times New Roman" w:eastAsia="Times New Roman"/>
-          <w:b w:val="0"/>
-          <w:i w:val="0"/>
+          <w:rFonts w:ascii="Times New Roman" w:hAnsi="Times New Roman" w:eastAsia="Times New Roman"/>
           <w:color w:val="1F4E79"/>
           <w:sz w:val="24"/>
         </w:rPr>
-        <w:t>Я в ахере просто. Я сейчас в YouTube увидела ролик. Ну я, кстати, не первый раз уже вижу ролик на эту тему. То, что в мессенджере «Макс» типа людям приходит, то есть вот ты отправляешь, допустим, какое-то видео кому-то, а оно приходит не тому человеку? Или тебе вдруг в рандомный момент приходит какое-то непонятно что от кого-то неизвестного.</w:t>
+        <w:t>Я в ахере просто. Я сейчас в YouTube увидела ролик. Ну я, кстати, не первый раз уже вижу ролик на эту тему. То, что в мессенджере «Макс» типа людям приходит, то есть. Вот ты отправляешь, допустим, какое-то видео кому-то, а оно приходит не тому человеку? Или тебе вдруг в рандомный момент приходит какое-то непонятно, что от кого-то неизвестного.</w:t>
       </w:r>
     </w:p>
     <w:p>
@@ -161,13 +159,11 @@
       </w:pPr>
       <w:r>
         <w:rPr>
-          <w:rFonts w:ascii="Times New Roman" w:hAnsi="Times New Roman" w:cs="Times New Roman" w:eastAsia="Times New Roman"/>
-          <w:b w:val="0"/>
-          <w:i w:val="0"/>
+          <w:rFonts w:ascii="Times New Roman" w:hAnsi="Times New Roman" w:eastAsia="Times New Roman"/>
           <w:color w:val="C00000"/>
           <w:sz w:val="24"/>
         </w:rPr>
-        <w:t>потрясающе 😁.</w:t>
+        <w:t>Потрясающе 😁.</w:t>
       </w:r>
     </w:p>
     <w:p>
@@ -207,13 +203,11 @@
       </w:pPr>
       <w:r>
         <w:rPr>
-          <w:rFonts w:ascii="Times New Roman" w:hAnsi="Times New Roman" w:cs="Times New Roman" w:eastAsia="Times New Roman"/>
-          <w:b w:val="0"/>
-          <w:i w:val="0"/>
+          <w:rFonts w:ascii="Times New Roman" w:hAnsi="Times New Roman" w:eastAsia="Times New Roman"/>
           <w:color w:val="1F4E79"/>
           <w:sz w:val="24"/>
         </w:rPr>
-        <w:t>Это всё кажется очень здорово, но как оплатить подписку, если ну типа если она… ну как сказать. Обычно я оплачиваю подписки через браузер, как-то там по СБП у меня получается оплатить. А тут я пытаюсь оплатить подписку в приложении, и она мне как бы просто типа ну выдаёт оплату только через Google Play, ну то есть через Google, и ну как бы это не получается сделать. Есть какой-то вариант вообще?</w:t>
+        <w:t>Это всё кажется очень здорово, но как оплатить подписку, если. Ну типа, если она… Ну как сказать. Обычно я оплачиваю подписки через браузер, как-то там по СБП у меня получается оплатить. А тут я пытаюсь оплатить подписку в приложении, и она мне как-бы просто типа. Ну выдаёт оплату только через Google Play, ну, то есть через Google, и. Ну как-бы это не получается сделать. Есть какой-то вариант вообще?</w:t>
       </w:r>
     </w:p>
     <w:p>
@@ -345,13 +339,11 @@
       </w:pPr>
       <w:r>
         <w:rPr>
-          <w:rFonts w:ascii="Times New Roman" w:hAnsi="Times New Roman" w:cs="Times New Roman" w:eastAsia="Times New Roman"/>
-          <w:b w:val="0"/>
-          <w:i w:val="0"/>
+          <w:rFonts w:ascii="Times New Roman" w:hAnsi="Times New Roman" w:eastAsia="Times New Roman"/>
           <w:color w:val="C00000"/>
           <w:sz w:val="24"/>
         </w:rPr>
-        <w:t>Значит, нейронка сказала, что есть подарочные сертификаты — так же вот как Wildberries — и любой человек может купить этот подарочный этот самый и просто тебе дать, это его активируешь в Google Play. Но опять же тут вопрос: а он-то видит, откуда ты, и активирует ли он?</w:t>
+        <w:t>Значит, нейронка сказала, что есть подарочные сертификаты — так же. Вот как Wildberries — и любой человек может купить этот подарочный этот самый и просто тебе дать, это его активируешь в Google Play. Но опять же тут вопрос: а он-то видит, откуда ты, и активирует ли он?</w:t>
       </w:r>
     </w:p>
     <w:p>
@@ -483,13 +475,11 @@
       </w:pPr>
       <w:r>
         <w:rPr>
-          <w:rFonts w:ascii="Times New Roman" w:hAnsi="Times New Roman" w:cs="Times New Roman" w:eastAsia="Times New Roman"/>
-          <w:b w:val="0"/>
-          <w:i w:val="0"/>
+          <w:rFonts w:ascii="Times New Roman" w:hAnsi="Times New Roman" w:eastAsia="Times New Roman"/>
           <w:color w:val="C00000"/>
           <w:sz w:val="24"/>
         </w:rPr>
-        <w:t>Вот по поводу этих… дальше по поводу этих сервисов: там есть какой-то Plati, что-то там называется Plati.Market — там в основном ChatGPT и не знаю, может какие-то можно там другие. А так можно, допустим, попросить просто карту сделать зарубежную. Вообще думал об этом: попросить человека, который находится там, просто сделать карту банковскую, которая понятно на него оформлена отдельно, чтобы со своим счётом она была. Вот этот ещё надо посмотреть, Plati, но пока там я нашёл только плату GPT.</w:t>
+        <w:t>Вот по поводу этих… Дальше по поводу этих сервисов: там есть какой-то Plati, что-то там называется Plati. Market — там в основном ChatGPT и не знаю, может какие-то можно там другие. А так можно, допустим, попросить просто карту сделать зарубежную. Вообще думал об этом: попросить человека, который находится там, просто сделать карту банковскую, которая понятно на него оформлена отдельно, чтобы со своим счётом она была. Вот этот ещё надо посмотреть, Plati, но пока там я нашёл только плату GPT.</w:t>
       </w:r>
     </w:p>
     <w:p>
@@ -575,13 +565,11 @@
       </w:pPr>
       <w:r>
         <w:rPr>
-          <w:rFonts w:ascii="Times New Roman" w:hAnsi="Times New Roman" w:cs="Times New Roman" w:eastAsia="Times New Roman"/>
-          <w:b w:val="0"/>
-          <w:i w:val="0"/>
+          <w:rFonts w:ascii="Times New Roman" w:hAnsi="Times New Roman" w:eastAsia="Times New Roman"/>
           <w:color w:val="1F4E79"/>
           <w:sz w:val="24"/>
         </w:rPr>
-        <w:t>блин, да, это фигня с авторизацией, вообще кринж какой-то в Telegram.</w:t>
+        <w:t>Блин, да, это фигня с авторизацией, вообще кринж какой-то в Telegram.</w:t>
       </w:r>
     </w:p>
     <w:p>
@@ -621,13 +609,11 @@
       </w:pPr>
       <w:r>
         <w:rPr>
-          <w:rFonts w:ascii="Times New Roman" w:hAnsi="Times New Roman" w:cs="Times New Roman" w:eastAsia="Times New Roman"/>
-          <w:b w:val="0"/>
-          <w:i w:val="0"/>
+          <w:rFonts w:ascii="Times New Roman" w:hAnsi="Times New Roman" w:eastAsia="Times New Roman"/>
           <w:color w:val="1F4E79"/>
           <w:sz w:val="24"/>
         </w:rPr>
-        <w:t>Я вот это вот приложение хотела попробовать. Оно, вроде как, неплохое, и там, типа, управление на русском и выглядит удобно. И там, когда покупаешь подписку, там, типа, голоса эмоциональные и выбор большой. Опять же, если верить описанию, потому что проверить это без подписки нельзя.</w:t>
+        <w:t>Я. Вот это. Вот приложение хотела попробовать. Оно, вроде как, неплохое, и там, типа, управление на русском и выглядит удобно. И там, когда покупаешь подписку, там, типа, голоса эмоциональные и выбор большой. Опять же, если верить описанию, потому, что проверить это без подписки нельзя.</w:t>
       </w:r>
     </w:p>
     <w:p>
@@ -739,7 +725,7 @@
           <w:color w:val="2E5A3C"/>
           <w:sz w:val="26"/>
         </w:rPr>
-        <w:t>2 апреля 2026</w:t>
+        <w:t>3 апреля 2026</w:t>
       </w:r>
     </w:p>
     <w:p>
@@ -765,7 +751,7 @@
           <w:color w:val="6B6B6B"/>
           <w:sz w:val="18"/>
         </w:rPr>
-        <w:t xml:space="preserve">   ·   17:57</w:t>
+        <w:t xml:space="preserve">   ·   07:47</w:t>
       </w:r>
     </w:p>
     <w:p>
@@ -779,13 +765,549 @@
       </w:pPr>
       <w:r>
         <w:rPr>
+          <w:rFonts w:ascii="Times New Roman" w:hAnsi="Times New Roman" w:eastAsia="Times New Roman"/>
+          <w:color w:val="1F4E79"/>
+          <w:sz w:val="24"/>
+        </w:rPr>
+        <w:t>Я удаляю YouTube.</w:t>
+      </w:r>
+    </w:p>
+    <w:p>
+      <w:pPr>
+        <w:spacing w:before="200" w:after="40"/>
+        <w:ind w:firstLine="0"/>
+      </w:pPr>
+      <w:r>
+        <w:rPr>
+          <w:rFonts w:ascii="Times New Roman" w:hAnsi="Times New Roman" w:cs="Times New Roman" w:eastAsia="Times New Roman"/>
+          <w:b/>
+          <w:i w:val="0"/>
+          <w:color w:val="C00000"/>
+          <w:sz w:val="24"/>
+        </w:rPr>
+        <w:t>Kir</w:t>
+      </w:r>
+      <w:r>
+        <w:rPr>
+          <w:rFonts w:ascii="Times New Roman" w:hAnsi="Times New Roman" w:cs="Times New Roman" w:eastAsia="Times New Roman"/>
+          <w:b w:val="0"/>
+          <w:i/>
+          <w:color w:val="6B6B6B"/>
+          <w:sz w:val="18"/>
+        </w:rPr>
+        <w:t xml:space="preserve">   ·   08:44</w:t>
+      </w:r>
+    </w:p>
+    <w:p>
+      <w:pPr>
+        <w:spacing w:after="160" w:line="276" w:lineRule="auto"/>
+        <w:ind w:firstLine="425"/>
+        <w:jc w:val="both"/>
+        <w:pBdr>
+          <w:left w:val="single" w:sz="12" w:space="8" w:color="C00000"/>
+        </w:pBdr>
+      </w:pPr>
+      <w:r>
+        <w:rPr>
+          <w:rFonts w:ascii="Times New Roman" w:hAnsi="Times New Roman" w:cs="Times New Roman" w:eastAsia="Times New Roman"/>
+          <w:b w:val="0"/>
+          <w:i w:val="0"/>
+          <w:color w:val="C00000"/>
+          <w:sz w:val="24"/>
+        </w:rPr>
+        <w:t>Интересная обезьянка.</w:t>
+      </w:r>
+    </w:p>
+    <w:p>
+      <w:pPr>
+        <w:spacing w:before="200" w:after="40"/>
+        <w:ind w:firstLine="0"/>
+      </w:pPr>
+      <w:r>
+        <w:rPr>
+          <w:rFonts w:ascii="Times New Roman" w:hAnsi="Times New Roman" w:cs="Times New Roman" w:eastAsia="Times New Roman"/>
+          <w:b/>
+          <w:i w:val="0"/>
+          <w:color w:val="C00000"/>
+          <w:sz w:val="24"/>
+        </w:rPr>
+        <w:t>Kir</w:t>
+      </w:r>
+      <w:r>
+        <w:rPr>
+          <w:rFonts w:ascii="Times New Roman" w:hAnsi="Times New Roman" w:cs="Times New Roman" w:eastAsia="Times New Roman"/>
+          <w:b w:val="0"/>
+          <w:i/>
+          <w:color w:val="6B6B6B"/>
+          <w:sz w:val="18"/>
+        </w:rPr>
+        <w:t xml:space="preserve">   ·   12:07</w:t>
+      </w:r>
+    </w:p>
+    <w:p>
+      <w:pPr>
+        <w:spacing w:after="160" w:line="276" w:lineRule="auto"/>
+        <w:ind w:firstLine="425"/>
+        <w:jc w:val="both"/>
+        <w:pBdr>
+          <w:left w:val="single" w:sz="12" w:space="8" w:color="C00000"/>
+        </w:pBdr>
+      </w:pPr>
+      <w:r>
+        <w:rPr>
+          <w:rFonts w:ascii="Times New Roman" w:hAnsi="Times New Roman" w:eastAsia="Times New Roman"/>
+          <w:color w:val="C00000"/>
+          <w:sz w:val="24"/>
+        </w:rPr>
+        <w:t>Да. Вот это называется «повылазило»: с появлением интернета и соцсетей и все кому не лень начали повылазить на поверхность — 5 видосиков посмотрел на YouTube и давай: он уже психолог, он уже там звукорежиссёр. Сейчас я вам расскажу, как надо сводить, как правильно компрессор настраивать, опыт 30-летний звукачей. Которые на студии проработали, вообще до задницы. Вот я знаю: посмотрел YouTubeчика — я тут уже накрутил, навертел там плагинов и сидит довольный: я знаю как, смотрите какой крутой звук. Вот как говорится: раньше знали, что ты дебил, только твои родственники и соседи, а теперь весь мир знает.</w:t>
+      </w:r>
+    </w:p>
+    <w:p>
+      <w:pPr>
+        <w:spacing w:before="200" w:after="40"/>
+        <w:ind w:firstLine="0"/>
+      </w:pPr>
+      <w:r>
+        <w:rPr>
+          <w:rFonts w:ascii="Times New Roman" w:hAnsi="Times New Roman" w:cs="Times New Roman" w:eastAsia="Times New Roman"/>
+          <w:b/>
+          <w:i w:val="0"/>
+          <w:color w:val="1F4E79"/>
+          <w:sz w:val="24"/>
+        </w:rPr>
+        <w:t>Анфи</w:t>
+      </w:r>
+      <w:r>
+        <w:rPr>
+          <w:rFonts w:ascii="Times New Roman" w:hAnsi="Times New Roman" w:cs="Times New Roman" w:eastAsia="Times New Roman"/>
+          <w:b w:val="0"/>
+          <w:i/>
+          <w:color w:val="6B6B6B"/>
+          <w:sz w:val="18"/>
+        </w:rPr>
+        <w:t xml:space="preserve">   ·   12:12</w:t>
+      </w:r>
+    </w:p>
+    <w:p>
+      <w:pPr>
+        <w:spacing w:after="160" w:line="276" w:lineRule="auto"/>
+        <w:ind w:firstLine="425"/>
+        <w:jc w:val="both"/>
+        <w:pBdr>
+          <w:left w:val="single" w:sz="12" w:space="8" w:color="1F4E79"/>
+        </w:pBdr>
+      </w:pPr>
+      <w:r>
+        <w:rPr>
           <w:rFonts w:ascii="Times New Roman" w:hAnsi="Times New Roman" w:cs="Times New Roman" w:eastAsia="Times New Roman"/>
           <w:b w:val="0"/>
           <w:i w:val="0"/>
           <w:color w:val="1F4E79"/>
           <w:sz w:val="24"/>
         </w:rPr>
-        <w:t>Что, как вообще дела? Чем занимаешься сегодня?</w:t>
+        <w:t>Нормально, лицом в тапки. Мощно, конечно. Такого я тоже никогда не видела.</w:t>
+      </w:r>
+    </w:p>
+    <w:p>
+      <w:pPr>
+        <w:spacing w:before="200" w:after="40"/>
+        <w:ind w:firstLine="0"/>
+      </w:pPr>
+      <w:r>
+        <w:rPr>
+          <w:rFonts w:ascii="Times New Roman" w:hAnsi="Times New Roman" w:cs="Times New Roman" w:eastAsia="Times New Roman"/>
+          <w:b/>
+          <w:i w:val="0"/>
+          <w:color w:val="1F4E79"/>
+          <w:sz w:val="24"/>
+        </w:rPr>
+        <w:t>Анфи</w:t>
+      </w:r>
+      <w:r>
+        <w:rPr>
+          <w:rFonts w:ascii="Times New Roman" w:hAnsi="Times New Roman" w:cs="Times New Roman" w:eastAsia="Times New Roman"/>
+          <w:b w:val="0"/>
+          <w:i/>
+          <w:color w:val="6B6B6B"/>
+          <w:sz w:val="18"/>
+        </w:rPr>
+        <w:t xml:space="preserve">   ·   12:20</w:t>
+      </w:r>
+    </w:p>
+    <w:p>
+      <w:pPr>
+        <w:spacing w:after="160" w:line="276" w:lineRule="auto"/>
+        <w:ind w:firstLine="425"/>
+        <w:jc w:val="both"/>
+        <w:pBdr>
+          <w:left w:val="single" w:sz="12" w:space="8" w:color="1F4E79"/>
+        </w:pBdr>
+      </w:pPr>
+      <w:r>
+        <w:rPr>
+          <w:rFonts w:ascii="Times New Roman" w:hAnsi="Times New Roman" w:cs="Times New Roman" w:eastAsia="Times New Roman"/>
+          <w:b w:val="0"/>
+          <w:i w:val="0"/>
+          <w:color w:val="1F4E79"/>
+          <w:sz w:val="24"/>
+        </w:rPr>
+        <w:t>Попытка сфоткать мой новый прикид.</w:t>
+      </w:r>
+    </w:p>
+    <w:p>
+      <w:pPr>
+        <w:spacing w:before="200" w:after="40"/>
+        <w:ind w:firstLine="0"/>
+      </w:pPr>
+      <w:r>
+        <w:rPr>
+          <w:rFonts w:ascii="Times New Roman" w:hAnsi="Times New Roman" w:cs="Times New Roman" w:eastAsia="Times New Roman"/>
+          <w:b/>
+          <w:i w:val="0"/>
+          <w:color w:val="C00000"/>
+          <w:sz w:val="24"/>
+        </w:rPr>
+        <w:t>Kir</w:t>
+      </w:r>
+      <w:r>
+        <w:rPr>
+          <w:rFonts w:ascii="Times New Roman" w:hAnsi="Times New Roman" w:cs="Times New Roman" w:eastAsia="Times New Roman"/>
+          <w:b w:val="0"/>
+          <w:i/>
+          <w:color w:val="6B6B6B"/>
+          <w:sz w:val="18"/>
+        </w:rPr>
+        <w:t xml:space="preserve">   ·   12:27</w:t>
+      </w:r>
+    </w:p>
+    <w:p>
+      <w:pPr>
+        <w:spacing w:after="160" w:line="276" w:lineRule="auto"/>
+        <w:ind w:firstLine="425"/>
+        <w:jc w:val="both"/>
+        <w:pBdr>
+          <w:left w:val="single" w:sz="12" w:space="8" w:color="C00000"/>
+        </w:pBdr>
+      </w:pPr>
+      <w:r>
+        <w:rPr>
+          <w:rFonts w:ascii="Times New Roman" w:hAnsi="Times New Roman" w:eastAsia="Times New Roman"/>
+          <w:color w:val="C00000"/>
+          <w:sz w:val="24"/>
+        </w:rPr>
+        <w:t>Прикольно, я сначала подумал, что это вообще фотка чего-то, мотоцикла какого-то, и только, когда присматриваешься, понимаешь, что это одежда. Очень натурально.</w:t>
+      </w:r>
+    </w:p>
+    <w:p>
+      <w:pPr>
+        <w:spacing w:before="200" w:after="40"/>
+        <w:ind w:firstLine="0"/>
+      </w:pPr>
+      <w:r>
+        <w:rPr>
+          <w:rFonts w:ascii="Times New Roman" w:hAnsi="Times New Roman" w:cs="Times New Roman" w:eastAsia="Times New Roman"/>
+          <w:b/>
+          <w:i w:val="0"/>
+          <w:color w:val="1F4E79"/>
+          <w:sz w:val="24"/>
+        </w:rPr>
+        <w:t>Анфи</w:t>
+      </w:r>
+      <w:r>
+        <w:rPr>
+          <w:rFonts w:ascii="Times New Roman" w:hAnsi="Times New Roman" w:cs="Times New Roman" w:eastAsia="Times New Roman"/>
+          <w:b w:val="0"/>
+          <w:i/>
+          <w:color w:val="6B6B6B"/>
+          <w:sz w:val="18"/>
+        </w:rPr>
+        <w:t xml:space="preserve">   ·   12:29</w:t>
+      </w:r>
+    </w:p>
+    <w:p>
+      <w:pPr>
+        <w:spacing w:after="160" w:line="276" w:lineRule="auto"/>
+        <w:ind w:firstLine="425"/>
+        <w:jc w:val="both"/>
+        <w:pBdr>
+          <w:left w:val="single" w:sz="12" w:space="8" w:color="1F4E79"/>
+        </w:pBdr>
+      </w:pPr>
+      <w:r>
+        <w:rPr>
+          <w:rFonts w:ascii="Times New Roman" w:hAnsi="Times New Roman" w:eastAsia="Times New Roman"/>
+          <w:color w:val="1F4E79"/>
+          <w:sz w:val="24"/>
+        </w:rPr>
+        <w:t>Да, это моя футболка новая.</w:t>
+      </w:r>
+    </w:p>
+    <w:p>
+      <w:pPr>
+        <w:spacing w:before="200" w:after="40"/>
+        <w:ind w:firstLine="0"/>
+      </w:pPr>
+      <w:r>
+        <w:rPr>
+          <w:rFonts w:ascii="Times New Roman" w:hAnsi="Times New Roman" w:cs="Times New Roman" w:eastAsia="Times New Roman"/>
+          <w:b/>
+          <w:i w:val="0"/>
+          <w:color w:val="C00000"/>
+          <w:sz w:val="24"/>
+        </w:rPr>
+        <w:t>Kir</w:t>
+      </w:r>
+      <w:r>
+        <w:rPr>
+          <w:rFonts w:ascii="Times New Roman" w:hAnsi="Times New Roman" w:cs="Times New Roman" w:eastAsia="Times New Roman"/>
+          <w:b w:val="0"/>
+          <w:i/>
+          <w:color w:val="6B6B6B"/>
+          <w:sz w:val="18"/>
+        </w:rPr>
+        <w:t xml:space="preserve">   ·   12:32</w:t>
+      </w:r>
+    </w:p>
+    <w:p>
+      <w:pPr>
+        <w:spacing w:after="160" w:line="276" w:lineRule="auto"/>
+        <w:ind w:firstLine="425"/>
+        <w:jc w:val="both"/>
+        <w:pBdr>
+          <w:left w:val="single" w:sz="12" w:space="8" w:color="C00000"/>
+        </w:pBdr>
+      </w:pPr>
+      <w:r>
+        <w:rPr>
+          <w:rFonts w:ascii="Times New Roman" w:hAnsi="Times New Roman" w:eastAsia="Times New Roman"/>
+          <w:color w:val="C00000"/>
+          <w:sz w:val="24"/>
+        </w:rPr>
+        <w:t>Что-то с трудом отправляются голосовые: буксуют и загружаются. Так же и помогает. Вот этот в принципе VPN, как он называется — Portal Connect. Что-то барахлит. Это плохо на самом деле, плохие тенденции.</w:t>
+      </w:r>
+    </w:p>
+    <w:p>
+      <w:pPr>
+        <w:spacing w:before="200" w:after="40"/>
+        <w:ind w:firstLine="0"/>
+      </w:pPr>
+      <w:r>
+        <w:rPr>
+          <w:rFonts w:ascii="Times New Roman" w:hAnsi="Times New Roman" w:cs="Times New Roman" w:eastAsia="Times New Roman"/>
+          <w:b/>
+          <w:i w:val="0"/>
+          <w:color w:val="C00000"/>
+          <w:sz w:val="24"/>
+        </w:rPr>
+        <w:t>Kir</w:t>
+      </w:r>
+      <w:r>
+        <w:rPr>
+          <w:rFonts w:ascii="Times New Roman" w:hAnsi="Times New Roman" w:cs="Times New Roman" w:eastAsia="Times New Roman"/>
+          <w:b w:val="0"/>
+          <w:i/>
+          <w:color w:val="6B6B6B"/>
+          <w:sz w:val="18"/>
+        </w:rPr>
+        <w:t xml:space="preserve">   ·   12:32</w:t>
+      </w:r>
+    </w:p>
+    <w:p>
+      <w:pPr>
+        <w:spacing w:after="160" w:line="276" w:lineRule="auto"/>
+        <w:ind w:firstLine="425"/>
+        <w:jc w:val="both"/>
+        <w:pBdr>
+          <w:left w:val="single" w:sz="12" w:space="8" w:color="C00000"/>
+        </w:pBdr>
+      </w:pPr>
+      <w:r>
+        <w:rPr>
+          <w:rFonts w:ascii="Times New Roman" w:hAnsi="Times New Roman" w:eastAsia="Times New Roman"/>
+          <w:color w:val="C00000"/>
+          <w:sz w:val="24"/>
+        </w:rPr>
+        <w:t>Пробую без VPN.</w:t>
+      </w:r>
+    </w:p>
+    <w:p>
+      <w:pPr>
+        <w:spacing w:before="200" w:after="40"/>
+        <w:ind w:firstLine="0"/>
+      </w:pPr>
+      <w:r>
+        <w:rPr>
+          <w:rFonts w:ascii="Times New Roman" w:hAnsi="Times New Roman" w:cs="Times New Roman" w:eastAsia="Times New Roman"/>
+          <w:b/>
+          <w:i w:val="0"/>
+          <w:color w:val="1F4E79"/>
+          <w:sz w:val="24"/>
+        </w:rPr>
+        <w:t>Анфи</w:t>
+      </w:r>
+      <w:r>
+        <w:rPr>
+          <w:rFonts w:ascii="Times New Roman" w:hAnsi="Times New Roman" w:cs="Times New Roman" w:eastAsia="Times New Roman"/>
+          <w:b w:val="0"/>
+          <w:i/>
+          <w:color w:val="6B6B6B"/>
+          <w:sz w:val="18"/>
+        </w:rPr>
+        <w:t xml:space="preserve">   ·   12:32</w:t>
+      </w:r>
+    </w:p>
+    <w:p>
+      <w:pPr>
+        <w:spacing w:after="160" w:line="276" w:lineRule="auto"/>
+        <w:ind w:firstLine="425"/>
+        <w:jc w:val="both"/>
+        <w:pBdr>
+          <w:left w:val="single" w:sz="12" w:space="8" w:color="1F4E79"/>
+        </w:pBdr>
+      </w:pPr>
+      <w:r>
+        <w:rPr>
+          <w:rFonts w:ascii="Times New Roman" w:hAnsi="Times New Roman" w:eastAsia="Times New Roman"/>
+          <w:color w:val="1F4E79"/>
+          <w:sz w:val="24"/>
+        </w:rPr>
+        <w:t>Не знаю, у меня все нормально, и заправка, и загрузка, и, если что, давай на текст перейдем.</w:t>
+      </w:r>
+    </w:p>
+    <w:p>
+      <w:pPr>
+        <w:spacing w:before="200" w:after="40"/>
+        <w:ind w:firstLine="0"/>
+      </w:pPr>
+      <w:r>
+        <w:rPr>
+          <w:rFonts w:ascii="Times New Roman" w:hAnsi="Times New Roman" w:cs="Times New Roman" w:eastAsia="Times New Roman"/>
+          <w:b/>
+          <w:i w:val="0"/>
+          <w:color w:val="C00000"/>
+          <w:sz w:val="24"/>
+        </w:rPr>
+        <w:t>Kir</w:t>
+      </w:r>
+      <w:r>
+        <w:rPr>
+          <w:rFonts w:ascii="Times New Roman" w:hAnsi="Times New Roman" w:cs="Times New Roman" w:eastAsia="Times New Roman"/>
+          <w:b w:val="0"/>
+          <w:i/>
+          <w:color w:val="6B6B6B"/>
+          <w:sz w:val="18"/>
+        </w:rPr>
+        <w:t xml:space="preserve">   ·   12:34</w:t>
+      </w:r>
+    </w:p>
+    <w:p>
+      <w:pPr>
+        <w:spacing w:after="160" w:line="276" w:lineRule="auto"/>
+        <w:ind w:firstLine="425"/>
+        <w:jc w:val="both"/>
+        <w:pBdr>
+          <w:left w:val="single" w:sz="12" w:space="8" w:color="C00000"/>
+        </w:pBdr>
+      </w:pPr>
+      <w:r>
+        <w:rPr>
+          <w:rFonts w:ascii="Times New Roman" w:hAnsi="Times New Roman" w:cs="Times New Roman" w:eastAsia="Times New Roman"/>
+          <w:b w:val="0"/>
+          <w:i w:val="0"/>
+          <w:color w:val="C00000"/>
+          <w:sz w:val="24"/>
+        </w:rPr>
+        <w:t>А нет, все же голосовые буксуют без VPN, но в принципе сам Telegram без VPN работает, что касается текста, запросто работает.</w:t>
+      </w:r>
+    </w:p>
+    <w:p>
+      <w:pPr>
+        <w:spacing w:before="200" w:after="40"/>
+        <w:ind w:firstLine="0"/>
+      </w:pPr>
+      <w:r>
+        <w:rPr>
+          <w:rFonts w:ascii="Times New Roman" w:hAnsi="Times New Roman" w:cs="Times New Roman" w:eastAsia="Times New Roman"/>
+          <w:b/>
+          <w:i w:val="0"/>
+          <w:color w:val="C00000"/>
+          <w:sz w:val="24"/>
+        </w:rPr>
+        <w:t>Kir</w:t>
+      </w:r>
+      <w:r>
+        <w:rPr>
+          <w:rFonts w:ascii="Times New Roman" w:hAnsi="Times New Roman" w:cs="Times New Roman" w:eastAsia="Times New Roman"/>
+          <w:b w:val="0"/>
+          <w:i/>
+          <w:color w:val="6B6B6B"/>
+          <w:sz w:val="18"/>
+        </w:rPr>
+        <w:t xml:space="preserve">   ·   12:35</w:t>
+      </w:r>
+    </w:p>
+    <w:p>
+      <w:pPr>
+        <w:spacing w:after="160" w:line="276" w:lineRule="auto"/>
+        <w:ind w:firstLine="425"/>
+        <w:jc w:val="both"/>
+        <w:pBdr>
+          <w:left w:val="single" w:sz="12" w:space="8" w:color="C00000"/>
+        </w:pBdr>
+      </w:pPr>
+      <w:r>
+        <w:rPr>
+          <w:rFonts w:ascii="Times New Roman" w:hAnsi="Times New Roman" w:cs="Times New Roman" w:eastAsia="Times New Roman"/>
+          <w:b w:val="0"/>
+          <w:i w:val="0"/>
+          <w:color w:val="C00000"/>
+          <w:sz w:val="24"/>
+        </w:rPr>
+        <w:t>Вот WARP этот, ну Portal WG — вот он работает вообще замечательно, голосовые улетают на раз.</w:t>
+      </w:r>
+    </w:p>
+    <w:p>
+      <w:pPr>
+        <w:spacing w:before="200" w:after="40"/>
+        <w:ind w:firstLine="0"/>
+      </w:pPr>
+      <w:r>
+        <w:rPr>
+          <w:rFonts w:ascii="Times New Roman" w:hAnsi="Times New Roman" w:cs="Times New Roman" w:eastAsia="Times New Roman"/>
+          <w:b/>
+          <w:i w:val="0"/>
+          <w:color w:val="C00000"/>
+          <w:sz w:val="24"/>
+        </w:rPr>
+        <w:t>Kir</w:t>
+      </w:r>
+      <w:r>
+        <w:rPr>
+          <w:rFonts w:ascii="Times New Roman" w:hAnsi="Times New Roman" w:cs="Times New Roman" w:eastAsia="Times New Roman"/>
+          <w:b w:val="0"/>
+          <w:i/>
+          <w:color w:val="6B6B6B"/>
+          <w:sz w:val="18"/>
+        </w:rPr>
+        <w:t xml:space="preserve">   ·   12:35</w:t>
+      </w:r>
+    </w:p>
+    <w:p>
+      <w:pPr>
+        <w:spacing w:after="160" w:line="276" w:lineRule="auto"/>
+        <w:ind w:firstLine="425"/>
+        <w:jc w:val="both"/>
+        <w:pBdr>
+          <w:left w:val="single" w:sz="12" w:space="8" w:color="C00000"/>
+        </w:pBdr>
+      </w:pPr>
+      <w:r>
+        <w:rPr>
+          <w:rFonts w:ascii="Times New Roman" w:hAnsi="Times New Roman" w:eastAsia="Times New Roman"/>
+          <w:color w:val="C00000"/>
+          <w:sz w:val="24"/>
+        </w:rPr>
+        <w:t>Который на Cloudflare работает, но вообще я им постоянно везде пользуюсь.</w:t>
       </w:r>
     </w:p>
     <w:p>
@@ -805,7 +1327,7 @@
           <w:color w:val="2E5A3C"/>
           <w:sz w:val="26"/>
         </w:rPr>
-        <w:t>3 апреля 2026</w:t>
+        <w:t>4 апреля 2026</w:t>
       </w:r>
     </w:p>
     <w:p>
@@ -831,7 +1353,7 @@
           <w:color w:val="6B6B6B"/>
           <w:sz w:val="18"/>
         </w:rPr>
-        <w:t xml:space="preserve">   ·   07:47</w:t>
+        <w:t xml:space="preserve">   ·   13:00</w:t>
       </w:r>
     </w:p>
     <w:p>
@@ -845,13 +1367,11 @@
       </w:pPr>
       <w:r>
         <w:rPr>
-          <w:rFonts w:ascii="Times New Roman" w:hAnsi="Times New Roman" w:cs="Times New Roman" w:eastAsia="Times New Roman"/>
-          <w:b w:val="0"/>
-          <w:i w:val="0"/>
+          <w:rFonts w:ascii="Times New Roman" w:hAnsi="Times New Roman" w:eastAsia="Times New Roman"/>
           <w:color w:val="1F4E79"/>
           <w:sz w:val="24"/>
         </w:rPr>
-        <w:t>Я удаляю ютюб.</w:t>
+        <w:t>А прикол в том, что они не именно сейчас нужны, потому, что мне нужно сейчас написать… Ну, не написать даже, правильно ли будет сказать? Ну, я даже не знаю, как правильно сказать. Короче, мне нужно сделать заставку к мультику. Мне нужно придумать музыкальную композицию по длительности примерно одну минуту, которая будет звучать в начале серии моего мульта и в конце серии моего мульта. И для нее, естественно, нужен какой-то бас. Вот у меня теперь даже выбор есть. Я в шоке.</w:t>
       </w:r>
     </w:p>
     <w:p>
@@ -877,7 +1397,7 @@
           <w:color w:val="6B6B6B"/>
           <w:sz w:val="18"/>
         </w:rPr>
-        <w:t xml:space="preserve">   ·   08:44</w:t>
+        <w:t xml:space="preserve">   ·   13:23</w:t>
       </w:r>
     </w:p>
     <w:p>
@@ -891,13 +1411,11 @@
       </w:pPr>
       <w:r>
         <w:rPr>
-          <w:rFonts w:ascii="Times New Roman" w:hAnsi="Times New Roman" w:cs="Times New Roman" w:eastAsia="Times New Roman"/>
-          <w:b w:val="0"/>
-          <w:i w:val="0"/>
+          <w:rFonts w:ascii="Times New Roman" w:hAnsi="Times New Roman" w:eastAsia="Times New Roman"/>
           <w:color w:val="C00000"/>
           <w:sz w:val="24"/>
         </w:rPr>
-        <w:t>Интересная обезьянка.</w:t>
+        <w:t>Алексей, я тебе скажу одну неприятную вещь. Я. Вот работал полгода над программой, и в итоге Дуров подложил, падла, свинью. Я больше никак его назвать не могу, именно. Вот так. Подложил свинью: ну как-бы вроде казалось бы, о безопасности заботится из-за-за всяких тварей, которые неправомерно используют API-ключи, которые он даёт. Короче, усложнил. Проблемы с авторизацией теперь стали. Я работал, работал, уже всё наладил. У меня уже по QR-коду вход работал — и тут на тебе: он берёт и усиливает защиту, и я теперь даже авторизоваться не могу.</w:t>
       </w:r>
     </w:p>
     <w:p>
@@ -923,7 +1441,7 @@
           <w:color w:val="6B6B6B"/>
           <w:sz w:val="18"/>
         </w:rPr>
-        <w:t xml:space="preserve">   ·   12:07</w:t>
+        <w:t xml:space="preserve">   ·   13:28</w:t>
       </w:r>
     </w:p>
     <w:p>
@@ -937,13 +1455,55 @@
       </w:pPr>
       <w:r>
         <w:rPr>
-          <w:rFonts w:ascii="Times New Roman" w:hAnsi="Times New Roman" w:cs="Times New Roman" w:eastAsia="Times New Roman"/>
-          <w:b w:val="0"/>
+          <w:rFonts w:ascii="Times New Roman" w:hAnsi="Times New Roman" w:eastAsia="Times New Roman"/>
+          <w:color w:val="C00000"/>
+          <w:sz w:val="24"/>
+        </w:rPr>
+        <w:t>Мне надо компилировать программу, а это долгий процесс. Потом кому-то отправлять, просить авторизоваться, чтобы начисто было. Другая машина, другой IP-адрес, другой телефон. И. Вот так вот, короче, это всё сложно.</w:t>
+      </w:r>
+    </w:p>
+    <w:p>
+      <w:pPr>
+        <w:spacing w:before="200" w:after="40"/>
+        <w:ind w:firstLine="0"/>
+      </w:pPr>
+      <w:r>
+        <w:rPr>
+          <w:rFonts w:ascii="Times New Roman" w:hAnsi="Times New Roman" w:cs="Times New Roman" w:eastAsia="Times New Roman"/>
+          <w:b/>
           <w:i w:val="0"/>
           <w:color w:val="C00000"/>
           <w:sz w:val="24"/>
         </w:rPr>
-        <w:t>Да вот это называется «повылазило»: с появлением интернета и соцсетей и все кому не лень начали повылазить на поверхность — 5 видосиков посмотрел на YouTube и давай: он уже психолог, он уже там звукорежиссёр. Сейчас я вам расскажу, как надо сводить, как правильно компрессор настраивать, опыт 30-летний звукачей. Которые на студии проработали, вообще до задницы. Вот я знаю: посмотрел YouTubeчика — я тут уже накрутил, навертел там плагинов и сидит довольный: я знаю как, смотрите какой крутой звук. Вот как говорится: раньше знали, что ты дебил, только твои родственники и соседи, а теперь весь мир знает.</w:t>
+        <w:t>Kir</w:t>
+      </w:r>
+      <w:r>
+        <w:rPr>
+          <w:rFonts w:ascii="Times New Roman" w:hAnsi="Times New Roman" w:cs="Times New Roman" w:eastAsia="Times New Roman"/>
+          <w:b w:val="0"/>
+          <w:i/>
+          <w:color w:val="6B6B6B"/>
+          <w:sz w:val="18"/>
+        </w:rPr>
+        <w:t xml:space="preserve">   ·   13:29</w:t>
+      </w:r>
+    </w:p>
+    <w:p>
+      <w:pPr>
+        <w:spacing w:after="160" w:line="276" w:lineRule="auto"/>
+        <w:ind w:firstLine="425"/>
+        <w:jc w:val="both"/>
+        <w:pBdr>
+          <w:left w:val="single" w:sz="12" w:space="8" w:color="C00000"/>
+        </w:pBdr>
+      </w:pPr>
+      <w:r>
+        <w:rPr>
+          <w:rFonts w:ascii="Times New Roman" w:hAnsi="Times New Roman" w:eastAsia="Times New Roman"/>
+          <w:color w:val="C00000"/>
+          <w:sz w:val="24"/>
+        </w:rPr>
+        <w:t>И в итоге получается: работал я, работал над безлимитным облаком. Уже всё практически подошло к финишу, даже выпустил предрелизную версию, которая работает, люди стали авторизоваться. Стали уже пользоваться этим облаком, но не доработано, там ещё надо доделать, в целом работает — и тут одна жопа от Роскомнадзора, которые блокируют Telegram, падлы, и следом Дуров. Причём ладно, не заблокировали, но по VPN всё работало, я дальше продолжил разработку, и у меня всё работало. Я авторизовался, такой радовался, что у меня. Вот это работает, эта функция начала работать — всё круто — и тут этот включается. Короче, в итоге с двух сторон. Короче две жопы и полгода работы — ну это капец.</w:t>
       </w:r>
     </w:p>
     <w:p>
@@ -969,7 +1529,7 @@
           <w:color w:val="6B6B6B"/>
           <w:sz w:val="18"/>
         </w:rPr>
-        <w:t xml:space="preserve">   ·   12:12</w:t>
+        <w:t xml:space="preserve">   ·   13:36</w:t>
       </w:r>
     </w:p>
     <w:p>
@@ -989,7 +1549,7 @@
           <w:color w:val="1F4E79"/>
           <w:sz w:val="24"/>
         </w:rPr>
-        <w:t>Нормально, лицом в тапки. Мощно, конечно. Такого я тоже никогда не видела.</w:t>
+        <w:t>Ну, я имею в виду, там нельзя как-то сделать авторизацию через что-то другое, не знаю, не через приложение Telegram, еще там каким-то способом. Я правда в этом вообще ничего не понимаю.</w:t>
       </w:r>
     </w:p>
     <w:p>
@@ -1015,7 +1575,7 @@
           <w:color w:val="6B6B6B"/>
           <w:sz w:val="18"/>
         </w:rPr>
-        <w:t xml:space="preserve">   ·   12:20</w:t>
+        <w:t xml:space="preserve">   ·   13:44</w:t>
       </w:r>
     </w:p>
     <w:p>
@@ -1035,7 +1595,7 @@
           <w:color w:val="1F4E79"/>
           <w:sz w:val="24"/>
         </w:rPr>
-        <w:t>Попытка сфоткать мой новый прикид.</w:t>
+        <w:t>И я не очень поняла, типа, авторизоваться теперь не можешь только ты или вообще все пользователи?</w:t>
       </w:r>
     </w:p>
     <w:p>
@@ -1061,7 +1621,7 @@
           <w:color w:val="6B6B6B"/>
           <w:sz w:val="18"/>
         </w:rPr>
-        <w:t xml:space="preserve">   ·   12:27</w:t>
+        <w:t xml:space="preserve">   ·   19:10</w:t>
       </w:r>
     </w:p>
     <w:p>
@@ -1081,7 +1641,7 @@
           <w:color w:val="C00000"/>
           <w:sz w:val="24"/>
         </w:rPr>
-        <w:t>Прикольно, я сначала подумал, что это вообще фотка чего-то, мотоцикла какого-то, и только когда присматриваешься, понимаешь, что это одежда. Очень натурально.</w:t>
+        <w:t>Может созвон.</w:t>
       </w:r>
     </w:p>
     <w:p>
@@ -1107,7 +1667,7 @@
           <w:color w:val="6B6B6B"/>
           <w:sz w:val="18"/>
         </w:rPr>
-        <w:t xml:space="preserve">   ·   12:29</w:t>
+        <w:t xml:space="preserve">   ·   19:13</w:t>
       </w:r>
     </w:p>
     <w:p>
@@ -1127,7 +1687,7 @@
           <w:color w:val="1F4E79"/>
           <w:sz w:val="24"/>
         </w:rPr>
-        <w:t>да, это моя футболка новая.</w:t>
+        <w:t>Смотри, короче, я созвониться… Минутку. Я созвониться могу. Но у меня очень много работы за компом, и поэтому… Если тебя не смущает то, что я буду параллельно работать за компом, давай созвонимся. Если смущает, тогда никак.</w:t>
       </w:r>
     </w:p>
     <w:p>
@@ -1153,7 +1713,7 @@
           <w:color w:val="6B6B6B"/>
           <w:sz w:val="18"/>
         </w:rPr>
-        <w:t xml:space="preserve">   ·   12:32</w:t>
+        <w:t xml:space="preserve">   ·   19:13</w:t>
       </w:r>
     </w:p>
     <w:p>
@@ -1167,13 +1727,101 @@
       </w:pPr>
       <w:r>
         <w:rPr>
+          <w:rFonts w:ascii="Times New Roman" w:hAnsi="Times New Roman" w:eastAsia="Times New Roman"/>
+          <w:color w:val="C00000"/>
+          <w:sz w:val="24"/>
+        </w:rPr>
+        <w:t>А я параллельно готовлю. Вот сейчас буду капусту тушить. Если тебя не смущает. Такая же фигня.</w:t>
+      </w:r>
+    </w:p>
+    <w:p>
+      <w:pPr>
+        <w:spacing w:before="200" w:after="40"/>
+        <w:ind w:firstLine="0"/>
+      </w:pPr>
+      <w:r>
+        <w:rPr>
+          <w:rFonts w:ascii="Times New Roman" w:hAnsi="Times New Roman" w:cs="Times New Roman" w:eastAsia="Times New Roman"/>
+          <w:b/>
+          <w:i w:val="0"/>
+          <w:color w:val="1F4E79"/>
+          <w:sz w:val="24"/>
+        </w:rPr>
+        <w:t>Анфи</w:t>
+      </w:r>
+      <w:r>
+        <w:rPr>
+          <w:rFonts w:ascii="Times New Roman" w:hAnsi="Times New Roman" w:cs="Times New Roman" w:eastAsia="Times New Roman"/>
+          <w:b w:val="0"/>
+          <w:i/>
+          <w:color w:val="6B6B6B"/>
+          <w:sz w:val="18"/>
+        </w:rPr>
+        <w:t xml:space="preserve">   ·   19:16</w:t>
+      </w:r>
+    </w:p>
+    <w:p>
+      <w:pPr>
+        <w:spacing w:after="160" w:line="276" w:lineRule="auto"/>
+        <w:ind w:firstLine="425"/>
+        <w:jc w:val="both"/>
+        <w:pBdr>
+          <w:left w:val="single" w:sz="12" w:space="8" w:color="1F4E79"/>
+        </w:pBdr>
+      </w:pPr>
+      <w:r>
+        <w:rPr>
           <w:rFonts w:ascii="Times New Roman" w:hAnsi="Times New Roman" w:cs="Times New Roman" w:eastAsia="Times New Roman"/>
           <w:b w:val="0"/>
           <w:i w:val="0"/>
-          <w:color w:val="C00000"/>
+          <w:color w:val="1F4E79"/>
           <w:sz w:val="24"/>
         </w:rPr>
-        <w:t>Что-то с трудом отправляются голосовые: буксуют и загружаются. Так же и помогает вот этот в принципе VPN, как он называется — Portal Connect. Что-то барахлит. Это плохо на самом деле, плохие тенденции.</w:t>
+        <w:t>Ладно, давай тогда через 5 минут созвонимся. Мне надо срочно ответить на сообщение.</w:t>
+      </w:r>
+    </w:p>
+    <w:p>
+      <w:pPr>
+        <w:spacing w:before="200" w:after="40"/>
+        <w:ind w:firstLine="0"/>
+      </w:pPr>
+      <w:r>
+        <w:rPr>
+          <w:rFonts w:ascii="Times New Roman" w:hAnsi="Times New Roman" w:cs="Times New Roman" w:eastAsia="Times New Roman"/>
+          <w:b/>
+          <w:i w:val="0"/>
+          <w:color w:val="1F4E79"/>
+          <w:sz w:val="24"/>
+        </w:rPr>
+        <w:t>Анфи</w:t>
+      </w:r>
+      <w:r>
+        <w:rPr>
+          <w:rFonts w:ascii="Times New Roman" w:hAnsi="Times New Roman" w:cs="Times New Roman" w:eastAsia="Times New Roman"/>
+          <w:b w:val="0"/>
+          <w:i/>
+          <w:color w:val="6B6B6B"/>
+          <w:sz w:val="18"/>
+        </w:rPr>
+        <w:t xml:space="preserve">   ·   19:17</w:t>
+      </w:r>
+    </w:p>
+    <w:p>
+      <w:pPr>
+        <w:spacing w:after="160" w:line="276" w:lineRule="auto"/>
+        <w:ind w:firstLine="425"/>
+        <w:jc w:val="both"/>
+        <w:pBdr>
+          <w:left w:val="single" w:sz="12" w:space="8" w:color="1F4E79"/>
+        </w:pBdr>
+      </w:pPr>
+      <w:r>
+        <w:rPr>
+          <w:rFonts w:ascii="Times New Roman" w:hAnsi="Times New Roman" w:eastAsia="Times New Roman"/>
+          <w:color w:val="1F4E79"/>
+          <w:sz w:val="24"/>
+        </w:rPr>
+        <w:t>Всё, я в принципе ответила, могу сейчас позвонить.</w:t>
       </w:r>
     </w:p>
     <w:p>
@@ -1199,7 +1847,7 @@
           <w:color w:val="6B6B6B"/>
           <w:sz w:val="18"/>
         </w:rPr>
-        <w:t xml:space="preserve">   ·   12:32</w:t>
+        <w:t xml:space="preserve">   ·   19:18</w:t>
       </w:r>
     </w:p>
     <w:p>
@@ -1213,13 +1861,11 @@
       </w:pPr>
       <w:r>
         <w:rPr>
-          <w:rFonts w:ascii="Times New Roman" w:hAnsi="Times New Roman" w:cs="Times New Roman" w:eastAsia="Times New Roman"/>
-          <w:b w:val="0"/>
-          <w:i w:val="0"/>
+          <w:rFonts w:ascii="Times New Roman" w:hAnsi="Times New Roman" w:eastAsia="Times New Roman"/>
           <w:color w:val="C00000"/>
           <w:sz w:val="24"/>
         </w:rPr>
-        <w:t>Пробую без VPN отправить.</w:t>
+        <w:t>О, начинаются. Вот эти Роскомнадзоровские. Сейчас я переключу VPN или что-нибудь включу, там Proxy какой-то.</w:t>
       </w:r>
     </w:p>
     <w:p>
@@ -1245,7 +1891,7 @@
           <w:color w:val="6B6B6B"/>
           <w:sz w:val="18"/>
         </w:rPr>
-        <w:t xml:space="preserve">   ·   12:32</w:t>
+        <w:t xml:space="preserve">   ·   19:21</w:t>
       </w:r>
     </w:p>
     <w:p>
@@ -1265,7 +1911,53 @@
           <w:color w:val="1F4E79"/>
           <w:sz w:val="24"/>
         </w:rPr>
-        <w:t>не знаю, у меня все нормально, и заправка, и загрузка, и если что, давай на текст перейдем.</w:t>
+        <w:t>Сейчас переподключу, там тоже не VPN.</w:t>
+      </w:r>
+    </w:p>
+    <w:p>
+      <w:pPr>
+        <w:spacing w:before="200" w:after="40"/>
+        <w:ind w:firstLine="0"/>
+      </w:pPr>
+      <w:r>
+        <w:rPr>
+          <w:rFonts w:ascii="Times New Roman" w:hAnsi="Times New Roman" w:cs="Times New Roman" w:eastAsia="Times New Roman"/>
+          <w:b/>
+          <w:i w:val="0"/>
+          <w:color w:val="1F4E79"/>
+          <w:sz w:val="24"/>
+        </w:rPr>
+        <w:t>Анфи</w:t>
+      </w:r>
+      <w:r>
+        <w:rPr>
+          <w:rFonts w:ascii="Times New Roman" w:hAnsi="Times New Roman" w:cs="Times New Roman" w:eastAsia="Times New Roman"/>
+          <w:b w:val="0"/>
+          <w:i/>
+          <w:color w:val="6B6B6B"/>
+          <w:sz w:val="18"/>
+        </w:rPr>
+        <w:t xml:space="preserve">   ·   19:22</w:t>
+      </w:r>
+    </w:p>
+    <w:p>
+      <w:pPr>
+        <w:spacing w:after="160" w:line="276" w:lineRule="auto"/>
+        <w:ind w:firstLine="425"/>
+        <w:jc w:val="both"/>
+        <w:pBdr>
+          <w:left w:val="single" w:sz="12" w:space="8" w:color="1F4E79"/>
+        </w:pBdr>
+      </w:pPr>
+      <w:r>
+        <w:rPr>
+          <w:rFonts w:ascii="Times New Roman" w:hAnsi="Times New Roman" w:cs="Times New Roman" w:eastAsia="Times New Roman"/>
+          <w:b w:val="0"/>
+          <w:i w:val="0"/>
+          <w:color w:val="1F4E79"/>
+          <w:sz w:val="24"/>
+        </w:rPr>
+        <w:t>Как видишь, не помогло переподключение.</w:t>
       </w:r>
     </w:p>
     <w:p>
@@ -1291,7 +1983,7 @@
           <w:color w:val="6B6B6B"/>
           <w:sz w:val="18"/>
         </w:rPr>
-        <w:t xml:space="preserve">   ·   12:33</w:t>
+        <w:t xml:space="preserve">   ·   19:23</w:t>
       </w:r>
     </w:p>
     <w:p>
@@ -1311,7 +2003,99 @@
           <w:color w:val="C00000"/>
           <w:sz w:val="24"/>
         </w:rPr>
-        <w:t>Вот, вообще без VPN — и кстати работает идеально без VPN. Вообще, видимо, наш регион пока временно отключили от блокировки, чтобы не нагружать систему, а потом типа разберёмся с большой землёй, а потом с вами?</w:t>
+        <w:t>А Proxy включен у тебя?</w:t>
+      </w:r>
+    </w:p>
+    <w:p>
+      <w:pPr>
+        <w:spacing w:before="200" w:after="40"/>
+        <w:ind w:firstLine="0"/>
+      </w:pPr>
+      <w:r>
+        <w:rPr>
+          <w:rFonts w:ascii="Times New Roman" w:hAnsi="Times New Roman" w:cs="Times New Roman" w:eastAsia="Times New Roman"/>
+          <w:b/>
+          <w:i w:val="0"/>
+          <w:color w:val="1F4E79"/>
+          <w:sz w:val="24"/>
+        </w:rPr>
+        <w:t>Анфи</w:t>
+      </w:r>
+      <w:r>
+        <w:rPr>
+          <w:rFonts w:ascii="Times New Roman" w:hAnsi="Times New Roman" w:cs="Times New Roman" w:eastAsia="Times New Roman"/>
+          <w:b w:val="0"/>
+          <w:i/>
+          <w:color w:val="6B6B6B"/>
+          <w:sz w:val="18"/>
+        </w:rPr>
+        <w:t xml:space="preserve">   ·   19:24</w:t>
+      </w:r>
+    </w:p>
+    <w:p>
+      <w:pPr>
+        <w:spacing w:after="160" w:line="276" w:lineRule="auto"/>
+        <w:ind w:firstLine="425"/>
+        <w:jc w:val="both"/>
+        <w:pBdr>
+          <w:left w:val="single" w:sz="12" w:space="8" w:color="1F4E79"/>
+        </w:pBdr>
+      </w:pPr>
+      <w:r>
+        <w:rPr>
+          <w:rFonts w:ascii="Times New Roman" w:hAnsi="Times New Roman" w:cs="Times New Roman" w:eastAsia="Times New Roman"/>
+          <w:b w:val="0"/>
+          <w:i w:val="0"/>
+          <w:color w:val="1F4E79"/>
+          <w:sz w:val="24"/>
+        </w:rPr>
+        <w:t>Не, только этот, ну, как сказать, прокси, это хрень. И всё.</w:t>
+      </w:r>
+    </w:p>
+    <w:p>
+      <w:pPr>
+        <w:spacing w:before="200" w:after="40"/>
+        <w:ind w:firstLine="0"/>
+      </w:pPr>
+      <w:r>
+        <w:rPr>
+          <w:rFonts w:ascii="Times New Roman" w:hAnsi="Times New Roman" w:cs="Times New Roman" w:eastAsia="Times New Roman"/>
+          <w:b/>
+          <w:i w:val="0"/>
+          <w:color w:val="1F4E79"/>
+          <w:sz w:val="24"/>
+        </w:rPr>
+        <w:t>Анфи</w:t>
+      </w:r>
+      <w:r>
+        <w:rPr>
+          <w:rFonts w:ascii="Times New Roman" w:hAnsi="Times New Roman" w:cs="Times New Roman" w:eastAsia="Times New Roman"/>
+          <w:b w:val="0"/>
+          <w:i/>
+          <w:color w:val="6B6B6B"/>
+          <w:sz w:val="18"/>
+        </w:rPr>
+        <w:t xml:space="preserve">   ·   19:24</w:t>
+      </w:r>
+    </w:p>
+    <w:p>
+      <w:pPr>
+        <w:spacing w:after="160" w:line="276" w:lineRule="auto"/>
+        <w:ind w:firstLine="425"/>
+        <w:jc w:val="both"/>
+        <w:pBdr>
+          <w:left w:val="single" w:sz="12" w:space="8" w:color="1F4E79"/>
+        </w:pBdr>
+      </w:pPr>
+      <w:r>
+        <w:rPr>
+          <w:rFonts w:ascii="Times New Roman" w:hAnsi="Times New Roman" w:cs="Times New Roman" w:eastAsia="Times New Roman"/>
+          <w:b w:val="0"/>
+          <w:i w:val="0"/>
+          <w:color w:val="1F4E79"/>
+          <w:sz w:val="24"/>
+        </w:rPr>
+        <w:t>Я, если прокси включаю, у меня вообще ничего не работает.</w:t>
       </w:r>
     </w:p>
     <w:p>
@@ -1337,7 +2121,7 @@
           <w:color w:val="6B6B6B"/>
           <w:sz w:val="18"/>
         </w:rPr>
-        <w:t xml:space="preserve">   ·   12:34</w:t>
+        <w:t xml:space="preserve">   ·   19:24</w:t>
       </w:r>
     </w:p>
     <w:p>
@@ -1357,7 +2141,51 @@
           <w:color w:val="C00000"/>
           <w:sz w:val="24"/>
         </w:rPr>
-        <w:t>А нет, все же голосовые буксуют без VPN, но в принципе сам Telegram без VPN работает, что касается текста, запросто работает.</w:t>
+        <w:t>А messenger Element есть у тебя?</w:t>
+      </w:r>
+    </w:p>
+    <w:p>
+      <w:pPr>
+        <w:spacing w:before="200" w:after="40"/>
+        <w:ind w:firstLine="0"/>
+      </w:pPr>
+      <w:r>
+        <w:rPr>
+          <w:rFonts w:ascii="Times New Roman" w:hAnsi="Times New Roman" w:cs="Times New Roman" w:eastAsia="Times New Roman"/>
+          <w:b/>
+          <w:i w:val="0"/>
+          <w:color w:val="1F4E79"/>
+          <w:sz w:val="24"/>
+        </w:rPr>
+        <w:t>Анфи</w:t>
+      </w:r>
+      <w:r>
+        <w:rPr>
+          <w:rFonts w:ascii="Times New Roman" w:hAnsi="Times New Roman" w:cs="Times New Roman" w:eastAsia="Times New Roman"/>
+          <w:b w:val="0"/>
+          <w:i/>
+          <w:color w:val="6B6B6B"/>
+          <w:sz w:val="18"/>
+        </w:rPr>
+        <w:t xml:space="preserve">   ·   19:25</w:t>
+      </w:r>
+    </w:p>
+    <w:p>
+      <w:pPr>
+        <w:spacing w:after="160" w:line="276" w:lineRule="auto"/>
+        <w:ind w:firstLine="425"/>
+        <w:jc w:val="both"/>
+        <w:pBdr>
+          <w:left w:val="single" w:sz="12" w:space="8" w:color="1F4E79"/>
+        </w:pBdr>
+      </w:pPr>
+      <w:r>
+        <w:rPr>
+          <w:rFonts w:ascii="Times New Roman" w:hAnsi="Times New Roman" w:eastAsia="Times New Roman"/>
+          <w:color w:val="1F4E79"/>
+          <w:sz w:val="24"/>
+        </w:rPr>
+        <w:t>Ну, как-бы, формально есть, но я проверку на бота не смогла пройти, так что, можно считать, что у меня его нет. Потому, что я бот, на самом деле. Мы просто об этом не знали.</w:t>
       </w:r>
     </w:p>
     <w:p>
@@ -1383,7 +2211,7 @@
           <w:color w:val="6B6B6B"/>
           <w:sz w:val="18"/>
         </w:rPr>
-        <w:t xml:space="preserve">   ·   12:34</w:t>
+        <w:t xml:space="preserve">   ·   19:26</w:t>
       </w:r>
     </w:p>
     <w:p>
@@ -1403,7 +2231,117 @@
           <w:color w:val="C00000"/>
           <w:sz w:val="24"/>
         </w:rPr>
-        <w:t>И перестал работать мой оплаченный на год VPN: недавно был оплачен до следующего года — перестал, не подключается. Неужели его тоже блоканули? Это какой-то капец: они IP ловят. Ещё может выдаёшь, когда заходишь куда-то в банк: они — опа, новый IP-адресок — блокируем.</w:t>
+        <w:t>Жуть, ну кто-то помог бы там, это, пройти все эти верификации, но остаётся: можно через Макса созвониться, ну через ВК.</w:t>
+      </w:r>
+    </w:p>
+    <w:p>
+      <w:pPr>
+        <w:spacing w:before="200" w:after="40"/>
+        <w:ind w:firstLine="0"/>
+      </w:pPr>
+      <w:r>
+        <w:rPr>
+          <w:rFonts w:ascii="Times New Roman" w:hAnsi="Times New Roman" w:cs="Times New Roman" w:eastAsia="Times New Roman"/>
+          <w:b/>
+          <w:i w:val="0"/>
+          <w:color w:val="1F4E79"/>
+          <w:sz w:val="24"/>
+        </w:rPr>
+        <w:t>Анфи</w:t>
+      </w:r>
+      <w:r>
+        <w:rPr>
+          <w:rFonts w:ascii="Times New Roman" w:hAnsi="Times New Roman" w:cs="Times New Roman" w:eastAsia="Times New Roman"/>
+          <w:b w:val="0"/>
+          <w:i/>
+          <w:color w:val="6B6B6B"/>
+          <w:sz w:val="18"/>
+        </w:rPr>
+        <w:t xml:space="preserve">   ·   19:26</w:t>
+      </w:r>
+    </w:p>
+    <w:p>
+      <w:pPr>
+        <w:spacing w:after="160" w:line="276" w:lineRule="auto"/>
+        <w:ind w:firstLine="425"/>
+        <w:jc w:val="both"/>
+        <w:pBdr>
+          <w:left w:val="single" w:sz="12" w:space="8" w:color="1F4E79"/>
+        </w:pBdr>
+      </w:pPr>
+      <w:r>
+        <w:rPr>
+          <w:rFonts w:ascii="Times New Roman" w:hAnsi="Times New Roman" w:cs="Times New Roman" w:eastAsia="Times New Roman"/>
+          <w:b w:val="0"/>
+          <w:i w:val="0"/>
+          <w:color w:val="1F4E79"/>
+          <w:sz w:val="24"/>
+        </w:rPr>
+        <w:t>О, кстати, да, давай. Я слышала, что VK типа качество звука хорошее. Вот давай посмотрим.</w:t>
+      </w:r>
+    </w:p>
+    <w:p>
+      <w:pPr>
+        <w:spacing w:before="200" w:after="40"/>
+        <w:ind w:firstLine="0"/>
+      </w:pPr>
+      <w:r>
+        <w:rPr>
+          <w:rFonts w:ascii="Times New Roman" w:hAnsi="Times New Roman" w:cs="Times New Roman" w:eastAsia="Times New Roman"/>
+          <w:b/>
+          <w:i w:val="0"/>
+          <w:color w:val="1F4E79"/>
+          <w:sz w:val="24"/>
+        </w:rPr>
+        <w:t>Анфи</w:t>
+      </w:r>
+      <w:r>
+        <w:rPr>
+          <w:rFonts w:ascii="Times New Roman" w:hAnsi="Times New Roman" w:cs="Times New Roman" w:eastAsia="Times New Roman"/>
+          <w:b w:val="0"/>
+          <w:i/>
+          <w:color w:val="6B6B6B"/>
+          <w:sz w:val="18"/>
+        </w:rPr>
+        <w:t xml:space="preserve">   ·   19:31</w:t>
+      </w:r>
+    </w:p>
+    <w:p>
+      <w:pPr>
+        <w:spacing w:after="160" w:line="276" w:lineRule="auto"/>
+        <w:ind w:firstLine="425"/>
+        <w:jc w:val="both"/>
+        <w:pBdr>
+          <w:left w:val="single" w:sz="12" w:space="8" w:color="1F4E79"/>
+        </w:pBdr>
+      </w:pPr>
+      <w:r>
+        <w:rPr>
+          <w:rFonts w:ascii="Times New Roman" w:hAnsi="Times New Roman" w:eastAsia="Times New Roman"/>
+          <w:color w:val="1F4E79"/>
+          <w:sz w:val="24"/>
+        </w:rPr>
+        <w:t>Я тебе только, что в ВК попыталась позвонить.</w:t>
+      </w:r>
+    </w:p>
+    <w:p>
+      <w:pPr>
+        <w:spacing w:before="360" w:after="160"/>
+        <w:ind w:firstLine="0"/>
+        <w:jc w:val="left"/>
+        <w:pBdr>
+          <w:bottom w:val="single" w:sz="8" w:space="6" w:color="2E5A3C"/>
+        </w:pBdr>
+      </w:pPr>
+      <w:r>
+        <w:rPr>
+          <w:rFonts w:ascii="Times New Roman" w:hAnsi="Times New Roman" w:cs="Times New Roman" w:eastAsia="Times New Roman"/>
+          <w:b/>
+          <w:i w:val="0"/>
+          <w:color w:val="2E5A3C"/>
+          <w:sz w:val="26"/>
+        </w:rPr>
+        <w:t>5 апреля 2026</w:t>
       </w:r>
     </w:p>
     <w:p>
@@ -1429,7 +2367,7 @@
           <w:color w:val="6B6B6B"/>
           <w:sz w:val="18"/>
         </w:rPr>
-        <w:t xml:space="preserve">   ·   12:35</w:t>
+        <w:t xml:space="preserve">   ·   00:22</w:t>
       </w:r>
     </w:p>
     <w:p>
@@ -1449,7 +2387,7 @@
           <w:color w:val="C00000"/>
           <w:sz w:val="24"/>
         </w:rPr>
-        <w:t>Вот WARP этот, ну Portal WG — вот он работает вообще замечательно, голосовые улетают на раз.</w:t>
+        <w:t>Тут по-моему и голосовые получше.</w:t>
       </w:r>
     </w:p>
     <w:p>
@@ -1475,7 +2413,7 @@
           <w:color w:val="6B6B6B"/>
           <w:sz w:val="18"/>
         </w:rPr>
-        <w:t xml:space="preserve">   ·   12:35</w:t>
+        <w:t xml:space="preserve">   ·   19:06</w:t>
       </w:r>
     </w:p>
     <w:p>
@@ -1495,7 +2433,51 @@
           <w:color w:val="C00000"/>
           <w:sz w:val="24"/>
         </w:rPr>
-        <w:t>который на Cloudflare работает, но вообще я им постоянно везде пользуюсь.</w:t>
+        <w:t>Коротко и по делу: Между мирами — занято, не подходит Не жди спасения — можно, но звучит как клише Гонка на выживание — заезжено, не подходит Параллель — занято и слишком общее Дорога в новое — свободно, но слабое название 👉 Итог: ни одно не выглядит сильным и уникальным. Если хочешь — давай сделаем реально оригинальные варианты.</w:t>
+      </w:r>
+    </w:p>
+    <w:p>
+      <w:pPr>
+        <w:spacing w:before="200" w:after="40"/>
+        <w:ind w:firstLine="0"/>
+      </w:pPr>
+      <w:r>
+        <w:rPr>
+          <w:rFonts w:ascii="Times New Roman" w:hAnsi="Times New Roman" w:cs="Times New Roman" w:eastAsia="Times New Roman"/>
+          <w:b/>
+          <w:i w:val="0"/>
+          <w:color w:val="C00000"/>
+          <w:sz w:val="24"/>
+        </w:rPr>
+        <w:t>Kir</w:t>
+      </w:r>
+      <w:r>
+        <w:rPr>
+          <w:rFonts w:ascii="Times New Roman" w:hAnsi="Times New Roman" w:cs="Times New Roman" w:eastAsia="Times New Roman"/>
+          <w:b w:val="0"/>
+          <w:i/>
+          <w:color w:val="6B6B6B"/>
+          <w:sz w:val="18"/>
+        </w:rPr>
+        <w:t xml:space="preserve">   ·   19:06</w:t>
+      </w:r>
+    </w:p>
+    <w:p>
+      <w:pPr>
+        <w:spacing w:after="160" w:line="276" w:lineRule="auto"/>
+        <w:ind w:firstLine="425"/>
+        <w:jc w:val="both"/>
+        <w:pBdr>
+          <w:left w:val="single" w:sz="12" w:space="8" w:color="C00000"/>
+        </w:pBdr>
+      </w:pPr>
+      <w:r>
+        <w:rPr>
+          <w:rFonts w:ascii="Times New Roman" w:hAnsi="Times New Roman" w:eastAsia="Times New Roman"/>
+          <w:color w:val="C00000"/>
+          <w:sz w:val="24"/>
+        </w:rPr>
+        <w:t>Отлично, давай сразу дам тебе сильные, более уникальные варианты — без банальщины и с нормальным «брендовым» звучанием. Я сделал их в разных стилях, чтобы ты почувствовал диапазон. Более атмосферные / философские: Граница тишины; За пределом света; Там, где нет нас; Точка перехода; Последний слой; Нулевая грань. Более мрачные / напряжённые: Никто не придёт; Выхода нет; После нас — пустота; Протокол выживания; Конец маршрута; Ошибка реальности. Sci-fi / концептуальные: Смещение; Разрыв слоя; Вне системы; Сбой параллели; Перезапуск мира; Фаза ноль. Более «кинематографичные» и запоминающиеся: Когда мир остановился; Один шаг до исчезновения; Туда, где всё начинается заново; Последний переход; Мир, которого не должно быть. Если чуть точнее попасть — скажи: это больше экшен / философия / драма / sci-fi? Есть ли главная идея (параллельные миры, выживание, одиночество и т. Д.)? Я тогда выдам тебе уже 10/10 вариантов уровня студийного проекта, которые можно реально использовать без риска.</w:t>
       </w:r>
     </w:p>
     <w:p>
@@ -1521,7 +2503,7 @@
           <w:color w:val="6B6B6B"/>
           <w:sz w:val="18"/>
         </w:rPr>
-        <w:t xml:space="preserve">   ·   12:36</w:t>
+        <w:t xml:space="preserve">   ·   20:15</w:t>
       </w:r>
     </w:p>
     <w:p>
@@ -1535,13 +2517,103 @@
       </w:pPr>
       <w:r>
         <w:rPr>
+          <w:rFonts w:ascii="Times New Roman" w:hAnsi="Times New Roman" w:eastAsia="Times New Roman"/>
+          <w:color w:val="1F4E79"/>
+          <w:sz w:val="24"/>
+        </w:rPr>
+        <w:t>Я так понимаю, вот эта. Вот нейронка сделала. Вот эти. Вот два сообщения, которые ты мне скинула, это от нейронок ответы. Если да, то, по-моему, я… Некоторые названия, из-за которых она предложила, по-моему, я их где-то слышала, некоторые, по крайней мере.</w:t>
+      </w:r>
+    </w:p>
+    <w:p>
+      <w:pPr>
+        <w:spacing w:before="200" w:after="40"/>
+        <w:ind w:firstLine="0"/>
+      </w:pPr>
+      <w:r>
+        <w:rPr>
+          <w:rFonts w:ascii="Times New Roman" w:hAnsi="Times New Roman" w:cs="Times New Roman" w:eastAsia="Times New Roman"/>
+          <w:b/>
+          <w:i w:val="0"/>
+          <w:color w:val="C00000"/>
+          <w:sz w:val="24"/>
+        </w:rPr>
+        <w:t>Kir</w:t>
+      </w:r>
+      <w:r>
+        <w:rPr>
+          <w:rFonts w:ascii="Times New Roman" w:hAnsi="Times New Roman" w:cs="Times New Roman" w:eastAsia="Times New Roman"/>
+          <w:b w:val="0"/>
+          <w:i/>
+          <w:color w:val="6B6B6B"/>
+          <w:sz w:val="18"/>
+        </w:rPr>
+        <w:t xml:space="preserve">   ·   20:16</w:t>
+      </w:r>
+    </w:p>
+    <w:p>
+      <w:pPr>
+        <w:spacing w:after="160" w:line="276" w:lineRule="auto"/>
+        <w:ind w:firstLine="425"/>
+        <w:jc w:val="both"/>
+        <w:pBdr>
+          <w:left w:val="single" w:sz="12" w:space="8" w:color="C00000"/>
+        </w:pBdr>
+      </w:pPr>
+      <w:r>
+        <w:rPr>
           <w:rFonts w:ascii="Times New Roman" w:hAnsi="Times New Roman" w:cs="Times New Roman" w:eastAsia="Times New Roman"/>
           <w:b w:val="0"/>
           <w:i w:val="0"/>
-          <w:color w:val="1F4E79"/>
+          <w:color w:val="C00000"/>
           <w:sz w:val="24"/>
         </w:rPr>
-        <w:t>Вообще так обидно: оплатить что-то — оно потом не работает, ещё так прям, ну это жёстко. Так что да, вообще с адова, барин — уже реально блокировками этими всеми. Ну как бы, ну дайте людям спокойно пожить.</w:t>
+        <w:t>Да. Я скопировал ответ.</w:t>
+      </w:r>
+    </w:p>
+    <w:p>
+      <w:pPr>
+        <w:spacing w:before="200" w:after="40"/>
+        <w:ind w:firstLine="0"/>
+      </w:pPr>
+      <w:r>
+        <w:rPr>
+          <w:rFonts w:ascii="Times New Roman" w:hAnsi="Times New Roman" w:cs="Times New Roman" w:eastAsia="Times New Roman"/>
+          <w:b/>
+          <w:i w:val="0"/>
+          <w:color w:val="C00000"/>
+          <w:sz w:val="24"/>
+        </w:rPr>
+        <w:t>Kir</w:t>
+      </w:r>
+      <w:r>
+        <w:rPr>
+          <w:rFonts w:ascii="Times New Roman" w:hAnsi="Times New Roman" w:cs="Times New Roman" w:eastAsia="Times New Roman"/>
+          <w:b w:val="0"/>
+          <w:i/>
+          <w:color w:val="6B6B6B"/>
+          <w:sz w:val="18"/>
+        </w:rPr>
+        <w:t xml:space="preserve">   ·   20:16</w:t>
+      </w:r>
+    </w:p>
+    <w:p>
+      <w:pPr>
+        <w:spacing w:after="160" w:line="276" w:lineRule="auto"/>
+        <w:ind w:firstLine="425"/>
+        <w:jc w:val="both"/>
+        <w:pBdr>
+          <w:left w:val="single" w:sz="12" w:space="8" w:color="C00000"/>
+        </w:pBdr>
+      </w:pPr>
+      <w:r>
+        <w:rPr>
+          <w:rFonts w:ascii="Times New Roman" w:hAnsi="Times New Roman" w:cs="Times New Roman" w:eastAsia="Times New Roman"/>
+          <w:b w:val="0"/>
+          <w:i w:val="0"/>
+          <w:color w:val="C00000"/>
+          <w:sz w:val="24"/>
+        </w:rPr>
+        <w:t>Света нет. Еле ловит мобильный. Но Telegram работает без VPN.</w:t>
       </w:r>
     </w:p>
     <w:p>
@@ -1561,7 +2633,99 @@
           <w:color w:val="2E5A3C"/>
           <w:sz w:val="26"/>
         </w:rPr>
-        <w:t>4 апреля 2026</w:t>
+        <w:t>6 апреля 2026</w:t>
+      </w:r>
+    </w:p>
+    <w:p>
+      <w:pPr>
+        <w:spacing w:before="200" w:after="40"/>
+        <w:ind w:firstLine="0"/>
+      </w:pPr>
+      <w:r>
+        <w:rPr>
+          <w:rFonts w:ascii="Times New Roman" w:hAnsi="Times New Roman" w:cs="Times New Roman" w:eastAsia="Times New Roman"/>
+          <w:b/>
+          <w:i w:val="0"/>
+          <w:color w:val="C00000"/>
+          <w:sz w:val="24"/>
+        </w:rPr>
+        <w:t>Kir</w:t>
+      </w:r>
+      <w:r>
+        <w:rPr>
+          <w:rFonts w:ascii="Times New Roman" w:hAnsi="Times New Roman" w:cs="Times New Roman" w:eastAsia="Times New Roman"/>
+          <w:b w:val="0"/>
+          <w:i/>
+          <w:color w:val="6B6B6B"/>
+          <w:sz w:val="18"/>
+        </w:rPr>
+        <w:t xml:space="preserve">   ·   08:08</w:t>
+      </w:r>
+    </w:p>
+    <w:p>
+      <w:pPr>
+        <w:spacing w:after="160" w:line="276" w:lineRule="auto"/>
+        <w:ind w:firstLine="425"/>
+        <w:jc w:val="both"/>
+        <w:pBdr>
+          <w:left w:val="single" w:sz="12" w:space="8" w:color="C00000"/>
+        </w:pBdr>
+      </w:pPr>
+      <w:r>
+        <w:rPr>
+          <w:rFonts w:ascii="Times New Roman" w:hAnsi="Times New Roman" w:cs="Times New Roman" w:eastAsia="Times New Roman"/>
+          <w:b w:val="0"/>
+          <w:i w:val="0"/>
+          <w:color w:val="C00000"/>
+          <w:sz w:val="24"/>
+        </w:rPr>
+        <w:t>Прикольно.</w:t>
+      </w:r>
+    </w:p>
+    <w:p>
+      <w:pPr>
+        <w:spacing w:before="200" w:after="40"/>
+        <w:ind w:firstLine="0"/>
+      </w:pPr>
+      <w:r>
+        <w:rPr>
+          <w:rFonts w:ascii="Times New Roman" w:hAnsi="Times New Roman" w:cs="Times New Roman" w:eastAsia="Times New Roman"/>
+          <w:b/>
+          <w:i w:val="0"/>
+          <w:color w:val="C00000"/>
+          <w:sz w:val="24"/>
+        </w:rPr>
+        <w:t>Kir</w:t>
+      </w:r>
+      <w:r>
+        <w:rPr>
+          <w:rFonts w:ascii="Times New Roman" w:hAnsi="Times New Roman" w:cs="Times New Roman" w:eastAsia="Times New Roman"/>
+          <w:b w:val="0"/>
+          <w:i/>
+          <w:color w:val="6B6B6B"/>
+          <w:sz w:val="18"/>
+        </w:rPr>
+        <w:t xml:space="preserve">   ·   12:28</w:t>
+      </w:r>
+    </w:p>
+    <w:p>
+      <w:pPr>
+        <w:spacing w:after="160" w:line="276" w:lineRule="auto"/>
+        <w:ind w:firstLine="425"/>
+        <w:jc w:val="both"/>
+        <w:pBdr>
+          <w:left w:val="single" w:sz="12" w:space="8" w:color="C00000"/>
+        </w:pBdr>
+      </w:pPr>
+      <w:r>
+        <w:rPr>
+          <w:rFonts w:ascii="Times New Roman" w:hAnsi="Times New Roman" w:cs="Times New Roman" w:eastAsia="Times New Roman"/>
+          <w:b w:val="0"/>
+          <w:i w:val="0"/>
+          <w:color w:val="C00000"/>
+          <w:sz w:val="24"/>
+        </w:rPr>
+        <w:t>Только качество звука не очень.</w:t>
       </w:r>
     </w:p>
     <w:p>
@@ -1587,7 +2751,7 @@
           <w:color w:val="6B6B6B"/>
           <w:sz w:val="18"/>
         </w:rPr>
-        <w:t xml:space="preserve">   ·   13:00</w:t>
+        <w:t xml:space="preserve">   ·   12:48</w:t>
       </w:r>
     </w:p>
     <w:p>
@@ -1601,13 +2765,101 @@
       </w:pPr>
       <w:r>
         <w:rPr>
+          <w:rFonts w:ascii="Times New Roman" w:hAnsi="Times New Roman" w:eastAsia="Times New Roman"/>
+          <w:color w:val="1F4E79"/>
+          <w:sz w:val="24"/>
+        </w:rPr>
+        <w:t>Качество звука взяться неоткуда из-за-за того, что запись велась сначала на кнопочный диктофон, а потом уже с него тебе на голосовое — то есть это даже не на телефон записано было.</w:t>
+      </w:r>
+    </w:p>
+    <w:p>
+      <w:pPr>
+        <w:spacing w:before="200" w:after="40"/>
+        <w:ind w:firstLine="0"/>
+      </w:pPr>
+      <w:r>
+        <w:rPr>
+          <w:rFonts w:ascii="Times New Roman" w:hAnsi="Times New Roman" w:cs="Times New Roman" w:eastAsia="Times New Roman"/>
+          <w:b/>
+          <w:i w:val="0"/>
+          <w:color w:val="1F4E79"/>
+          <w:sz w:val="24"/>
+        </w:rPr>
+        <w:t>Анфи</w:t>
+      </w:r>
+      <w:r>
+        <w:rPr>
+          <w:rFonts w:ascii="Times New Roman" w:hAnsi="Times New Roman" w:cs="Times New Roman" w:eastAsia="Times New Roman"/>
+          <w:b w:val="0"/>
+          <w:i/>
+          <w:color w:val="6B6B6B"/>
+          <w:sz w:val="18"/>
+        </w:rPr>
+        <w:t xml:space="preserve">   ·   12:48</w:t>
+      </w:r>
+    </w:p>
+    <w:p>
+      <w:pPr>
+        <w:spacing w:after="160" w:line="276" w:lineRule="auto"/>
+        <w:ind w:firstLine="425"/>
+        <w:jc w:val="both"/>
+        <w:pBdr>
+          <w:left w:val="single" w:sz="12" w:space="8" w:color="1F4E79"/>
+        </w:pBdr>
+      </w:pPr>
+      <w:r>
+        <w:rPr>
+          <w:rFonts w:ascii="Times New Roman" w:hAnsi="Times New Roman" w:eastAsia="Times New Roman"/>
+          <w:color w:val="1F4E79"/>
+          <w:sz w:val="24"/>
+        </w:rPr>
+        <w:t>Потому, что я в этих записях абсолютно не стараюсь над регулировкой какого-то звука, потому, что их послушают два человека включая меня — ну какой смысл.</w:t>
+      </w:r>
+    </w:p>
+    <w:p>
+      <w:pPr>
+        <w:spacing w:before="200" w:after="40"/>
+        <w:ind w:firstLine="0"/>
+      </w:pPr>
+      <w:r>
+        <w:rPr>
+          <w:rFonts w:ascii="Times New Roman" w:hAnsi="Times New Roman" w:cs="Times New Roman" w:eastAsia="Times New Roman"/>
+          <w:b/>
+          <w:i w:val="0"/>
+          <w:color w:val="1F4E79"/>
+          <w:sz w:val="24"/>
+        </w:rPr>
+        <w:t>Анфи</w:t>
+      </w:r>
+      <w:r>
+        <w:rPr>
+          <w:rFonts w:ascii="Times New Roman" w:hAnsi="Times New Roman" w:cs="Times New Roman" w:eastAsia="Times New Roman"/>
+          <w:b w:val="0"/>
+          <w:i/>
+          <w:color w:val="6B6B6B"/>
+          <w:sz w:val="18"/>
+        </w:rPr>
+        <w:t xml:space="preserve">   ·   13:24</w:t>
+      </w:r>
+    </w:p>
+    <w:p>
+      <w:pPr>
+        <w:spacing w:after="160" w:line="276" w:lineRule="auto"/>
+        <w:ind w:firstLine="425"/>
+        <w:jc w:val="both"/>
+        <w:pBdr>
+          <w:left w:val="single" w:sz="12" w:space="8" w:color="1F4E79"/>
+        </w:pBdr>
+      </w:pPr>
+      <w:r>
+        <w:rPr>
           <w:rFonts w:ascii="Times New Roman" w:hAnsi="Times New Roman" w:cs="Times New Roman" w:eastAsia="Times New Roman"/>
           <w:b w:val="0"/>
           <w:i w:val="0"/>
           <w:color w:val="1F4E79"/>
           <w:sz w:val="24"/>
         </w:rPr>
-        <w:t>А прикол в том, что они не именно сейчас нужны, потому что мне нужно сейчас написать… Ну, не написать даже, правильно ли будет сказать? Ну, я даже не знаю, как правильно сказать. Короче, мне нужно сделать заставку к мультику. Мне нужно придумать музыкальную композицию по длительности примерно одну минуту, которая будет звучать в начале серии моего мульта и в конце серии моего мульта. И для нее, естественно, нужен какой-то бас. Вот у меня теперь даже выбор есть. Я в шоке.</w:t>
+        <w:t>Слушай, можешь мне скачать с приложения, с сайта, например, с какого-нибудь, или с SoundPack, или Audition. Короче, мне нужен бесплатный набор сэмплов электрогитарных. Я думала, что они у меня есть, но их оказывается нет. Вот. А мне они нужны. Так у меня проблемы с интернетом, то я сейчас не могу их скачать, поэтому буду очень признательна, если ты мне поможешь.</w:t>
       </w:r>
     </w:p>
     <w:p>
@@ -1633,7 +2885,7 @@
           <w:color w:val="6B6B6B"/>
           <w:sz w:val="18"/>
         </w:rPr>
-        <w:t xml:space="preserve">   ·   13:23</w:t>
+        <w:t xml:space="preserve">   ·   13:42</w:t>
       </w:r>
     </w:p>
     <w:p>
@@ -1653,7 +2905,51 @@
           <w:color w:val="C00000"/>
           <w:sz w:val="24"/>
         </w:rPr>
-        <w:t>Алексей, я тебе скажу одну неприятную вещь. Я вот работал полгода над программой, и в итоге Дуров подложил, падла, свинью. Я больше никак его назвать не могу, именно вот так. Подложил свинью: ну как бы вроде казалось бы, о безопасности заботится из-за всяких тварей, которые неправомерно используют API-ключи, которые он даёт. Короче, усложнил. Проблемы с авторизацией теперь стали. Я работал, работал, уже всё наладил. У меня уже по QR-коду вход работал — и тут на тебе: он берёт и усиливает защиту, и я теперь даже авторизоваться не могу.</w:t>
+        <w:t>Сэмплы просто аудиофайлы или в оболочке в какой-то? Просто есть сэмплы в своём плеере там типа Kontakt, а есть как она там — Splice по-моему называется сайт — там отдельно качаются прям пофайлово, короче говоря?</w:t>
+      </w:r>
+    </w:p>
+    <w:p>
+      <w:pPr>
+        <w:spacing w:before="200" w:after="40"/>
+        <w:ind w:firstLine="0"/>
+      </w:pPr>
+      <w:r>
+        <w:rPr>
+          <w:rFonts w:ascii="Times New Roman" w:hAnsi="Times New Roman" w:cs="Times New Roman" w:eastAsia="Times New Roman"/>
+          <w:b/>
+          <w:i w:val="0"/>
+          <w:color w:val="1F4E79"/>
+          <w:sz w:val="24"/>
+        </w:rPr>
+        <w:t>Анфи</w:t>
+      </w:r>
+      <w:r>
+        <w:rPr>
+          <w:rFonts w:ascii="Times New Roman" w:hAnsi="Times New Roman" w:cs="Times New Roman" w:eastAsia="Times New Roman"/>
+          <w:b w:val="0"/>
+          <w:i/>
+          <w:color w:val="6B6B6B"/>
+          <w:sz w:val="18"/>
+        </w:rPr>
+        <w:t xml:space="preserve">   ·   13:55</w:t>
+      </w:r>
+    </w:p>
+    <w:p>
+      <w:pPr>
+        <w:spacing w:after="160" w:line="276" w:lineRule="auto"/>
+        <w:ind w:firstLine="425"/>
+        <w:jc w:val="both"/>
+        <w:pBdr>
+          <w:left w:val="single" w:sz="12" w:space="8" w:color="1F4E79"/>
+        </w:pBdr>
+      </w:pPr>
+      <w:r>
+        <w:rPr>
+          <w:rFonts w:ascii="Times New Roman" w:hAnsi="Times New Roman" w:eastAsia="Times New Roman"/>
+          <w:color w:val="1F4E79"/>
+          <w:sz w:val="24"/>
+        </w:rPr>
+        <w:t>Я обычно скачиваю сборником. Там типа такой сборник, архив такой, и ты его извлекаешь, и там у тебя типа файлы по отдельности в нем. Но скачиваешь ты одним архивом. У меня обычно. Вот так было.</w:t>
       </w:r>
     </w:p>
     <w:p>
@@ -1679,7 +2975,7 @@
           <w:color w:val="6B6B6B"/>
           <w:sz w:val="18"/>
         </w:rPr>
-        <w:t xml:space="preserve">   ·   13:28</w:t>
+        <w:t xml:space="preserve">   ·   15:11</w:t>
       </w:r>
     </w:p>
     <w:p>
@@ -1699,7 +2995,53 @@
           <w:color w:val="C00000"/>
           <w:sz w:val="24"/>
         </w:rPr>
-        <w:t>мне надо компилировать программу, а это долгий процесс. Потом кому-то отправлять, просить авторизоваться, чтобы начисто было. Другая машина, другой IP-адрес, другой телефон. И вот так вот, короче, это всё сложно.</w:t>
+        <w:t>Я доберусь ещё до компа когда-нибудь — мне просто так хреново, что я весь день валяюсь.</w:t>
+      </w:r>
+    </w:p>
+    <w:p>
+      <w:pPr>
+        <w:spacing w:before="200" w:after="40"/>
+        <w:ind w:firstLine="0"/>
+      </w:pPr>
+      <w:r>
+        <w:rPr>
+          <w:rFonts w:ascii="Times New Roman" w:hAnsi="Times New Roman" w:cs="Times New Roman" w:eastAsia="Times New Roman"/>
+          <w:b/>
+          <w:i w:val="0"/>
+          <w:color w:val="1F4E79"/>
+          <w:sz w:val="24"/>
+        </w:rPr>
+        <w:t>Анфи</w:t>
+      </w:r>
+      <w:r>
+        <w:rPr>
+          <w:rFonts w:ascii="Times New Roman" w:hAnsi="Times New Roman" w:cs="Times New Roman" w:eastAsia="Times New Roman"/>
+          <w:b w:val="0"/>
+          <w:i/>
+          <w:color w:val="6B6B6B"/>
+          <w:sz w:val="18"/>
+        </w:rPr>
+        <w:t xml:space="preserve">   ·   15:24</w:t>
+      </w:r>
+    </w:p>
+    <w:p>
+      <w:pPr>
+        <w:spacing w:after="160" w:line="276" w:lineRule="auto"/>
+        <w:ind w:firstLine="425"/>
+        <w:jc w:val="both"/>
+        <w:pBdr>
+          <w:left w:val="single" w:sz="12" w:space="8" w:color="1F4E79"/>
+        </w:pBdr>
+      </w:pPr>
+      <w:r>
+        <w:rPr>
+          <w:rFonts w:ascii="Times New Roman" w:hAnsi="Times New Roman" w:cs="Times New Roman" w:eastAsia="Times New Roman"/>
+          <w:b w:val="0"/>
+          <w:i w:val="0"/>
+          <w:color w:val="1F4E79"/>
+          <w:sz w:val="24"/>
+        </w:rPr>
+        <w:t>Ааа, ну выздоравливай. А что, мы сегодня фильм будем смотреть?</w:t>
       </w:r>
     </w:p>
     <w:p>
@@ -1725,7 +3067,7 @@
           <w:color w:val="6B6B6B"/>
           <w:sz w:val="18"/>
         </w:rPr>
-        <w:t xml:space="preserve">   ·   13:29</w:t>
+        <w:t xml:space="preserve">   ·   15:39</w:t>
       </w:r>
     </w:p>
     <w:p>
@@ -1745,7 +3087,7 @@
           <w:color w:val="C00000"/>
           <w:sz w:val="24"/>
         </w:rPr>
-        <w:t>И в итоге получается: работал я, работал над безлимитным облаком. Уже всё практически подошло к финишу, даже выпустил предрелизную версию, которая работает, люди стали авторизоваться. Стали уже пользоваться этим облаком, но не доработано, там ещё надо доделать, в целом работает — и тут одна жопа от Роскомнадзора, которые блокируют Telegram, падлы, и следом Дуров. Причём ладно, не заблокировали, но по VPN всё работало, я дальше продолжил разработку, и у меня всё работало. Я авторизовался, такой радовался, что у меня вот это работает, эта функция начала работать — всё круто — и тут этот включается. Короче, в итоге с двух сторон короче две жопы и полгода работы — ну это капец.</w:t>
+        <w:t>Давай.</w:t>
       </w:r>
     </w:p>
     <w:p>
@@ -1771,7 +3113,7 @@
           <w:color w:val="6B6B6B"/>
           <w:sz w:val="18"/>
         </w:rPr>
-        <w:t xml:space="preserve">   ·   13:36</w:t>
+        <w:t xml:space="preserve">   ·   15:46</w:t>
       </w:r>
     </w:p>
     <w:p>
@@ -1785,13 +3127,99 @@
       </w:pPr>
       <w:r>
         <w:rPr>
-          <w:rFonts w:ascii="Times New Roman" w:hAnsi="Times New Roman" w:cs="Times New Roman" w:eastAsia="Times New Roman"/>
-          <w:b w:val="0"/>
-          <w:i w:val="0"/>
+          <w:rFonts w:ascii="Times New Roman" w:hAnsi="Times New Roman" w:eastAsia="Times New Roman"/>
           <w:color w:val="1F4E79"/>
           <w:sz w:val="24"/>
         </w:rPr>
-        <w:t>Ну, я имею в виду, там нельзя как-то сделать авторизацию через что-то другое, не знаю, не через приложение Telegram, еще там каким-то способом. Я правда в этом вообще ничего не понимаю.</w:t>
+        <w:t>Ладно, тогда я тебе позвоню, когда освобожусь вечером, только давай решим где созвонимся, снова в ВК?</w:t>
+      </w:r>
+    </w:p>
+    <w:p>
+      <w:pPr>
+        <w:spacing w:before="200" w:after="40"/>
+        <w:ind w:firstLine="0"/>
+      </w:pPr>
+      <w:r>
+        <w:rPr>
+          <w:rFonts w:ascii="Times New Roman" w:hAnsi="Times New Roman" w:cs="Times New Roman" w:eastAsia="Times New Roman"/>
+          <w:b/>
+          <w:i w:val="0"/>
+          <w:color w:val="C00000"/>
+          <w:sz w:val="24"/>
+        </w:rPr>
+        <w:t>Kir</w:t>
+      </w:r>
+      <w:r>
+        <w:rPr>
+          <w:rFonts w:ascii="Times New Roman" w:hAnsi="Times New Roman" w:cs="Times New Roman" w:eastAsia="Times New Roman"/>
+          <w:b w:val="0"/>
+          <w:i/>
+          <w:color w:val="6B6B6B"/>
+          <w:sz w:val="18"/>
+        </w:rPr>
+        <w:t xml:space="preserve">   ·   15:50</w:t>
+      </w:r>
+    </w:p>
+    <w:p>
+      <w:pPr>
+        <w:spacing w:after="160" w:line="276" w:lineRule="auto"/>
+        <w:ind w:firstLine="425"/>
+        <w:jc w:val="both"/>
+        <w:pBdr>
+          <w:left w:val="single" w:sz="12" w:space="8" w:color="C00000"/>
+        </w:pBdr>
+      </w:pPr>
+      <w:r>
+        <w:rPr>
+          <w:rFonts w:ascii="Times New Roman" w:hAnsi="Times New Roman" w:eastAsia="Times New Roman"/>
+          <w:color w:val="C00000"/>
+          <w:sz w:val="24"/>
+        </w:rPr>
+        <w:t>Главное, чтобы меня отпустило, а потом, чтобы не было это ночью, просто, хотя бы пораньше всё-таки, но суть сложная, но всё равно. А насчёт того где — ну может быть сделать мощную инъекцию VPN для Telegram или инъекцию Proxy, чтобы работали звонки. Короче, на Portal вроде как должно работать.</w:t>
+      </w:r>
+    </w:p>
+    <w:p>
+      <w:pPr>
+        <w:spacing w:before="200" w:after="40"/>
+        <w:ind w:firstLine="0"/>
+      </w:pPr>
+      <w:r>
+        <w:rPr>
+          <w:rFonts w:ascii="Times New Roman" w:hAnsi="Times New Roman" w:cs="Times New Roman" w:eastAsia="Times New Roman"/>
+          <w:b/>
+          <w:i w:val="0"/>
+          <w:color w:val="C00000"/>
+          <w:sz w:val="24"/>
+        </w:rPr>
+        <w:t>Kir</w:t>
+      </w:r>
+      <w:r>
+        <w:rPr>
+          <w:rFonts w:ascii="Times New Roman" w:hAnsi="Times New Roman" w:cs="Times New Roman" w:eastAsia="Times New Roman"/>
+          <w:b w:val="0"/>
+          <w:i/>
+          <w:color w:val="6B6B6B"/>
+          <w:sz w:val="18"/>
+        </w:rPr>
+        <w:t xml:space="preserve">   ·   15:50</w:t>
+      </w:r>
+    </w:p>
+    <w:p>
+      <w:pPr>
+        <w:spacing w:after="160" w:line="276" w:lineRule="auto"/>
+        <w:ind w:firstLine="425"/>
+        <w:jc w:val="both"/>
+        <w:pBdr>
+          <w:left w:val="single" w:sz="12" w:space="8" w:color="C00000"/>
+        </w:pBdr>
+      </w:pPr>
+      <w:r>
+        <w:rPr>
+          <w:rFonts w:ascii="Times New Roman" w:hAnsi="Times New Roman" w:eastAsia="Times New Roman"/>
+          <w:color w:val="C00000"/>
+          <w:sz w:val="24"/>
+        </w:rPr>
+        <w:t>А. Кстати тот сайт, на котором смотреть совместно можно — там весь чат и там есть голосовой звонок между прочим.</w:t>
       </w:r>
     </w:p>
     <w:p>
@@ -1817,7 +3245,7 @@
           <w:color w:val="6B6B6B"/>
           <w:sz w:val="18"/>
         </w:rPr>
-        <w:t xml:space="preserve">   ·   13:44</w:t>
+        <w:t xml:space="preserve">   ·   15:54</w:t>
       </w:r>
     </w:p>
     <w:p>
@@ -1837,7 +3265,7 @@
           <w:color w:val="1F4E79"/>
           <w:sz w:val="24"/>
         </w:rPr>
-        <w:t>И я не очень поняла, типа, авторизоваться теперь не можешь только ты или вообще все пользователи?</w:t>
+        <w:t>О, то есть можно прямо через сайт созвониться, это вообще классно.</w:t>
       </w:r>
     </w:p>
     <w:p>
@@ -1863,7 +3291,7 @@
           <w:color w:val="6B6B6B"/>
           <w:sz w:val="18"/>
         </w:rPr>
-        <w:t xml:space="preserve">   ·   19:10</w:t>
+        <w:t xml:space="preserve">   ·   17:23</w:t>
       </w:r>
     </w:p>
     <w:p>
@@ -1883,7 +3311,7 @@
           <w:color w:val="C00000"/>
           <w:sz w:val="24"/>
         </w:rPr>
-        <w:t>Может созвон.</w:t>
+        <w:t>Света нет. Уже два дня рандомно вырубают.</w:t>
       </w:r>
     </w:p>
     <w:p>
@@ -1909,7 +3337,7 @@
           <w:color w:val="6B6B6B"/>
           <w:sz w:val="18"/>
         </w:rPr>
-        <w:t xml:space="preserve">   ·   19:13</w:t>
+        <w:t xml:space="preserve">   ·   18:43</w:t>
       </w:r>
     </w:p>
     <w:p>
@@ -1929,7 +3357,7 @@
           <w:color w:val="1F4E79"/>
           <w:sz w:val="24"/>
         </w:rPr>
-        <w:t>Смотри, короче, я созвониться… Минутку. Я созвониться могу. Но у меня очень много работы за компом, и поэтому… Если тебя не смущает то, что я буду параллельно работать за компом, давай созвонимся. Если смущает, тогда никак.</w:t>
+        <w:t>Короче, я сейчас домой еду. Что всё-таки с фильмом-то делаем? Смотрим или как? Или поздно уже?</w:t>
       </w:r>
     </w:p>
     <w:p>
@@ -1955,7 +3383,7 @@
           <w:color w:val="6B6B6B"/>
           <w:sz w:val="18"/>
         </w:rPr>
-        <w:t xml:space="preserve">   ·   19:13</w:t>
+        <w:t xml:space="preserve">   ·   19:10</w:t>
       </w:r>
     </w:p>
     <w:p>
@@ -1975,7 +3403,7 @@
           <w:color w:val="C00000"/>
           <w:sz w:val="24"/>
         </w:rPr>
-        <w:t>а я параллельно готовлю. Вот сейчас буду капусту тушить. Если тебя не смущает. Такая же фигня.</w:t>
+        <w:t>Та без света хрен посмотришь.</w:t>
       </w:r>
     </w:p>
     <w:p>
@@ -2001,7 +3429,7 @@
           <w:color w:val="6B6B6B"/>
           <w:sz w:val="18"/>
         </w:rPr>
-        <w:t xml:space="preserve">   ·   19:16</w:t>
+        <w:t xml:space="preserve">   ·   19:19</w:t>
       </w:r>
     </w:p>
     <w:p>
@@ -2021,7 +3449,7 @@
           <w:color w:val="1F4E79"/>
           <w:sz w:val="24"/>
         </w:rPr>
-        <w:t>Ладно, давай тогда через 5 минут созвонимся. Мне надо срочно ответить на сообщение.</w:t>
+        <w:t>И что, до сих пор не включили?</w:t>
       </w:r>
     </w:p>
     <w:p>
@@ -2047,7 +3475,7 @@
           <w:color w:val="6B6B6B"/>
           <w:sz w:val="18"/>
         </w:rPr>
-        <w:t xml:space="preserve">   ·   19:17</w:t>
+        <w:t xml:space="preserve">   ·   19:30</w:t>
       </w:r>
     </w:p>
     <w:p>
@@ -2067,7 +3495,7 @@
           <w:color w:val="1F4E79"/>
           <w:sz w:val="24"/>
         </w:rPr>
-        <w:t>всё, я в принципе ответила, могу сейчас позвонить.</w:t>
+        <w:t>Все, короче, я себе сэмплы уже скачала, три какие-то, четыре подборки какие-то. Сейчас на флешку перекину и потом посмотрю. Вот. А насчёт фильма, ну жалко, если не сможем посмотреть?</w:t>
       </w:r>
     </w:p>
     <w:p>
@@ -2093,7 +3521,7 @@
           <w:color w:val="6B6B6B"/>
           <w:sz w:val="18"/>
         </w:rPr>
-        <w:t xml:space="preserve">   ·   19:18</w:t>
+        <w:t xml:space="preserve">   ·   19:45</w:t>
       </w:r>
     </w:p>
     <w:p>
@@ -2113,7 +3541,51 @@
           <w:color w:val="C00000"/>
           <w:sz w:val="24"/>
         </w:rPr>
-        <w:t>О, начинаются вот эти Роскомнадзоровские. Сейчас я переключу VPN или что-нибудь включу, там Proxy какой-то.</w:t>
+        <w:t>Нет. У нас темень. Мобильный интернет через раз ловит.</w:t>
+      </w:r>
+    </w:p>
+    <w:p>
+      <w:pPr>
+        <w:spacing w:before="200" w:after="40"/>
+        <w:ind w:firstLine="0"/>
+      </w:pPr>
+      <w:r>
+        <w:rPr>
+          <w:rFonts w:ascii="Times New Roman" w:hAnsi="Times New Roman" w:cs="Times New Roman" w:eastAsia="Times New Roman"/>
+          <w:b/>
+          <w:i w:val="0"/>
+          <w:color w:val="C00000"/>
+          <w:sz w:val="24"/>
+        </w:rPr>
+        <w:t>Kir</w:t>
+      </w:r>
+      <w:r>
+        <w:rPr>
+          <w:rFonts w:ascii="Times New Roman" w:hAnsi="Times New Roman" w:cs="Times New Roman" w:eastAsia="Times New Roman"/>
+          <w:b w:val="0"/>
+          <w:i/>
+          <w:color w:val="6B6B6B"/>
+          <w:sz w:val="18"/>
+        </w:rPr>
+        <w:t xml:space="preserve">   ·   23:52</w:t>
+      </w:r>
+    </w:p>
+    <w:p>
+      <w:pPr>
+        <w:spacing w:after="160" w:line="276" w:lineRule="auto"/>
+        <w:ind w:firstLine="425"/>
+        <w:jc w:val="both"/>
+        <w:pBdr>
+          <w:left w:val="single" w:sz="12" w:space="8" w:color="C00000"/>
+        </w:pBdr>
+      </w:pPr>
+      <w:r>
+        <w:rPr>
+          <w:rFonts w:ascii="Times New Roman" w:hAnsi="Times New Roman" w:eastAsia="Times New Roman"/>
+          <w:color w:val="C00000"/>
+          <w:sz w:val="24"/>
+        </w:rPr>
+        <w:t>Да, архивы на архиве на телефоне — это вообще очень неудобная вещь, мне вообще такое не нравится: держать архиватор какой-то в телефоне, разархивировать… Короче, мне вообще такое не нравится.</w:t>
       </w:r>
     </w:p>
     <w:p>
@@ -2139,7 +3611,7 @@
           <w:color w:val="6B6B6B"/>
           <w:sz w:val="18"/>
         </w:rPr>
-        <w:t xml:space="preserve">   ·   19:21</w:t>
+        <w:t xml:space="preserve">   ·   23:54</w:t>
       </w:r>
     </w:p>
     <w:p>
@@ -2153,13 +3625,75 @@
       </w:pPr>
       <w:r>
         <w:rPr>
-          <w:rFonts w:ascii="Times New Roman" w:hAnsi="Times New Roman" w:cs="Times New Roman" w:eastAsia="Times New Roman"/>
-          <w:b w:val="0"/>
-          <w:i w:val="0"/>
+          <w:rFonts w:ascii="Times New Roman" w:hAnsi="Times New Roman" w:eastAsia="Times New Roman"/>
           <w:color w:val="1F4E79"/>
           <w:sz w:val="24"/>
         </w:rPr>
-        <w:t>Сейчас переподключу, там тоже не VPN.</w:t>
+        <w:t>Это, короче, файл один, для примера, я тебе говорю, что не открываются на телефоне. Вот эти. Вот файлы, вот я тебе скину один из-за таких файлов, не знаю, что с ним там.</w:t>
+      </w:r>
+    </w:p>
+    <w:p>
+      <w:pPr>
+        <w:spacing w:before="200" w:after="40"/>
+        <w:ind w:firstLine="0"/>
+      </w:pPr>
+      <w:r>
+        <w:rPr>
+          <w:rFonts w:ascii="Times New Roman" w:hAnsi="Times New Roman" w:cs="Times New Roman" w:eastAsia="Times New Roman"/>
+          <w:b/>
+          <w:i w:val="0"/>
+          <w:color w:val="C00000"/>
+          <w:sz w:val="24"/>
+        </w:rPr>
+        <w:t>Kir</w:t>
+      </w:r>
+      <w:r>
+        <w:rPr>
+          <w:rFonts w:ascii="Times New Roman" w:hAnsi="Times New Roman" w:cs="Times New Roman" w:eastAsia="Times New Roman"/>
+          <w:b w:val="0"/>
+          <w:i/>
+          <w:color w:val="6B6B6B"/>
+          <w:sz w:val="18"/>
+        </w:rPr>
+        <w:t xml:space="preserve">   ·   23:55</w:t>
+      </w:r>
+    </w:p>
+    <w:p>
+      <w:pPr>
+        <w:spacing w:after="160" w:line="276" w:lineRule="auto"/>
+        <w:ind w:firstLine="425"/>
+        <w:jc w:val="both"/>
+        <w:pBdr>
+          <w:left w:val="single" w:sz="12" w:space="8" w:color="C00000"/>
+        </w:pBdr>
+      </w:pPr>
+      <w:r>
+        <w:rPr>
+          <w:rFonts w:ascii="Times New Roman" w:hAnsi="Times New Roman" w:eastAsia="Times New Roman"/>
+          <w:color w:val="C00000"/>
+          <w:sz w:val="24"/>
+        </w:rPr>
+        <w:t>По поводу персонажей: ну. Кстати женский голос ещё в принципе ничего, а мужской конечно с интонациями там проблема. А насчёт файла — это же торрент-файл, это торрент: это нужно программку-торрент скачать. И. Вот этот файл там открыть, и тогда она скачается сама по себе. Это просто 20 килобайт и 21 килобайт — это не файл, это, чтобы просто скачивать… Ну ты знаешь такой торрент.</w:t>
+      </w:r>
+    </w:p>
+    <w:p>
+      <w:pPr>
+        <w:spacing w:before="360" w:after="160"/>
+        <w:ind w:firstLine="0"/>
+        <w:jc w:val="left"/>
+        <w:pBdr>
+          <w:bottom w:val="single" w:sz="8" w:space="6" w:color="2E5A3C"/>
+        </w:pBdr>
+      </w:pPr>
+      <w:r>
+        <w:rPr>
+          <w:rFonts w:ascii="Times New Roman" w:hAnsi="Times New Roman" w:cs="Times New Roman" w:eastAsia="Times New Roman"/>
+          <w:b/>
+          <w:i w:val="0"/>
+          <w:color w:val="2E5A3C"/>
+          <w:sz w:val="26"/>
+        </w:rPr>
+        <w:t>7 апреля 2026</w:t>
       </w:r>
     </w:p>
     <w:p>
@@ -2185,7 +3719,7 @@
           <w:color w:val="6B6B6B"/>
           <w:sz w:val="18"/>
         </w:rPr>
-        <w:t xml:space="preserve">   ·   19:22</w:t>
+        <w:t xml:space="preserve">   ·   00:07</w:t>
       </w:r>
     </w:p>
     <w:p>
@@ -2205,7 +3739,53 @@
           <w:color w:val="1F4E79"/>
           <w:sz w:val="24"/>
         </w:rPr>
-        <w:t>Как видишь, не помогло переподключение.</w:t>
+        <w:t>Ладно, сейчас я пока на Wi-Fi нахожусь по-быстренькому, там что-нибудь сделаю.</w:t>
+      </w:r>
+    </w:p>
+    <w:p>
+      <w:pPr>
+        <w:spacing w:before="200" w:after="40"/>
+        <w:ind w:firstLine="0"/>
+      </w:pPr>
+      <w:r>
+        <w:rPr>
+          <w:rFonts w:ascii="Times New Roman" w:hAnsi="Times New Roman" w:cs="Times New Roman" w:eastAsia="Times New Roman"/>
+          <w:b/>
+          <w:i w:val="0"/>
+          <w:color w:val="1F4E79"/>
+          <w:sz w:val="24"/>
+        </w:rPr>
+        <w:t>Анфи</w:t>
+      </w:r>
+      <w:r>
+        <w:rPr>
+          <w:rFonts w:ascii="Times New Roman" w:hAnsi="Times New Roman" w:cs="Times New Roman" w:eastAsia="Times New Roman"/>
+          <w:b w:val="0"/>
+          <w:i/>
+          <w:color w:val="6B6B6B"/>
+          <w:sz w:val="18"/>
+        </w:rPr>
+        <w:t xml:space="preserve">   ·   14:40</w:t>
+      </w:r>
+    </w:p>
+    <w:p>
+      <w:pPr>
+        <w:spacing w:after="160" w:line="276" w:lineRule="auto"/>
+        <w:ind w:firstLine="425"/>
+        <w:jc w:val="both"/>
+        <w:pBdr>
+          <w:left w:val="single" w:sz="12" w:space="8" w:color="1F4E79"/>
+        </w:pBdr>
+      </w:pPr>
+      <w:r>
+        <w:rPr>
+          <w:rFonts w:ascii="Times New Roman" w:hAnsi="Times New Roman" w:cs="Times New Roman" w:eastAsia="Times New Roman"/>
+          <w:b w:val="0"/>
+          <w:i w:val="0"/>
+          <w:color w:val="1F4E79"/>
+          <w:sz w:val="24"/>
+        </w:rPr>
+        <w:t>У меня была похожая история. Одна подруга постоянно мне названивала, и ей было абсолютно пофиг занята я или нет. Если я долго не брала трубку, она продолжала названивать. Я поговорила с ней один раз, второй раз, а на третий раз она перестала быть моей подругой и была благополучно послана нах.</w:t>
       </w:r>
     </w:p>
     <w:p>
@@ -2231,7 +3811,7 @@
           <w:color w:val="6B6B6B"/>
           <w:sz w:val="18"/>
         </w:rPr>
-        <w:t xml:space="preserve">   ·   19:23</w:t>
+        <w:t xml:space="preserve">   ·   17:06</w:t>
       </w:r>
     </w:p>
     <w:p>
@@ -2251,7 +3831,7 @@
           <w:color w:val="C00000"/>
           <w:sz w:val="24"/>
         </w:rPr>
-        <w:t>А Proxy включен у тебя?</w:t>
+        <w:t>А ноут-то с собой берешь?</w:t>
       </w:r>
     </w:p>
     <w:p>
@@ -2277,7 +3857,7 @@
           <w:color w:val="6B6B6B"/>
           <w:sz w:val="18"/>
         </w:rPr>
-        <w:t xml:space="preserve">   ·   19:24</w:t>
+        <w:t xml:space="preserve">   ·   17:22</w:t>
       </w:r>
     </w:p>
     <w:p>
@@ -2297,7 +3877,73 @@
           <w:color w:val="1F4E79"/>
           <w:sz w:val="24"/>
         </w:rPr>
-        <w:t>Не, только этот, ну, как сказать, прокси, это хрень. И всё.</w:t>
+        <w:t>Нет, ну, я с собой не брала.</w:t>
+      </w:r>
+    </w:p>
+    <w:p>
+      <w:pPr>
+        <w:spacing w:before="200" w:after="40"/>
+        <w:ind w:firstLine="0"/>
+      </w:pPr>
+      <w:r>
+        <w:rPr>
+          <w:rFonts w:ascii="Times New Roman" w:hAnsi="Times New Roman" w:cs="Times New Roman" w:eastAsia="Times New Roman"/>
+          <w:b/>
+          <w:i w:val="0"/>
+          <w:color w:val="C00000"/>
+          <w:sz w:val="24"/>
+        </w:rPr>
+        <w:t>Kir</w:t>
+      </w:r>
+      <w:r>
+        <w:rPr>
+          <w:rFonts w:ascii="Times New Roman" w:hAnsi="Times New Roman" w:cs="Times New Roman" w:eastAsia="Times New Roman"/>
+          <w:b w:val="0"/>
+          <w:i/>
+          <w:color w:val="6B6B6B"/>
+          <w:sz w:val="18"/>
+        </w:rPr>
+        <w:t xml:space="preserve">   ·   20:25</w:t>
+      </w:r>
+    </w:p>
+    <w:p>
+      <w:pPr>
+        <w:spacing w:after="160" w:line="276" w:lineRule="auto"/>
+        <w:ind w:firstLine="425"/>
+        <w:jc w:val="both"/>
+        <w:pBdr>
+          <w:left w:val="single" w:sz="12" w:space="8" w:color="C00000"/>
+        </w:pBdr>
+      </w:pPr>
+      <w:r>
+        <w:rPr>
+          <w:rFonts w:ascii="Times New Roman" w:hAnsi="Times New Roman" w:cs="Times New Roman" w:eastAsia="Times New Roman"/>
+          <w:b w:val="0"/>
+          <w:i w:val="0"/>
+          <w:color w:val="C00000"/>
+          <w:sz w:val="24"/>
+        </w:rPr>
+        <w:t>Нашёл тебя в WhatsApp. Меня убедили, что типа WhatsApp ничего так работает — ну и зарегистрировался. Я был там когда-то, не знаю, наверное удалил ту запись — короче, сделал новую запись и тебя там нашёл. Смотри, на тебе сообщение.</w:t>
+      </w:r>
+    </w:p>
+    <w:p>
+      <w:pPr>
+        <w:spacing w:before="360" w:after="160"/>
+        <w:ind w:firstLine="0"/>
+        <w:jc w:val="left"/>
+        <w:pBdr>
+          <w:bottom w:val="single" w:sz="8" w:space="6" w:color="2E5A3C"/>
+        </w:pBdr>
+      </w:pPr>
+      <w:r>
+        <w:rPr>
+          <w:rFonts w:ascii="Times New Roman" w:hAnsi="Times New Roman" w:cs="Times New Roman" w:eastAsia="Times New Roman"/>
+          <w:b/>
+          <w:i w:val="0"/>
+          <w:color w:val="2E5A3C"/>
+          <w:sz w:val="26"/>
+        </w:rPr>
+        <w:t>8 апреля 2026</w:t>
       </w:r>
     </w:p>
     <w:p>
@@ -2323,7 +3969,7 @@
           <w:color w:val="6B6B6B"/>
           <w:sz w:val="18"/>
         </w:rPr>
-        <w:t xml:space="preserve">   ·   19:24</w:t>
+        <w:t xml:space="preserve">   ·   00:12</w:t>
       </w:r>
     </w:p>
     <w:p>
@@ -2343,7 +3989,277 @@
           <w:color w:val="1F4E79"/>
           <w:sz w:val="24"/>
         </w:rPr>
-        <w:t>Я, если прокси включаю, у меня вообще ничего не работает.</w:t>
+        <w:t>Он не видит коммент.</w:t>
+      </w:r>
+    </w:p>
+    <w:p>
+      <w:pPr>
+        <w:spacing w:before="200" w:after="40"/>
+        <w:ind w:firstLine="0"/>
+      </w:pPr>
+      <w:r>
+        <w:rPr>
+          <w:rFonts w:ascii="Times New Roman" w:hAnsi="Times New Roman" w:cs="Times New Roman" w:eastAsia="Times New Roman"/>
+          <w:b/>
+          <w:i w:val="0"/>
+          <w:color w:val="1F4E79"/>
+          <w:sz w:val="24"/>
+        </w:rPr>
+        <w:t>Анфи</w:t>
+      </w:r>
+      <w:r>
+        <w:rPr>
+          <w:rFonts w:ascii="Times New Roman" w:hAnsi="Times New Roman" w:cs="Times New Roman" w:eastAsia="Times New Roman"/>
+          <w:b w:val="0"/>
+          <w:i/>
+          <w:color w:val="6B6B6B"/>
+          <w:sz w:val="18"/>
+        </w:rPr>
+        <w:t xml:space="preserve">   ·   00:12</w:t>
+      </w:r>
+    </w:p>
+    <w:p>
+      <w:pPr>
+        <w:spacing w:after="160" w:line="276" w:lineRule="auto"/>
+        <w:ind w:firstLine="425"/>
+        <w:jc w:val="both"/>
+        <w:pBdr>
+          <w:left w:val="single" w:sz="12" w:space="8" w:color="1F4E79"/>
+        </w:pBdr>
+      </w:pPr>
+      <w:r>
+        <w:rPr>
+          <w:rFonts w:ascii="Times New Roman" w:hAnsi="Times New Roman" w:cs="Times New Roman" w:eastAsia="Times New Roman"/>
+          <w:b w:val="0"/>
+          <w:i w:val="0"/>
+          <w:color w:val="1F4E79"/>
+          <w:sz w:val="24"/>
+        </w:rPr>
+        <w:t>Он слепой же -_-.</w:t>
+      </w:r>
+    </w:p>
+    <w:p>
+      <w:pPr>
+        <w:spacing w:before="200" w:after="40"/>
+        <w:ind w:firstLine="0"/>
+      </w:pPr>
+      <w:r>
+        <w:rPr>
+          <w:rFonts w:ascii="Times New Roman" w:hAnsi="Times New Roman" w:cs="Times New Roman" w:eastAsia="Times New Roman"/>
+          <w:b/>
+          <w:i w:val="0"/>
+          <w:color w:val="1F4E79"/>
+          <w:sz w:val="24"/>
+        </w:rPr>
+        <w:t>Анфи</w:t>
+      </w:r>
+      <w:r>
+        <w:rPr>
+          <w:rFonts w:ascii="Times New Roman" w:hAnsi="Times New Roman" w:cs="Times New Roman" w:eastAsia="Times New Roman"/>
+          <w:b w:val="0"/>
+          <w:i/>
+          <w:color w:val="6B6B6B"/>
+          <w:sz w:val="18"/>
+        </w:rPr>
+        <w:t xml:space="preserve">   ·   00:12</w:t>
+      </w:r>
+    </w:p>
+    <w:p>
+      <w:pPr>
+        <w:spacing w:after="160" w:line="276" w:lineRule="auto"/>
+        <w:ind w:firstLine="425"/>
+        <w:jc w:val="both"/>
+        <w:pBdr>
+          <w:left w:val="single" w:sz="12" w:space="8" w:color="1F4E79"/>
+        </w:pBdr>
+      </w:pPr>
+      <w:r>
+        <w:rPr>
+          <w:rFonts w:ascii="Times New Roman" w:hAnsi="Times New Roman" w:cs="Times New Roman" w:eastAsia="Times New Roman"/>
+          <w:b w:val="0"/>
+          <w:i w:val="0"/>
+          <w:color w:val="1F4E79"/>
+          <w:sz w:val="24"/>
+        </w:rPr>
+        <w:t>Да, а глухие подписчики не смогут прослушать голосовое?</w:t>
+      </w:r>
+    </w:p>
+    <w:p>
+      <w:pPr>
+        <w:spacing w:before="200" w:after="40"/>
+        <w:ind w:firstLine="0"/>
+      </w:pPr>
+      <w:r>
+        <w:rPr>
+          <w:rFonts w:ascii="Times New Roman" w:hAnsi="Times New Roman" w:cs="Times New Roman" w:eastAsia="Times New Roman"/>
+          <w:b/>
+          <w:i w:val="0"/>
+          <w:color w:val="1F4E79"/>
+          <w:sz w:val="24"/>
+        </w:rPr>
+        <w:t>Анфи</w:t>
+      </w:r>
+      <w:r>
+        <w:rPr>
+          <w:rFonts w:ascii="Times New Roman" w:hAnsi="Times New Roman" w:cs="Times New Roman" w:eastAsia="Times New Roman"/>
+          <w:b w:val="0"/>
+          <w:i/>
+          <w:color w:val="6B6B6B"/>
+          <w:sz w:val="18"/>
+        </w:rPr>
+        <w:t xml:space="preserve">   ·   00:12</w:t>
+      </w:r>
+    </w:p>
+    <w:p>
+      <w:pPr>
+        <w:spacing w:after="160" w:line="276" w:lineRule="auto"/>
+        <w:ind w:firstLine="425"/>
+        <w:jc w:val="both"/>
+        <w:pBdr>
+          <w:left w:val="single" w:sz="12" w:space="8" w:color="1F4E79"/>
+        </w:pBdr>
+      </w:pPr>
+      <w:r>
+        <w:rPr>
+          <w:rFonts w:ascii="Times New Roman" w:hAnsi="Times New Roman" w:eastAsia="Times New Roman"/>
+          <w:color w:val="1F4E79"/>
+          <w:sz w:val="24"/>
+        </w:rPr>
+        <w:t>Я знаю.</w:t>
+      </w:r>
+    </w:p>
+    <w:p>
+      <w:pPr>
+        <w:spacing w:before="200" w:after="40"/>
+        <w:ind w:firstLine="0"/>
+      </w:pPr>
+      <w:r>
+        <w:rPr>
+          <w:rFonts w:ascii="Times New Roman" w:hAnsi="Times New Roman" w:cs="Times New Roman" w:eastAsia="Times New Roman"/>
+          <w:b/>
+          <w:i w:val="0"/>
+          <w:color w:val="1F4E79"/>
+          <w:sz w:val="24"/>
+        </w:rPr>
+        <w:t>Анфи</w:t>
+      </w:r>
+      <w:r>
+        <w:rPr>
+          <w:rFonts w:ascii="Times New Roman" w:hAnsi="Times New Roman" w:cs="Times New Roman" w:eastAsia="Times New Roman"/>
+          <w:b w:val="0"/>
+          <w:i/>
+          <w:color w:val="6B6B6B"/>
+          <w:sz w:val="18"/>
+        </w:rPr>
+        <w:t xml:space="preserve">   ·   00:12</w:t>
+      </w:r>
+    </w:p>
+    <w:p>
+      <w:pPr>
+        <w:spacing w:after="160" w:line="276" w:lineRule="auto"/>
+        <w:ind w:firstLine="425"/>
+        <w:jc w:val="both"/>
+        <w:pBdr>
+          <w:left w:val="single" w:sz="12" w:space="8" w:color="1F4E79"/>
+        </w:pBdr>
+      </w:pPr>
+      <w:r>
+        <w:rPr>
+          <w:rFonts w:ascii="Times New Roman" w:hAnsi="Times New Roman" w:eastAsia="Times New Roman"/>
+          <w:color w:val="1F4E79"/>
+          <w:sz w:val="24"/>
+        </w:rPr>
+        <w:t>А у меня вчера парень спел мне песню Андрея Куклина «Девчонка». Спел не хуже оригинала, но голос Андрея я люблю больше: )))Кстати, он сказал, что сам певец ему не понравился, так как стиль одежды и причёски плохой, я ему с осуждением ответила «Был бы незрячим — ещё хуже бы одевался» )))).</w:t>
+      </w:r>
+    </w:p>
+    <w:p>
+      <w:pPr>
+        <w:spacing w:before="200" w:after="40"/>
+        <w:ind w:firstLine="0"/>
+      </w:pPr>
+      <w:r>
+        <w:rPr>
+          <w:rFonts w:ascii="Times New Roman" w:hAnsi="Times New Roman" w:cs="Times New Roman" w:eastAsia="Times New Roman"/>
+          <w:b/>
+          <w:i w:val="0"/>
+          <w:color w:val="1F4E79"/>
+          <w:sz w:val="24"/>
+        </w:rPr>
+        <w:t>Анфи</w:t>
+      </w:r>
+      <w:r>
+        <w:rPr>
+          <w:rFonts w:ascii="Times New Roman" w:hAnsi="Times New Roman" w:cs="Times New Roman" w:eastAsia="Times New Roman"/>
+          <w:b w:val="0"/>
+          <w:i/>
+          <w:color w:val="6B6B6B"/>
+          <w:sz w:val="18"/>
+        </w:rPr>
+        <w:t xml:space="preserve">   ·   00:12</w:t>
+      </w:r>
+    </w:p>
+    <w:p>
+      <w:pPr>
+        <w:spacing w:after="160" w:line="276" w:lineRule="auto"/>
+        <w:ind w:firstLine="425"/>
+        <w:jc w:val="both"/>
+        <w:pBdr>
+          <w:left w:val="single" w:sz="12" w:space="8" w:color="1F4E79"/>
+        </w:pBdr>
+      </w:pPr>
+      <w:r>
+        <w:rPr>
+          <w:rFonts w:ascii="Times New Roman" w:hAnsi="Times New Roman" w:cs="Times New Roman" w:eastAsia="Times New Roman"/>
+          <w:b w:val="0"/>
+          <w:i w:val="0"/>
+          <w:color w:val="1F4E79"/>
+          <w:sz w:val="24"/>
+        </w:rPr>
+        <w:t>О вкусах не спорят))) И дело не в том, зрячий человек или нет. У Андрея хороший вкус, он не боится быть ярким, в отличие от многих зрячих 😅.</w:t>
+      </w:r>
+    </w:p>
+    <w:p>
+      <w:pPr>
+        <w:spacing w:before="200" w:after="40"/>
+        <w:ind w:firstLine="0"/>
+      </w:pPr>
+      <w:r>
+        <w:rPr>
+          <w:rFonts w:ascii="Times New Roman" w:hAnsi="Times New Roman" w:cs="Times New Roman" w:eastAsia="Times New Roman"/>
+          <w:b/>
+          <w:i w:val="0"/>
+          <w:color w:val="1F4E79"/>
+          <w:sz w:val="24"/>
+        </w:rPr>
+        <w:t>Анфи</w:t>
+      </w:r>
+      <w:r>
+        <w:rPr>
+          <w:rFonts w:ascii="Times New Roman" w:hAnsi="Times New Roman" w:cs="Times New Roman" w:eastAsia="Times New Roman"/>
+          <w:b w:val="0"/>
+          <w:i/>
+          <w:color w:val="6B6B6B"/>
+          <w:sz w:val="18"/>
+        </w:rPr>
+        <w:t xml:space="preserve">   ·   00:12</w:t>
+      </w:r>
+    </w:p>
+    <w:p>
+      <w:pPr>
+        <w:spacing w:after="160" w:line="276" w:lineRule="auto"/>
+        <w:ind w:firstLine="425"/>
+        <w:jc w:val="both"/>
+        <w:pBdr>
+          <w:left w:val="single" w:sz="12" w:space="8" w:color="1F4E79"/>
+        </w:pBdr>
+      </w:pPr>
+      <w:r>
+        <w:rPr>
+          <w:rFonts w:ascii="Times New Roman" w:hAnsi="Times New Roman" w:eastAsia="Times New Roman"/>
+          <w:color w:val="1F4E79"/>
+          <w:sz w:val="24"/>
+        </w:rPr>
+        <w:t>Давайте просто поддержим автора этого чата. Я не понимаю, как, сколько надо иметь нервов, чтобы. Вот прикинь, у тебя есть чат, и тебе там пишут всё. Вот это. Только последнее сообщение можно отнести к нормальным.</w:t>
       </w:r>
     </w:p>
     <w:p>
@@ -2369,7 +4285,7 @@
           <w:color w:val="6B6B6B"/>
           <w:sz w:val="18"/>
         </w:rPr>
-        <w:t xml:space="preserve">   ·   19:24</w:t>
+        <w:t xml:space="preserve">   ·   00:15</w:t>
       </w:r>
     </w:p>
     <w:p>
@@ -2389,7 +4305,7 @@
           <w:color w:val="C00000"/>
           <w:sz w:val="24"/>
         </w:rPr>
-        <w:t>А messenger Element есть у тебя?</w:t>
+        <w:t>Что за чат?</w:t>
       </w:r>
     </w:p>
     <w:p>
@@ -2415,7 +4331,7 @@
           <w:color w:val="6B6B6B"/>
           <w:sz w:val="18"/>
         </w:rPr>
-        <w:t xml:space="preserve">   ·   19:25</w:t>
+        <w:t xml:space="preserve">   ·   00:17</w:t>
       </w:r>
     </w:p>
     <w:p>
@@ -2429,13 +4345,11 @@
       </w:pPr>
       <w:r>
         <w:rPr>
-          <w:rFonts w:ascii="Times New Roman" w:hAnsi="Times New Roman" w:cs="Times New Roman" w:eastAsia="Times New Roman"/>
-          <w:b w:val="0"/>
-          <w:i w:val="0"/>
+          <w:rFonts w:ascii="Times New Roman" w:hAnsi="Times New Roman" w:eastAsia="Times New Roman"/>
           <w:color w:val="1F4E79"/>
           <w:sz w:val="24"/>
         </w:rPr>
-        <w:t>Ну, как бы, формально есть, но я проверку на бота не смогла пройти, так что, можно считать, что у меня его нет. Потому что я бот, на самом деле. Мы просто об этом не знали.</w:t>
+        <w:t>Чат незрячего исполнителя Андрея Куклина.</w:t>
       </w:r>
     </w:p>
     <w:p>
@@ -2461,7 +4375,7 @@
           <w:color w:val="6B6B6B"/>
           <w:sz w:val="18"/>
         </w:rPr>
-        <w:t xml:space="preserve">   ·   19:26</w:t>
+        <w:t xml:space="preserve">   ·   00:30</w:t>
       </w:r>
     </w:p>
     <w:p>
@@ -2481,7 +4395,7 @@
           <w:color w:val="C00000"/>
           <w:sz w:val="24"/>
         </w:rPr>
-        <w:t>Жуть, ну кто-то помог бы там, это, пройти все эти верификации, но остаётся: можно через Макса созвониться, ну через ВК.</w:t>
+        <w:t>Com/product/84430.</w:t>
       </w:r>
     </w:p>
     <w:p>
@@ -2507,7 +4421,7 @@
           <w:color w:val="6B6B6B"/>
           <w:sz w:val="18"/>
         </w:rPr>
-        <w:t xml:space="preserve">   ·   19:26</w:t>
+        <w:t xml:space="preserve">   ·   10:41</w:t>
       </w:r>
     </w:p>
     <w:p>
@@ -2521,13 +4435,103 @@
       </w:pPr>
       <w:r>
         <w:rPr>
+          <w:rFonts w:ascii="Times New Roman" w:hAnsi="Times New Roman" w:eastAsia="Times New Roman"/>
+          <w:color w:val="1F4E79"/>
+          <w:sz w:val="24"/>
+        </w:rPr>
+        <w:t>Привет. Можешь проверить на авторское право название, которое. Вот нейронка скинула, а именно точка перехода, граница тишины и… И всё, пожалуй?</w:t>
+      </w:r>
+    </w:p>
+    <w:p>
+      <w:pPr>
+        <w:spacing w:before="200" w:after="40"/>
+        <w:ind w:firstLine="0"/>
+      </w:pPr>
+      <w:r>
+        <w:rPr>
+          <w:rFonts w:ascii="Times New Roman" w:hAnsi="Times New Roman" w:cs="Times New Roman" w:eastAsia="Times New Roman"/>
+          <w:b/>
+          <w:i w:val="0"/>
+          <w:color w:val="C00000"/>
+          <w:sz w:val="24"/>
+        </w:rPr>
+        <w:t>Kir</w:t>
+      </w:r>
+      <w:r>
+        <w:rPr>
+          <w:rFonts w:ascii="Times New Roman" w:hAnsi="Times New Roman" w:cs="Times New Roman" w:eastAsia="Times New Roman"/>
+          <w:b w:val="0"/>
+          <w:i/>
+          <w:color w:val="6B6B6B"/>
+          <w:sz w:val="18"/>
+        </w:rPr>
+        <w:t xml:space="preserve">   ·   10:48</w:t>
+      </w:r>
+    </w:p>
+    <w:p>
+      <w:pPr>
+        <w:spacing w:after="160" w:line="276" w:lineRule="auto"/>
+        <w:ind w:firstLine="425"/>
+        <w:jc w:val="both"/>
+        <w:pBdr>
+          <w:left w:val="single" w:sz="12" w:space="8" w:color="C00000"/>
+        </w:pBdr>
+      </w:pPr>
+      <w:r>
+        <w:rPr>
           <w:rFonts w:ascii="Times New Roman" w:hAnsi="Times New Roman" w:cs="Times New Roman" w:eastAsia="Times New Roman"/>
           <w:b w:val="0"/>
           <w:i w:val="0"/>
-          <w:color w:val="1F4E79"/>
+          <w:color w:val="C00000"/>
           <w:sz w:val="24"/>
         </w:rPr>
-        <w:t>О, кстати, да, давай. Я слышала, что VK типа качество звука хорошее. Вот давай посмотрим.</w:t>
+        <w:t>Название «Точка перехода границы тишины» в открытых реестрах товарных знаков и произведений официально не значится. Как самостоятельный объект оно не зарегистрировано, но авторская охрана возникает автоматически при создании произведения. Есть похожие знаки «Точка тишины».</w:t>
+      </w:r>
+    </w:p>
+    <w:p>
+      <w:pPr>
+        <w:spacing w:before="200" w:after="40"/>
+        <w:ind w:firstLine="0"/>
+      </w:pPr>
+      <w:r>
+        <w:rPr>
+          <w:rFonts w:ascii="Times New Roman" w:hAnsi="Times New Roman" w:cs="Times New Roman" w:eastAsia="Times New Roman"/>
+          <w:b/>
+          <w:i w:val="0"/>
+          <w:color w:val="C00000"/>
+          <w:sz w:val="24"/>
+        </w:rPr>
+        <w:t>Kir</w:t>
+      </w:r>
+      <w:r>
+        <w:rPr>
+          <w:rFonts w:ascii="Times New Roman" w:hAnsi="Times New Roman" w:cs="Times New Roman" w:eastAsia="Times New Roman"/>
+          <w:b w:val="0"/>
+          <w:i/>
+          <w:color w:val="6B6B6B"/>
+          <w:sz w:val="18"/>
+        </w:rPr>
+        <w:t xml:space="preserve">   ·   12:28</w:t>
+      </w:r>
+    </w:p>
+    <w:p>
+      <w:pPr>
+        <w:spacing w:after="160" w:line="276" w:lineRule="auto"/>
+        <w:ind w:firstLine="425"/>
+        <w:jc w:val="both"/>
+        <w:pBdr>
+          <w:left w:val="single" w:sz="12" w:space="8" w:color="C00000"/>
+        </w:pBdr>
+      </w:pPr>
+      <w:r>
+        <w:rPr>
+          <w:rFonts w:ascii="Times New Roman" w:hAnsi="Times New Roman" w:cs="Times New Roman" w:eastAsia="Times New Roman"/>
+          <w:b w:val="0"/>
+          <w:i w:val="0"/>
+          <w:color w:val="C00000"/>
+          <w:sz w:val="24"/>
+        </w:rPr>
+        <w:t>Ещё мощный бесплатный VPN.</w:t>
       </w:r>
     </w:p>
     <w:p>
@@ -2553,7 +4557,7 @@
           <w:color w:val="6B6B6B"/>
           <w:sz w:val="18"/>
         </w:rPr>
-        <w:t xml:space="preserve">   ·   19:31</w:t>
+        <w:t xml:space="preserve">   ·   16:17</w:t>
       </w:r>
     </w:p>
     <w:p>
@@ -2567,13 +4571,283 @@
       </w:pPr>
       <w:r>
         <w:rPr>
+          <w:rFonts w:ascii="Times New Roman" w:hAnsi="Times New Roman" w:eastAsia="Times New Roman"/>
+          <w:color w:val="1F4E79"/>
+          <w:sz w:val="24"/>
+        </w:rPr>
+        <w:t>Ой, это мои любимые блогеры, которых ты мне скинул, кстати, ну, от этого. Вот видео.</w:t>
+      </w:r>
+    </w:p>
+    <w:p>
+      <w:pPr>
+        <w:spacing w:before="200" w:after="40"/>
+        <w:ind w:firstLine="0"/>
+      </w:pPr>
+      <w:r>
+        <w:rPr>
+          <w:rFonts w:ascii="Times New Roman" w:hAnsi="Times New Roman" w:cs="Times New Roman" w:eastAsia="Times New Roman"/>
+          <w:b/>
+          <w:i w:val="0"/>
+          <w:color w:val="C00000"/>
+          <w:sz w:val="24"/>
+        </w:rPr>
+        <w:t>Kir</w:t>
+      </w:r>
+      <w:r>
+        <w:rPr>
+          <w:rFonts w:ascii="Times New Roman" w:hAnsi="Times New Roman" w:cs="Times New Roman" w:eastAsia="Times New Roman"/>
+          <w:b w:val="0"/>
+          <w:i/>
+          <w:color w:val="6B6B6B"/>
+          <w:sz w:val="18"/>
+        </w:rPr>
+        <w:t xml:space="preserve">   ·   16:20</w:t>
+      </w:r>
+    </w:p>
+    <w:p>
+      <w:pPr>
+        <w:spacing w:after="160" w:line="276" w:lineRule="auto"/>
+        <w:ind w:firstLine="425"/>
+        <w:jc w:val="both"/>
+        <w:pBdr>
+          <w:left w:val="single" w:sz="12" w:space="8" w:color="C00000"/>
+        </w:pBdr>
+      </w:pPr>
+      <w:r>
+        <w:rPr>
+          <w:rFonts w:ascii="Times New Roman" w:hAnsi="Times New Roman" w:cs="Times New Roman" w:eastAsia="Times New Roman"/>
+          <w:b w:val="0"/>
+          <w:i w:val="0"/>
+          <w:color w:val="C00000"/>
+          <w:sz w:val="24"/>
+        </w:rPr>
+        <w:t>Они только с Алисой общаются или что?</w:t>
+      </w:r>
+    </w:p>
+    <w:p>
+      <w:pPr>
+        <w:spacing w:before="200" w:after="40"/>
+        <w:ind w:firstLine="0"/>
+      </w:pPr>
+      <w:r>
+        <w:rPr>
+          <w:rFonts w:ascii="Times New Roman" w:hAnsi="Times New Roman" w:cs="Times New Roman" w:eastAsia="Times New Roman"/>
+          <w:b/>
+          <w:i w:val="0"/>
+          <w:color w:val="1F4E79"/>
+          <w:sz w:val="24"/>
+        </w:rPr>
+        <w:t>Анфи</w:t>
+      </w:r>
+      <w:r>
+        <w:rPr>
+          <w:rFonts w:ascii="Times New Roman" w:hAnsi="Times New Roman" w:cs="Times New Roman" w:eastAsia="Times New Roman"/>
+          <w:b w:val="0"/>
+          <w:i/>
+          <w:color w:val="6B6B6B"/>
+          <w:sz w:val="18"/>
+        </w:rPr>
+        <w:t xml:space="preserve">   ·   16:23</w:t>
+      </w:r>
+    </w:p>
+    <w:p>
+      <w:pPr>
+        <w:spacing w:after="160" w:line="276" w:lineRule="auto"/>
+        <w:ind w:firstLine="425"/>
+        <w:jc w:val="both"/>
+        <w:pBdr>
+          <w:left w:val="single" w:sz="12" w:space="8" w:color="1F4E79"/>
+        </w:pBdr>
+      </w:pPr>
+      <w:r>
+        <w:rPr>
           <w:rFonts w:ascii="Times New Roman" w:hAnsi="Times New Roman" w:cs="Times New Roman" w:eastAsia="Times New Roman"/>
           <w:b w:val="0"/>
           <w:i w:val="0"/>
           <w:color w:val="1F4E79"/>
           <w:sz w:val="24"/>
         </w:rPr>
-        <w:t>Я тебе только что в ВК попыталась позвонить.</w:t>
+        <w:t>Нет, у них вообще-то другая тематика канала. А это старое видео или новое?</w:t>
+      </w:r>
+    </w:p>
+    <w:p>
+      <w:pPr>
+        <w:spacing w:before="200" w:after="40"/>
+        <w:ind w:firstLine="0"/>
+      </w:pPr>
+      <w:r>
+        <w:rPr>
+          <w:rFonts w:ascii="Times New Roman" w:hAnsi="Times New Roman" w:cs="Times New Roman" w:eastAsia="Times New Roman"/>
+          <w:b/>
+          <w:i w:val="0"/>
+          <w:color w:val="C00000"/>
+          <w:sz w:val="24"/>
+        </w:rPr>
+        <w:t>Kir</w:t>
+      </w:r>
+      <w:r>
+        <w:rPr>
+          <w:rFonts w:ascii="Times New Roman" w:hAnsi="Times New Roman" w:cs="Times New Roman" w:eastAsia="Times New Roman"/>
+          <w:b w:val="0"/>
+          <w:i/>
+          <w:color w:val="6B6B6B"/>
+          <w:sz w:val="18"/>
+        </w:rPr>
+        <w:t xml:space="preserve">   ·   16:37</w:t>
+      </w:r>
+    </w:p>
+    <w:p>
+      <w:pPr>
+        <w:spacing w:after="160" w:line="276" w:lineRule="auto"/>
+        <w:ind w:firstLine="425"/>
+        <w:jc w:val="both"/>
+        <w:pBdr>
+          <w:left w:val="single" w:sz="12" w:space="8" w:color="C00000"/>
+        </w:pBdr>
+      </w:pPr>
+      <w:r>
+        <w:rPr>
+          <w:rFonts w:ascii="Times New Roman" w:hAnsi="Times New Roman" w:cs="Times New Roman" w:eastAsia="Times New Roman"/>
+          <w:b w:val="0"/>
+          <w:i w:val="0"/>
+          <w:color w:val="C00000"/>
+          <w:sz w:val="24"/>
+        </w:rPr>
+        <w:t>Ну, судя по текущим проблемам, наверное, новое.</w:t>
+      </w:r>
+    </w:p>
+    <w:p>
+      <w:pPr>
+        <w:spacing w:before="200" w:after="40"/>
+        <w:ind w:firstLine="0"/>
+      </w:pPr>
+      <w:r>
+        <w:rPr>
+          <w:rFonts w:ascii="Times New Roman" w:hAnsi="Times New Roman" w:cs="Times New Roman" w:eastAsia="Times New Roman"/>
+          <w:b/>
+          <w:i w:val="0"/>
+          <w:color w:val="1F4E79"/>
+          <w:sz w:val="24"/>
+        </w:rPr>
+        <w:t>Анфи</w:t>
+      </w:r>
+      <w:r>
+        <w:rPr>
+          <w:rFonts w:ascii="Times New Roman" w:hAnsi="Times New Roman" w:cs="Times New Roman" w:eastAsia="Times New Roman"/>
+          <w:b w:val="0"/>
+          <w:i/>
+          <w:color w:val="6B6B6B"/>
+          <w:sz w:val="18"/>
+        </w:rPr>
+        <w:t xml:space="preserve">   ·   21:54</w:t>
+      </w:r>
+    </w:p>
+    <w:p>
+      <w:pPr>
+        <w:spacing w:after="160" w:line="276" w:lineRule="auto"/>
+        <w:ind w:firstLine="425"/>
+        <w:jc w:val="both"/>
+        <w:pBdr>
+          <w:left w:val="single" w:sz="12" w:space="8" w:color="1F4E79"/>
+        </w:pBdr>
+      </w:pPr>
+      <w:r>
+        <w:rPr>
+          <w:rFonts w:ascii="Times New Roman" w:hAnsi="Times New Roman" w:eastAsia="Times New Roman"/>
+          <w:color w:val="1F4E79"/>
+          <w:sz w:val="24"/>
+        </w:rPr>
+        <w:t>Привет, поговори со мной по Element X: To/#/@dolphin7_3: matrix.org.</w:t>
+      </w:r>
+    </w:p>
+    <w:p>
+      <w:pPr>
+        <w:spacing w:before="200" w:after="40"/>
+        <w:ind w:firstLine="0"/>
+      </w:pPr>
+      <w:r>
+        <w:rPr>
+          <w:rFonts w:ascii="Times New Roman" w:hAnsi="Times New Roman" w:cs="Times New Roman" w:eastAsia="Times New Roman"/>
+          <w:b/>
+          <w:i w:val="0"/>
+          <w:color w:val="C00000"/>
+          <w:sz w:val="24"/>
+        </w:rPr>
+        <w:t>Kir</w:t>
+      </w:r>
+      <w:r>
+        <w:rPr>
+          <w:rFonts w:ascii="Times New Roman" w:hAnsi="Times New Roman" w:cs="Times New Roman" w:eastAsia="Times New Roman"/>
+          <w:b w:val="0"/>
+          <w:i/>
+          <w:color w:val="6B6B6B"/>
+          <w:sz w:val="18"/>
+        </w:rPr>
+        <w:t xml:space="preserve">   ·   22:29</w:t>
+      </w:r>
+    </w:p>
+    <w:p>
+      <w:pPr>
+        <w:spacing w:after="160" w:line="276" w:lineRule="auto"/>
+        <w:ind w:firstLine="425"/>
+        <w:jc w:val="both"/>
+        <w:pBdr>
+          <w:left w:val="single" w:sz="12" w:space="8" w:color="C00000"/>
+        </w:pBdr>
+      </w:pPr>
+      <w:r>
+        <w:rPr>
+          <w:rFonts w:ascii="Times New Roman" w:hAnsi="Times New Roman" w:cs="Times New Roman" w:eastAsia="Times New Roman"/>
+          <w:b w:val="0"/>
+          <w:i w:val="0"/>
+          <w:color w:val="C00000"/>
+          <w:sz w:val="24"/>
+        </w:rPr>
+        <w:t>Прикольно. Ну, я тебе написал в этот Element.</w:t>
+      </w:r>
+    </w:p>
+    <w:p>
+      <w:pPr>
+        <w:spacing w:before="200" w:after="40"/>
+        <w:ind w:firstLine="0"/>
+      </w:pPr>
+      <w:r>
+        <w:rPr>
+          <w:rFonts w:ascii="Times New Roman" w:hAnsi="Times New Roman" w:cs="Times New Roman" w:eastAsia="Times New Roman"/>
+          <w:b/>
+          <w:i w:val="0"/>
+          <w:color w:val="C00000"/>
+          <w:sz w:val="24"/>
+        </w:rPr>
+        <w:t>Kir</w:t>
+      </w:r>
+      <w:r>
+        <w:rPr>
+          <w:rFonts w:ascii="Times New Roman" w:hAnsi="Times New Roman" w:cs="Times New Roman" w:eastAsia="Times New Roman"/>
+          <w:b w:val="0"/>
+          <w:i/>
+          <w:color w:val="6B6B6B"/>
+          <w:sz w:val="18"/>
+        </w:rPr>
+        <w:t xml:space="preserve">   ·   23:11</w:t>
+      </w:r>
+    </w:p>
+    <w:p>
+      <w:pPr>
+        <w:spacing w:after="160" w:line="276" w:lineRule="auto"/>
+        <w:ind w:firstLine="425"/>
+        <w:jc w:val="both"/>
+        <w:pBdr>
+          <w:left w:val="single" w:sz="12" w:space="8" w:color="C00000"/>
+        </w:pBdr>
+      </w:pPr>
+      <w:r>
+        <w:rPr>
+          <w:rFonts w:ascii="Times New Roman" w:hAnsi="Times New Roman" w:eastAsia="Times New Roman"/>
+          <w:color w:val="C00000"/>
+          <w:sz w:val="24"/>
+        </w:rPr>
+        <w:t>Это капец, ты представь, что назревает. Вот с этими нейронками.</w:t>
       </w:r>
     </w:p>
     <w:p>
@@ -2593,7 +4867,7 @@
           <w:color w:val="2E5A3C"/>
           <w:sz w:val="26"/>
         </w:rPr>
-        <w:t>5 апреля 2026</w:t>
+        <w:t>9 апреля 2026</w:t>
       </w:r>
     </w:p>
     <w:p>
@@ -2619,7 +4893,7 @@
           <w:color w:val="6B6B6B"/>
           <w:sz w:val="18"/>
         </w:rPr>
-        <w:t xml:space="preserve">   ·   00:22</w:t>
+        <w:t xml:space="preserve">   ·   01:45</w:t>
       </w:r>
     </w:p>
     <w:p>
@@ -2639,7 +4913,27 @@
           <w:color w:val="C00000"/>
           <w:sz w:val="24"/>
         </w:rPr>
-        <w:t>Тут по-моему и голосовые получше.</w:t>
+        <w:t>Гостинцы.</w:t>
+      </w:r>
+    </w:p>
+    <w:p>
+      <w:pPr>
+        <w:spacing w:before="360" w:after="160"/>
+        <w:ind w:firstLine="0"/>
+        <w:jc w:val="left"/>
+        <w:pBdr>
+          <w:bottom w:val="single" w:sz="8" w:space="6" w:color="2E5A3C"/>
+        </w:pBdr>
+      </w:pPr>
+      <w:r>
+        <w:rPr>
+          <w:rFonts w:ascii="Times New Roman" w:hAnsi="Times New Roman" w:cs="Times New Roman" w:eastAsia="Times New Roman"/>
+          <w:b/>
+          <w:i w:val="0"/>
+          <w:color w:val="2E5A3C"/>
+          <w:sz w:val="26"/>
+        </w:rPr>
+        <w:t>10 апреля 2026</w:t>
       </w:r>
     </w:p>
     <w:p>
@@ -2665,7 +4959,7 @@
           <w:color w:val="6B6B6B"/>
           <w:sz w:val="18"/>
         </w:rPr>
-        <w:t xml:space="preserve">   ·   00:23</w:t>
+        <w:t xml:space="preserve">   ·   06:50</w:t>
       </w:r>
     </w:p>
     <w:p>
@@ -2679,13 +4973,163 @@
       </w:pPr>
       <w:r>
         <w:rPr>
+          <w:rFonts w:ascii="Times New Roman" w:hAnsi="Times New Roman" w:eastAsia="Times New Roman"/>
+          <w:color w:val="1F4E79"/>
+          <w:sz w:val="24"/>
+        </w:rPr>
+        <w:t>Доброе утро. Да, я вчера легла — удивительно, но легла вчера не очень поздно. Вот сейчас. Вот у меня тут вопрос решается: поехать по делам или не поехать.</w:t>
+      </w:r>
+    </w:p>
+    <w:p>
+      <w:pPr>
+        <w:spacing w:before="360" w:after="160"/>
+        <w:ind w:firstLine="0"/>
+        <w:jc w:val="left"/>
+        <w:pBdr>
+          <w:bottom w:val="single" w:sz="8" w:space="6" w:color="2E5A3C"/>
+        </w:pBdr>
+      </w:pPr>
+      <w:r>
+        <w:rPr>
+          <w:rFonts w:ascii="Times New Roman" w:hAnsi="Times New Roman" w:cs="Times New Roman" w:eastAsia="Times New Roman"/>
+          <w:b/>
+          <w:i w:val="0"/>
+          <w:color w:val="2E5A3C"/>
+          <w:sz w:val="26"/>
+        </w:rPr>
+        <w:t>11 апреля 2026</w:t>
+      </w:r>
+    </w:p>
+    <w:p>
+      <w:pPr>
+        <w:spacing w:before="200" w:after="40"/>
+        <w:ind w:firstLine="0"/>
+      </w:pPr>
+      <w:r>
+        <w:rPr>
+          <w:rFonts w:ascii="Times New Roman" w:hAnsi="Times New Roman" w:cs="Times New Roman" w:eastAsia="Times New Roman"/>
+          <w:b/>
+          <w:i w:val="0"/>
+          <w:color w:val="C00000"/>
+          <w:sz w:val="24"/>
+        </w:rPr>
+        <w:t>Kir</w:t>
+      </w:r>
+      <w:r>
+        <w:rPr>
+          <w:rFonts w:ascii="Times New Roman" w:hAnsi="Times New Roman" w:cs="Times New Roman" w:eastAsia="Times New Roman"/>
+          <w:b w:val="0"/>
+          <w:i/>
+          <w:color w:val="6B6B6B"/>
+          <w:sz w:val="18"/>
+        </w:rPr>
+        <w:t xml:space="preserve">   ·   12:48</w:t>
+      </w:r>
+    </w:p>
+    <w:p>
+      <w:pPr>
+        <w:spacing w:after="160" w:line="276" w:lineRule="auto"/>
+        <w:ind w:firstLine="425"/>
+        <w:jc w:val="both"/>
+        <w:pBdr>
+          <w:left w:val="single" w:sz="12" w:space="8" w:color="C00000"/>
+        </w:pBdr>
+      </w:pPr>
+      <w:r>
+        <w:rPr>
           <w:rFonts w:ascii="Times New Roman" w:hAnsi="Times New Roman" w:cs="Times New Roman" w:eastAsia="Times New Roman"/>
           <w:b w:val="0"/>
           <w:i w:val="0"/>
-          <w:color w:val="1F4E79"/>
+          <w:color w:val="C00000"/>
           <w:sz w:val="24"/>
         </w:rPr>
-        <w:t>Реально, потому что ВК режет качество голосовых, хрен знает почему.</w:t>
+        <w:t>Com/categories/guitar.</w:t>
+      </w:r>
+    </w:p>
+    <w:p>
+      <w:pPr>
+        <w:spacing w:before="360" w:after="160"/>
+        <w:ind w:firstLine="0"/>
+        <w:jc w:val="left"/>
+        <w:pBdr>
+          <w:bottom w:val="single" w:sz="8" w:space="6" w:color="2E5A3C"/>
+        </w:pBdr>
+      </w:pPr>
+      <w:r>
+        <w:rPr>
+          <w:rFonts w:ascii="Times New Roman" w:hAnsi="Times New Roman" w:cs="Times New Roman" w:eastAsia="Times New Roman"/>
+          <w:b/>
+          <w:i w:val="0"/>
+          <w:color w:val="2E5A3C"/>
+          <w:sz w:val="26"/>
+        </w:rPr>
+        <w:t>13 апреля 2026</w:t>
+      </w:r>
+    </w:p>
+    <w:p>
+      <w:pPr>
+        <w:spacing w:before="200" w:after="40"/>
+        <w:ind w:firstLine="0"/>
+      </w:pPr>
+      <w:r>
+        <w:rPr>
+          <w:rFonts w:ascii="Times New Roman" w:hAnsi="Times New Roman" w:cs="Times New Roman" w:eastAsia="Times New Roman"/>
+          <w:b/>
+          <w:i w:val="0"/>
+          <w:color w:val="C00000"/>
+          <w:sz w:val="24"/>
+        </w:rPr>
+        <w:t>Kir</w:t>
+      </w:r>
+      <w:r>
+        <w:rPr>
+          <w:rFonts w:ascii="Times New Roman" w:hAnsi="Times New Roman" w:cs="Times New Roman" w:eastAsia="Times New Roman"/>
+          <w:b w:val="0"/>
+          <w:i/>
+          <w:color w:val="6B6B6B"/>
+          <w:sz w:val="18"/>
+        </w:rPr>
+        <w:t xml:space="preserve">   ·   07:12</w:t>
+      </w:r>
+    </w:p>
+    <w:p>
+      <w:pPr>
+        <w:spacing w:after="160" w:line="276" w:lineRule="auto"/>
+        <w:ind w:firstLine="425"/>
+        <w:jc w:val="both"/>
+        <w:pBdr>
+          <w:left w:val="single" w:sz="12" w:space="8" w:color="C00000"/>
+        </w:pBdr>
+      </w:pPr>
+      <w:r>
+        <w:rPr>
+          <w:rFonts w:ascii="Times New Roman" w:hAnsi="Times New Roman" w:cs="Times New Roman" w:eastAsia="Times New Roman"/>
+          <w:b w:val="0"/>
+          <w:i w:val="0"/>
+          <w:color w:val="C00000"/>
+          <w:sz w:val="24"/>
+        </w:rPr>
+        <w:t>Похоже ты все же сюда прорвалась.</w:t>
+      </w:r>
+    </w:p>
+    <w:p>
+      <w:pPr>
+        <w:spacing w:before="360" w:after="160"/>
+        <w:ind w:firstLine="0"/>
+        <w:jc w:val="left"/>
+        <w:pBdr>
+          <w:bottom w:val="single" w:sz="8" w:space="6" w:color="2E5A3C"/>
+        </w:pBdr>
+      </w:pPr>
+      <w:r>
+        <w:rPr>
+          <w:rFonts w:ascii="Times New Roman" w:hAnsi="Times New Roman" w:cs="Times New Roman" w:eastAsia="Times New Roman"/>
+          <w:b/>
+          <w:i w:val="0"/>
+          <w:color w:val="2E5A3C"/>
+          <w:sz w:val="26"/>
+        </w:rPr>
+        <w:t>14 апреля 2026</w:t>
       </w:r>
     </w:p>
     <w:p>
@@ -2711,7 +5155,7 @@
           <w:color w:val="6B6B6B"/>
           <w:sz w:val="18"/>
         </w:rPr>
-        <w:t xml:space="preserve">   ·   18:39</w:t>
+        <w:t xml:space="preserve">   ·   18:43</w:t>
       </w:r>
     </w:p>
     <w:p>
@@ -2731,7 +5175,183 @@
           <w:color w:val="1F4E79"/>
           <w:sz w:val="24"/>
         </w:rPr>
-        <w:t>Мне нужно придумать название для мульта. Я боюсь, что придумаю какое-нибудь название, а оно уже кем-то занято? Поэтому давай я тебе скину свои варианты названий, и ты в нейронках посмотришь свободны они или нет. 1. Между мирами; 2. Не жди спасения; 3. Гонка на выживание; 4. Параллель; 5. Дорога в новое.</w:t>
+        <w:t>Тг сдох, давай в вк.</w:t>
+      </w:r>
+    </w:p>
+    <w:p>
+      <w:pPr>
+        <w:spacing w:before="360" w:after="160"/>
+        <w:ind w:firstLine="0"/>
+        <w:jc w:val="left"/>
+        <w:pBdr>
+          <w:bottom w:val="single" w:sz="8" w:space="6" w:color="2E5A3C"/>
+        </w:pBdr>
+      </w:pPr>
+      <w:r>
+        <w:rPr>
+          <w:rFonts w:ascii="Times New Roman" w:hAnsi="Times New Roman" w:cs="Times New Roman" w:eastAsia="Times New Roman"/>
+          <w:b/>
+          <w:i w:val="0"/>
+          <w:color w:val="2E5A3C"/>
+          <w:sz w:val="26"/>
+        </w:rPr>
+        <w:t>26 апреля 2026</w:t>
+      </w:r>
+    </w:p>
+    <w:p>
+      <w:pPr>
+        <w:spacing w:before="200" w:after="40"/>
+        <w:ind w:firstLine="0"/>
+      </w:pPr>
+      <w:r>
+        <w:rPr>
+          <w:rFonts w:ascii="Times New Roman" w:hAnsi="Times New Roman" w:cs="Times New Roman" w:eastAsia="Times New Roman"/>
+          <w:b/>
+          <w:i w:val="0"/>
+          <w:color w:val="1F4E79"/>
+          <w:sz w:val="24"/>
+        </w:rPr>
+        <w:t>Анфи</w:t>
+      </w:r>
+      <w:r>
+        <w:rPr>
+          <w:rFonts w:ascii="Times New Roman" w:hAnsi="Times New Roman" w:cs="Times New Roman" w:eastAsia="Times New Roman"/>
+          <w:b w:val="0"/>
+          <w:i/>
+          <w:color w:val="6B6B6B"/>
+          <w:sz w:val="18"/>
+        </w:rPr>
+        <w:t xml:space="preserve">   ·   15:53</w:t>
+      </w:r>
+    </w:p>
+    <w:p>
+      <w:pPr>
+        <w:spacing w:after="160" w:line="276" w:lineRule="auto"/>
+        <w:ind w:firstLine="425"/>
+        <w:jc w:val="both"/>
+        <w:pBdr>
+          <w:left w:val="single" w:sz="12" w:space="8" w:color="1F4E79"/>
+        </w:pBdr>
+      </w:pPr>
+      <w:r>
+        <w:rPr>
+          <w:rFonts w:ascii="Times New Roman" w:hAnsi="Times New Roman" w:cs="Times New Roman" w:eastAsia="Times New Roman"/>
+          <w:b w:val="0"/>
+          <w:i w:val="0"/>
+          <w:color w:val="1F4E79"/>
+          <w:sz w:val="24"/>
+        </w:rPr>
+        <w:t>Кстати, с прошедшим днём рождения тебя, если у тебя правдивая дата, конечно. Стоит. Вот. Желаю тебе заказов классных, хороших, чтобы платили хорошо, чтобы работалось в кайф.</w:t>
+      </w:r>
+    </w:p>
+    <w:p>
+      <w:pPr>
+        <w:spacing w:before="200" w:after="40"/>
+        <w:ind w:firstLine="0"/>
+      </w:pPr>
+      <w:r>
+        <w:rPr>
+          <w:rFonts w:ascii="Times New Roman" w:hAnsi="Times New Roman" w:cs="Times New Roman" w:eastAsia="Times New Roman"/>
+          <w:b/>
+          <w:i w:val="0"/>
+          <w:color w:val="1F4E79"/>
+          <w:sz w:val="24"/>
+        </w:rPr>
+        <w:t>Анфи</w:t>
+      </w:r>
+      <w:r>
+        <w:rPr>
+          <w:rFonts w:ascii="Times New Roman" w:hAnsi="Times New Roman" w:cs="Times New Roman" w:eastAsia="Times New Roman"/>
+          <w:b w:val="0"/>
+          <w:i/>
+          <w:color w:val="6B6B6B"/>
+          <w:sz w:val="18"/>
+        </w:rPr>
+        <w:t xml:space="preserve">   ·   16:39</w:t>
+      </w:r>
+    </w:p>
+    <w:p>
+      <w:pPr>
+        <w:spacing w:after="160" w:line="276" w:lineRule="auto"/>
+        <w:ind w:firstLine="425"/>
+        <w:jc w:val="both"/>
+        <w:pBdr>
+          <w:left w:val="single" w:sz="12" w:space="8" w:color="1F4E79"/>
+        </w:pBdr>
+      </w:pPr>
+      <w:r>
+        <w:rPr>
+          <w:rFonts w:ascii="Times New Roman" w:hAnsi="Times New Roman" w:eastAsia="Times New Roman"/>
+          <w:color w:val="1F4E79"/>
+          <w:sz w:val="24"/>
+        </w:rPr>
+        <w:t>В общем, я всё-таки села за компьютер, и работать я буду. Вот с этим вот. Надеюсь, ты узнаёшь все шедевры, которые ты мне скидывал ещё в декабре. Вот, если бы у этого не было текста и вокала, то было бы здорово.</w:t>
+      </w:r>
+    </w:p>
+    <w:p>
+      <w:pPr>
+        <w:spacing w:before="360" w:after="160"/>
+        <w:ind w:firstLine="0"/>
+        <w:jc w:val="left"/>
+        <w:pBdr>
+          <w:bottom w:val="single" w:sz="8" w:space="6" w:color="2E5A3C"/>
+        </w:pBdr>
+      </w:pPr>
+      <w:r>
+        <w:rPr>
+          <w:rFonts w:ascii="Times New Roman" w:hAnsi="Times New Roman" w:cs="Times New Roman" w:eastAsia="Times New Roman"/>
+          <w:b/>
+          <w:i w:val="0"/>
+          <w:color w:val="2E5A3C"/>
+          <w:sz w:val="26"/>
+        </w:rPr>
+        <w:t>29 апреля 2026</w:t>
+      </w:r>
+    </w:p>
+    <w:p>
+      <w:pPr>
+        <w:spacing w:before="200" w:after="40"/>
+        <w:ind w:firstLine="0"/>
+      </w:pPr>
+      <w:r>
+        <w:rPr>
+          <w:rFonts w:ascii="Times New Roman" w:hAnsi="Times New Roman" w:cs="Times New Roman" w:eastAsia="Times New Roman"/>
+          <w:b/>
+          <w:i w:val="0"/>
+          <w:color w:val="1F4E79"/>
+          <w:sz w:val="24"/>
+        </w:rPr>
+        <w:t>Анфи</w:t>
+      </w:r>
+      <w:r>
+        <w:rPr>
+          <w:rFonts w:ascii="Times New Roman" w:hAnsi="Times New Roman" w:cs="Times New Roman" w:eastAsia="Times New Roman"/>
+          <w:b w:val="0"/>
+          <w:i/>
+          <w:color w:val="6B6B6B"/>
+          <w:sz w:val="18"/>
+        </w:rPr>
+        <w:t xml:space="preserve">   ·   14:20</w:t>
+      </w:r>
+    </w:p>
+    <w:p>
+      <w:pPr>
+        <w:spacing w:after="160" w:line="276" w:lineRule="auto"/>
+        <w:ind w:firstLine="425"/>
+        <w:jc w:val="both"/>
+        <w:pBdr>
+          <w:left w:val="single" w:sz="12" w:space="8" w:color="1F4E79"/>
+        </w:pBdr>
+      </w:pPr>
+      <w:r>
+        <w:rPr>
+          <w:rFonts w:ascii="Times New Roman" w:hAnsi="Times New Roman" w:cs="Times New Roman" w:eastAsia="Times New Roman"/>
+          <w:b w:val="0"/>
+          <w:i w:val="0"/>
+          <w:color w:val="1F4E79"/>
+          <w:sz w:val="24"/>
+        </w:rPr>
+        <w:t>Как жизнь?</w:t>
       </w:r>
     </w:p>
     <w:p>
@@ -2757,7 +5377,7 @@
           <w:color w:val="6B6B6B"/>
           <w:sz w:val="18"/>
         </w:rPr>
-        <w:t xml:space="preserve">   ·   19:04</w:t>
+        <w:t xml:space="preserve">   ·   14:20</w:t>
       </w:r>
     </w:p>
     <w:p>
@@ -2777,7 +5397,53 @@
           <w:color w:val="C00000"/>
           <w:sz w:val="24"/>
         </w:rPr>
-        <w:t>Нейронки врут в этом плане. Сначала типа нет названий, а потом находятся?</w:t>
+        <w:t>Хорошо в целом.</w:t>
+      </w:r>
+    </w:p>
+    <w:p>
+      <w:pPr>
+        <w:spacing w:before="200" w:after="40"/>
+        <w:ind w:firstLine="0"/>
+      </w:pPr>
+      <w:r>
+        <w:rPr>
+          <w:rFonts w:ascii="Times New Roman" w:hAnsi="Times New Roman" w:cs="Times New Roman" w:eastAsia="Times New Roman"/>
+          <w:b/>
+          <w:i w:val="0"/>
+          <w:color w:val="1F4E79"/>
+          <w:sz w:val="24"/>
+        </w:rPr>
+        <w:t>Анфи</w:t>
+      </w:r>
+      <w:r>
+        <w:rPr>
+          <w:rFonts w:ascii="Times New Roman" w:hAnsi="Times New Roman" w:cs="Times New Roman" w:eastAsia="Times New Roman"/>
+          <w:b w:val="0"/>
+          <w:i/>
+          <w:color w:val="6B6B6B"/>
+          <w:sz w:val="18"/>
+        </w:rPr>
+        <w:t xml:space="preserve">   ·   14:23</w:t>
+      </w:r>
+    </w:p>
+    <w:p>
+      <w:pPr>
+        <w:spacing w:after="160" w:line="276" w:lineRule="auto"/>
+        <w:ind w:firstLine="425"/>
+        <w:jc w:val="both"/>
+        <w:pBdr>
+          <w:left w:val="single" w:sz="12" w:space="8" w:color="1F4E79"/>
+        </w:pBdr>
+      </w:pPr>
+      <w:r>
+        <w:rPr>
+          <w:rFonts w:ascii="Times New Roman" w:hAnsi="Times New Roman" w:cs="Times New Roman" w:eastAsia="Times New Roman"/>
+          <w:b w:val="0"/>
+          <w:i w:val="0"/>
+          <w:color w:val="1F4E79"/>
+          <w:sz w:val="24"/>
+        </w:rPr>
+        <w:t>Как с оперой?</w:t>
       </w:r>
     </w:p>
     <w:p>
@@ -2803,7 +5469,7 @@
           <w:color w:val="6B6B6B"/>
           <w:sz w:val="18"/>
         </w:rPr>
-        <w:t xml:space="preserve">   ·   19:06</w:t>
+        <w:t xml:space="preserve">   ·   14:24</w:t>
       </w:r>
     </w:p>
     <w:p>
@@ -2823,7 +5489,53 @@
           <w:color w:val="C00000"/>
           <w:sz w:val="24"/>
         </w:rPr>
-        <w:t>Коротко и по делу: Между мирами — занято, не подходит Не жди спасения — можно, но звучит как клише Гонка на выживание — заезжено, не подходит Параллель — занято и слишком общее Дорога в новое — свободно, но слабое название 👉 Итог: ни одно не выглядит сильным и уникальным. Если хочешь — давай сделаем реально оригинальные варианты.</w:t>
+        <w:t>Дофига ещё работы.</w:t>
+      </w:r>
+    </w:p>
+    <w:p>
+      <w:pPr>
+        <w:spacing w:before="200" w:after="40"/>
+        <w:ind w:firstLine="0"/>
+      </w:pPr>
+      <w:r>
+        <w:rPr>
+          <w:rFonts w:ascii="Times New Roman" w:hAnsi="Times New Roman" w:cs="Times New Roman" w:eastAsia="Times New Roman"/>
+          <w:b/>
+          <w:i w:val="0"/>
+          <w:color w:val="1F4E79"/>
+          <w:sz w:val="24"/>
+        </w:rPr>
+        <w:t>Анфи</w:t>
+      </w:r>
+      <w:r>
+        <w:rPr>
+          <w:rFonts w:ascii="Times New Roman" w:hAnsi="Times New Roman" w:cs="Times New Roman" w:eastAsia="Times New Roman"/>
+          <w:b w:val="0"/>
+          <w:i/>
+          <w:color w:val="6B6B6B"/>
+          <w:sz w:val="18"/>
+        </w:rPr>
+        <w:t xml:space="preserve">   ·   15:04</w:t>
+      </w:r>
+    </w:p>
+    <w:p>
+      <w:pPr>
+        <w:spacing w:after="160" w:line="276" w:lineRule="auto"/>
+        <w:ind w:firstLine="425"/>
+        <w:jc w:val="both"/>
+        <w:pBdr>
+          <w:left w:val="single" w:sz="12" w:space="8" w:color="1F4E79"/>
+        </w:pBdr>
+      </w:pPr>
+      <w:r>
+        <w:rPr>
+          <w:rFonts w:ascii="Times New Roman" w:hAnsi="Times New Roman" w:cs="Times New Roman" w:eastAsia="Times New Roman"/>
+          <w:b w:val="0"/>
+          <w:i w:val="0"/>
+          <w:color w:val="1F4E79"/>
+          <w:sz w:val="24"/>
+        </w:rPr>
+        <w:t>Удачи с ней.</w:t>
       </w:r>
     </w:p>
     <w:p>
@@ -2849,7 +5561,7 @@
           <w:color w:val="6B6B6B"/>
           <w:sz w:val="18"/>
         </w:rPr>
-        <w:t xml:space="preserve">   ·   19:06</w:t>
+        <w:t xml:space="preserve">   ·   15:18</w:t>
       </w:r>
     </w:p>
     <w:p>
@@ -2869,7 +5581,7 @@
           <w:color w:val="C00000"/>
           <w:sz w:val="24"/>
         </w:rPr>
-        <w:t>Отлично, давай сразу дам тебе сильные, более уникальные варианты — без банальщины и с нормальным «брендовым» звучанием. Я сделал их в разных стилях, чтобы ты почувствовал диапазон. Более атмосферные / философские: Граница тишины; За пределом света; Там, где нет нас; Точка перехода; Последний слой; Нулевая грань. Более мрачные / напряжённые: Никто не придёт; Выхода нет; После нас — пустота; Протокол выживания; Конец маршрута; Ошибка реальности. Sci-fi / концептуальные: Смещение; Разрыв слоя; Вне системы; Сбой параллели; Перезапуск мира; Фаза ноль. Более «кинематографичные» и запоминающиеся: Когда мир остановился; Один шаг до исчезновения; Туда, где всё начинается заново; Последний переход; Мир, которого не должно быть. Если чуть точнее попасть — скажи: это больше экшен / философия / драма / sci-fi? Есть ли главная идея (параллельные миры, выживание, одиночество и т. д.)? Я тогда выдам тебе уже 10/10 вариантов уровня студийного проекта, которые можно реально использовать без риска.</w:t>
+        <w:t>Правильно ли я понимаю, что фраза «Спасибо, что скидываешь какие-то технические полезности, это максимум» означает «С тебя технические ништячки, а в остальном пошел нахер»?</w:t>
       </w:r>
     </w:p>
     <w:p>
@@ -2895,7 +5607,7 @@
           <w:color w:val="6B6B6B"/>
           <w:sz w:val="18"/>
         </w:rPr>
-        <w:t xml:space="preserve">   ·   20:15</w:t>
+        <w:t xml:space="preserve">   ·   15:29</w:t>
       </w:r>
     </w:p>
     <w:p>
@@ -2909,13 +5621,11 @@
       </w:pPr>
       <w:r>
         <w:rPr>
-          <w:rFonts w:ascii="Times New Roman" w:hAnsi="Times New Roman" w:cs="Times New Roman" w:eastAsia="Times New Roman"/>
-          <w:b w:val="0"/>
-          <w:i w:val="0"/>
+          <w:rFonts w:ascii="Times New Roman" w:hAnsi="Times New Roman" w:eastAsia="Times New Roman"/>
           <w:color w:val="1F4E79"/>
           <w:sz w:val="24"/>
         </w:rPr>
-        <w:t>Я так понимаю, вот эта вот нейронка сделала вот эти вот два сообщения, которые ты мне скинула, это от нейронок ответы. Если да, то, по-моему, я… Некоторые названия, из которых она предложила, по-моему, я их где-то слышала, некоторые, по крайней мере.</w:t>
+        <w:t>Тебе написали такое?</w:t>
       </w:r>
     </w:p>
     <w:p>
@@ -2941,7 +5651,7 @@
           <w:color w:val="6B6B6B"/>
           <w:sz w:val="18"/>
         </w:rPr>
-        <w:t xml:space="preserve">   ·   20:16</w:t>
+        <w:t xml:space="preserve">   ·   15:30</w:t>
       </w:r>
     </w:p>
     <w:p>
@@ -2955,13 +5665,11 @@
       </w:pPr>
       <w:r>
         <w:rPr>
-          <w:rFonts w:ascii="Times New Roman" w:hAnsi="Times New Roman" w:cs="Times New Roman" w:eastAsia="Times New Roman"/>
-          <w:b w:val="0"/>
-          <w:i w:val="0"/>
+          <w:rFonts w:ascii="Times New Roman" w:hAnsi="Times New Roman" w:eastAsia="Times New Roman"/>
           <w:color w:val="C00000"/>
           <w:sz w:val="24"/>
         </w:rPr>
-        <w:t>Да. Я скопировал ответ.</w:t>
+        <w:t>Да, это мне написали такое. Там может быть в контексте надо смотреть, но в целом там шёл такой. Ну как конфликт: короче, человек на ровном месте начинает наезжать — типа у меня плохое настроение там и всё такое — вот, и потом. Вот эта фраза: «спасибо, что скидываешь технические полезности, вот это максимум». Ну я это так понимаю. Человек пытается убедить меня, что это не так — «это ты так понял, а на самом деле это не так» — а я пытаюсь убедить, что мне понятен прямой смысл такой фразы без интерпретации: без… Любому человеку покажи эту фразу и в конце. Вот это «это максимум». Я даже у нейронки спросил, потому, что не понимаю — всё-таки она напичкана информацией — и она сказала: да, ты правильно понимаешь, это. Значит человек очертил границы и сказал, что ты ему больше не интересен, что это максимум — только технические вопросы.</w:t>
       </w:r>
     </w:p>
     <w:p>
@@ -2974,10 +5682,10 @@
           <w:rFonts w:ascii="Times New Roman" w:hAnsi="Times New Roman" w:cs="Times New Roman" w:eastAsia="Times New Roman"/>
           <w:b/>
           <w:i w:val="0"/>
-          <w:color w:val="C00000"/>
+          <w:color w:val="1F4E79"/>
           <w:sz w:val="24"/>
         </w:rPr>
-        <w:t>Kir</w:t>
+        <w:t>Анфи</w:t>
       </w:r>
       <w:r>
         <w:rPr>
@@ -2987,165 +5695,7 @@
           <w:color w:val="6B6B6B"/>
           <w:sz w:val="18"/>
         </w:rPr>
-        <w:t xml:space="preserve">   ·   20:16</w:t>
-      </w:r>
-    </w:p>
-    <w:p>
-      <w:pPr>
-        <w:spacing w:after="160" w:line="276" w:lineRule="auto"/>
-        <w:ind w:firstLine="425"/>
-        <w:jc w:val="both"/>
-        <w:pBdr>
-          <w:left w:val="single" w:sz="12" w:space="8" w:color="C00000"/>
-        </w:pBdr>
-      </w:pPr>
-      <w:r>
-        <w:rPr>
-          <w:rFonts w:ascii="Times New Roman" w:hAnsi="Times New Roman" w:cs="Times New Roman" w:eastAsia="Times New Roman"/>
-          <w:b w:val="0"/>
-          <w:i w:val="0"/>
-          <w:color w:val="C00000"/>
-          <w:sz w:val="24"/>
-        </w:rPr>
-        <w:t>Света нет. Еле ловит мобильный. Но Telegram работает без VPN.</w:t>
-      </w:r>
-    </w:p>
-    <w:p>
-      <w:pPr>
-        <w:spacing w:before="360" w:after="160"/>
-        <w:ind w:firstLine="0"/>
-        <w:jc w:val="left"/>
-        <w:pBdr>
-          <w:bottom w:val="single" w:sz="8" w:space="6" w:color="2E5A3C"/>
-        </w:pBdr>
-      </w:pPr>
-      <w:r>
-        <w:rPr>
-          <w:rFonts w:ascii="Times New Roman" w:hAnsi="Times New Roman" w:cs="Times New Roman" w:eastAsia="Times New Roman"/>
-          <w:b/>
-          <w:i w:val="0"/>
-          <w:color w:val="2E5A3C"/>
-          <w:sz w:val="26"/>
-        </w:rPr>
-        <w:t>6 апреля 2026</w:t>
-      </w:r>
-    </w:p>
-    <w:p>
-      <w:pPr>
-        <w:spacing w:before="200" w:after="40"/>
-        <w:ind w:firstLine="0"/>
-      </w:pPr>
-      <w:r>
-        <w:rPr>
-          <w:rFonts w:ascii="Times New Roman" w:hAnsi="Times New Roman" w:cs="Times New Roman" w:eastAsia="Times New Roman"/>
-          <w:b/>
-          <w:i w:val="0"/>
-          <w:color w:val="C00000"/>
-          <w:sz w:val="24"/>
-        </w:rPr>
-        <w:t>Kir</w:t>
-      </w:r>
-      <w:r>
-        <w:rPr>
-          <w:rFonts w:ascii="Times New Roman" w:hAnsi="Times New Roman" w:cs="Times New Roman" w:eastAsia="Times New Roman"/>
-          <w:b w:val="0"/>
-          <w:i/>
-          <w:color w:val="6B6B6B"/>
-          <w:sz w:val="18"/>
-        </w:rPr>
-        <w:t xml:space="preserve">   ·   08:08</w:t>
-      </w:r>
-    </w:p>
-    <w:p>
-      <w:pPr>
-        <w:spacing w:after="160" w:line="276" w:lineRule="auto"/>
-        <w:ind w:firstLine="425"/>
-        <w:jc w:val="both"/>
-        <w:pBdr>
-          <w:left w:val="single" w:sz="12" w:space="8" w:color="C00000"/>
-        </w:pBdr>
-      </w:pPr>
-      <w:r>
-        <w:rPr>
-          <w:rFonts w:ascii="Times New Roman" w:hAnsi="Times New Roman" w:cs="Times New Roman" w:eastAsia="Times New Roman"/>
-          <w:b w:val="0"/>
-          <w:i w:val="0"/>
-          <w:color w:val="C00000"/>
-          <w:sz w:val="24"/>
-        </w:rPr>
-        <w:t>Прикольно.</w:t>
-      </w:r>
-    </w:p>
-    <w:p>
-      <w:pPr>
-        <w:spacing w:before="200" w:after="40"/>
-        <w:ind w:firstLine="0"/>
-      </w:pPr>
-      <w:r>
-        <w:rPr>
-          <w:rFonts w:ascii="Times New Roman" w:hAnsi="Times New Roman" w:cs="Times New Roman" w:eastAsia="Times New Roman"/>
-          <w:b/>
-          <w:i w:val="0"/>
-          <w:color w:val="C00000"/>
-          <w:sz w:val="24"/>
-        </w:rPr>
-        <w:t>Kir</w:t>
-      </w:r>
-      <w:r>
-        <w:rPr>
-          <w:rFonts w:ascii="Times New Roman" w:hAnsi="Times New Roman" w:cs="Times New Roman" w:eastAsia="Times New Roman"/>
-          <w:b w:val="0"/>
-          <w:i/>
-          <w:color w:val="6B6B6B"/>
-          <w:sz w:val="18"/>
-        </w:rPr>
-        <w:t xml:space="preserve">   ·   12:28</w:t>
-      </w:r>
-    </w:p>
-    <w:p>
-      <w:pPr>
-        <w:spacing w:after="160" w:line="276" w:lineRule="auto"/>
-        <w:ind w:firstLine="425"/>
-        <w:jc w:val="both"/>
-        <w:pBdr>
-          <w:left w:val="single" w:sz="12" w:space="8" w:color="C00000"/>
-        </w:pBdr>
-      </w:pPr>
-      <w:r>
-        <w:rPr>
-          <w:rFonts w:ascii="Times New Roman" w:hAnsi="Times New Roman" w:cs="Times New Roman" w:eastAsia="Times New Roman"/>
-          <w:b w:val="0"/>
-          <w:i w:val="0"/>
-          <w:color w:val="C00000"/>
-          <w:sz w:val="24"/>
-        </w:rPr>
-        <w:t>Только качество звука не очень.</w:t>
-      </w:r>
-    </w:p>
-    <w:p>
-      <w:pPr>
-        <w:spacing w:before="200" w:after="40"/>
-        <w:ind w:firstLine="0"/>
-      </w:pPr>
-      <w:r>
-        <w:rPr>
-          <w:rFonts w:ascii="Times New Roman" w:hAnsi="Times New Roman" w:cs="Times New Roman" w:eastAsia="Times New Roman"/>
-          <w:b/>
-          <w:i w:val="0"/>
-          <w:color w:val="1F4E79"/>
-          <w:sz w:val="24"/>
-        </w:rPr>
-        <w:t>Анфи</w:t>
-      </w:r>
-      <w:r>
-        <w:rPr>
-          <w:rFonts w:ascii="Times New Roman" w:hAnsi="Times New Roman" w:cs="Times New Roman" w:eastAsia="Times New Roman"/>
-          <w:b w:val="0"/>
-          <w:i/>
-          <w:color w:val="6B6B6B"/>
-          <w:sz w:val="18"/>
-        </w:rPr>
-        <w:t xml:space="preserve">   ·   12:48</w:t>
+        <w:t xml:space="preserve">   ·   15:34</w:t>
       </w:r>
     </w:p>
     <w:p>
@@ -3165,3427 +5715,7 @@
           <w:color w:val="1F4E79"/>
           <w:sz w:val="24"/>
         </w:rPr>
-        <w:t>Качество звука взяться неоткуда из-за того, что запись велась сначала на кнопочный диктофон, а потом уже с него тебе на голосовое — то есть это даже не на телефон записано было.</w:t>
-      </w:r>
-    </w:p>
-    <w:p>
-      <w:pPr>
-        <w:spacing w:before="200" w:after="40"/>
-        <w:ind w:firstLine="0"/>
-      </w:pPr>
-      <w:r>
-        <w:rPr>
-          <w:rFonts w:ascii="Times New Roman" w:hAnsi="Times New Roman" w:cs="Times New Roman" w:eastAsia="Times New Roman"/>
-          <w:b/>
-          <w:i w:val="0"/>
-          <w:color w:val="1F4E79"/>
-          <w:sz w:val="24"/>
-        </w:rPr>
-        <w:t>Анфи</w:t>
-      </w:r>
-      <w:r>
-        <w:rPr>
-          <w:rFonts w:ascii="Times New Roman" w:hAnsi="Times New Roman" w:cs="Times New Roman" w:eastAsia="Times New Roman"/>
-          <w:b w:val="0"/>
-          <w:i/>
-          <w:color w:val="6B6B6B"/>
-          <w:sz w:val="18"/>
-        </w:rPr>
-        <w:t xml:space="preserve">   ·   12:48</w:t>
-      </w:r>
-    </w:p>
-    <w:p>
-      <w:pPr>
-        <w:spacing w:after="160" w:line="276" w:lineRule="auto"/>
-        <w:ind w:firstLine="425"/>
-        <w:jc w:val="both"/>
-        <w:pBdr>
-          <w:left w:val="single" w:sz="12" w:space="8" w:color="1F4E79"/>
-        </w:pBdr>
-      </w:pPr>
-      <w:r>
-        <w:rPr>
-          <w:rFonts w:ascii="Times New Roman" w:hAnsi="Times New Roman" w:cs="Times New Roman" w:eastAsia="Times New Roman"/>
-          <w:b w:val="0"/>
-          <w:i w:val="0"/>
-          <w:color w:val="1F4E79"/>
-          <w:sz w:val="24"/>
-        </w:rPr>
-        <w:t>Потому что я в этих записях абсолютно не стараюсь над регулировкой какого-то звука, потому что их послушают два человека включая меня — ну какой смысл.</w:t>
-      </w:r>
-    </w:p>
-    <w:p>
-      <w:pPr>
-        <w:spacing w:before="200" w:after="40"/>
-        <w:ind w:firstLine="0"/>
-      </w:pPr>
-      <w:r>
-        <w:rPr>
-          <w:rFonts w:ascii="Times New Roman" w:hAnsi="Times New Roman" w:cs="Times New Roman" w:eastAsia="Times New Roman"/>
-          <w:b/>
-          <w:i w:val="0"/>
-          <w:color w:val="1F4E79"/>
-          <w:sz w:val="24"/>
-        </w:rPr>
-        <w:t>Анфи</w:t>
-      </w:r>
-      <w:r>
-        <w:rPr>
-          <w:rFonts w:ascii="Times New Roman" w:hAnsi="Times New Roman" w:cs="Times New Roman" w:eastAsia="Times New Roman"/>
-          <w:b w:val="0"/>
-          <w:i/>
-          <w:color w:val="6B6B6B"/>
-          <w:sz w:val="18"/>
-        </w:rPr>
-        <w:t xml:space="preserve">   ·   13:24</w:t>
-      </w:r>
-    </w:p>
-    <w:p>
-      <w:pPr>
-        <w:spacing w:after="160" w:line="276" w:lineRule="auto"/>
-        <w:ind w:firstLine="425"/>
-        <w:jc w:val="both"/>
-        <w:pBdr>
-          <w:left w:val="single" w:sz="12" w:space="8" w:color="1F4E79"/>
-        </w:pBdr>
-      </w:pPr>
-      <w:r>
-        <w:rPr>
-          <w:rFonts w:ascii="Times New Roman" w:hAnsi="Times New Roman" w:cs="Times New Roman" w:eastAsia="Times New Roman"/>
-          <w:b w:val="0"/>
-          <w:i w:val="0"/>
-          <w:color w:val="1F4E79"/>
-          <w:sz w:val="24"/>
-        </w:rPr>
-        <w:t>Слушай, можешь мне скачать с приложения, с сайта, например, с какого-нибудь, или с SoundPack, или Audition. Короче, мне нужен бесплатный набор сэмплов электрогитарных. Я думала, что они у меня есть, но их оказывается нет. Вот. А мне они нужны. Так у меня проблемы с интернетом, то я сейчас не могу их скачать, поэтому буду очень признательна, если ты мне поможешь.</w:t>
-      </w:r>
-    </w:p>
-    <w:p>
-      <w:pPr>
-        <w:spacing w:before="200" w:after="40"/>
-        <w:ind w:firstLine="0"/>
-      </w:pPr>
-      <w:r>
-        <w:rPr>
-          <w:rFonts w:ascii="Times New Roman" w:hAnsi="Times New Roman" w:cs="Times New Roman" w:eastAsia="Times New Roman"/>
-          <w:b/>
-          <w:i w:val="0"/>
-          <w:color w:val="C00000"/>
-          <w:sz w:val="24"/>
-        </w:rPr>
-        <w:t>Kir</w:t>
-      </w:r>
-      <w:r>
-        <w:rPr>
-          <w:rFonts w:ascii="Times New Roman" w:hAnsi="Times New Roman" w:cs="Times New Roman" w:eastAsia="Times New Roman"/>
-          <w:b w:val="0"/>
-          <w:i/>
-          <w:color w:val="6B6B6B"/>
-          <w:sz w:val="18"/>
-        </w:rPr>
-        <w:t xml:space="preserve">   ·   13:42</w:t>
-      </w:r>
-    </w:p>
-    <w:p>
-      <w:pPr>
-        <w:spacing w:after="160" w:line="276" w:lineRule="auto"/>
-        <w:ind w:firstLine="425"/>
-        <w:jc w:val="both"/>
-        <w:pBdr>
-          <w:left w:val="single" w:sz="12" w:space="8" w:color="C00000"/>
-        </w:pBdr>
-      </w:pPr>
-      <w:r>
-        <w:rPr>
-          <w:rFonts w:ascii="Times New Roman" w:hAnsi="Times New Roman" w:cs="Times New Roman" w:eastAsia="Times New Roman"/>
-          <w:b w:val="0"/>
-          <w:i w:val="0"/>
-          <w:color w:val="C00000"/>
-          <w:sz w:val="24"/>
-        </w:rPr>
-        <w:t>Сэмплы просто аудиофайлы или в оболочке в какой-то? Просто есть сэмплы в своём плеере там типа Kontakt, а есть как она там — Splice по-моему называется сайт — там отдельно качаются прям пофайлово, короче говоря?</w:t>
-      </w:r>
-    </w:p>
-    <w:p>
-      <w:pPr>
-        <w:spacing w:before="200" w:after="40"/>
-        <w:ind w:firstLine="0"/>
-      </w:pPr>
-      <w:r>
-        <w:rPr>
-          <w:rFonts w:ascii="Times New Roman" w:hAnsi="Times New Roman" w:cs="Times New Roman" w:eastAsia="Times New Roman"/>
-          <w:b/>
-          <w:i w:val="0"/>
-          <w:color w:val="1F4E79"/>
-          <w:sz w:val="24"/>
-        </w:rPr>
-        <w:t>Анфи</w:t>
-      </w:r>
-      <w:r>
-        <w:rPr>
-          <w:rFonts w:ascii="Times New Roman" w:hAnsi="Times New Roman" w:cs="Times New Roman" w:eastAsia="Times New Roman"/>
-          <w:b w:val="0"/>
-          <w:i/>
-          <w:color w:val="6B6B6B"/>
-          <w:sz w:val="18"/>
-        </w:rPr>
-        <w:t xml:space="preserve">   ·   13:55</w:t>
-      </w:r>
-    </w:p>
-    <w:p>
-      <w:pPr>
-        <w:spacing w:after="160" w:line="276" w:lineRule="auto"/>
-        <w:ind w:firstLine="425"/>
-        <w:jc w:val="both"/>
-        <w:pBdr>
-          <w:left w:val="single" w:sz="12" w:space="8" w:color="1F4E79"/>
-        </w:pBdr>
-      </w:pPr>
-      <w:r>
-        <w:rPr>
-          <w:rFonts w:ascii="Times New Roman" w:hAnsi="Times New Roman" w:cs="Times New Roman" w:eastAsia="Times New Roman"/>
-          <w:b w:val="0"/>
-          <w:i w:val="0"/>
-          <w:color w:val="1F4E79"/>
-          <w:sz w:val="24"/>
-        </w:rPr>
-        <w:t>Я обычно скачиваю сборником. Там типа такой сборник, архив такой, и ты его извлекаешь, и там у тебя типа файлы по отдельности в нем. Но скачиваешь ты одним архивом. У меня обычно вот так было.</w:t>
-      </w:r>
-    </w:p>
-    <w:p>
-      <w:pPr>
-        <w:spacing w:before="200" w:after="40"/>
-        <w:ind w:firstLine="0"/>
-      </w:pPr>
-      <w:r>
-        <w:rPr>
-          <w:rFonts w:ascii="Times New Roman" w:hAnsi="Times New Roman" w:cs="Times New Roman" w:eastAsia="Times New Roman"/>
-          <w:b/>
-          <w:i w:val="0"/>
-          <w:color w:val="C00000"/>
-          <w:sz w:val="24"/>
-        </w:rPr>
-        <w:t>Kir</w:t>
-      </w:r>
-      <w:r>
-        <w:rPr>
-          <w:rFonts w:ascii="Times New Roman" w:hAnsi="Times New Roman" w:cs="Times New Roman" w:eastAsia="Times New Roman"/>
-          <w:b w:val="0"/>
-          <w:i/>
-          <w:color w:val="6B6B6B"/>
-          <w:sz w:val="18"/>
-        </w:rPr>
-        <w:t xml:space="preserve">   ·   15:11</w:t>
-      </w:r>
-    </w:p>
-    <w:p>
-      <w:pPr>
-        <w:spacing w:after="160" w:line="276" w:lineRule="auto"/>
-        <w:ind w:firstLine="425"/>
-        <w:jc w:val="both"/>
-        <w:pBdr>
-          <w:left w:val="single" w:sz="12" w:space="8" w:color="C00000"/>
-        </w:pBdr>
-      </w:pPr>
-      <w:r>
-        <w:rPr>
-          <w:rFonts w:ascii="Times New Roman" w:hAnsi="Times New Roman" w:cs="Times New Roman" w:eastAsia="Times New Roman"/>
-          <w:b w:val="0"/>
-          <w:i w:val="0"/>
-          <w:color w:val="C00000"/>
-          <w:sz w:val="24"/>
-        </w:rPr>
-        <w:t>Я доберусь ещё до компа когда-нибудь — мне просто так хреново, что я весь день валяюсь.</w:t>
-      </w:r>
-    </w:p>
-    <w:p>
-      <w:pPr>
-        <w:spacing w:before="200" w:after="40"/>
-        <w:ind w:firstLine="0"/>
-      </w:pPr>
-      <w:r>
-        <w:rPr>
-          <w:rFonts w:ascii="Times New Roman" w:hAnsi="Times New Roman" w:cs="Times New Roman" w:eastAsia="Times New Roman"/>
-          <w:b/>
-          <w:i w:val="0"/>
-          <w:color w:val="1F4E79"/>
-          <w:sz w:val="24"/>
-        </w:rPr>
-        <w:t>Анфи</w:t>
-      </w:r>
-      <w:r>
-        <w:rPr>
-          <w:rFonts w:ascii="Times New Roman" w:hAnsi="Times New Roman" w:cs="Times New Roman" w:eastAsia="Times New Roman"/>
-          <w:b w:val="0"/>
-          <w:i/>
-          <w:color w:val="6B6B6B"/>
-          <w:sz w:val="18"/>
-        </w:rPr>
-        <w:t xml:space="preserve">   ·   15:24</w:t>
-      </w:r>
-    </w:p>
-    <w:p>
-      <w:pPr>
-        <w:spacing w:after="160" w:line="276" w:lineRule="auto"/>
-        <w:ind w:firstLine="425"/>
-        <w:jc w:val="both"/>
-        <w:pBdr>
-          <w:left w:val="single" w:sz="12" w:space="8" w:color="1F4E79"/>
-        </w:pBdr>
-      </w:pPr>
-      <w:r>
-        <w:rPr>
-          <w:rFonts w:ascii="Times New Roman" w:hAnsi="Times New Roman" w:cs="Times New Roman" w:eastAsia="Times New Roman"/>
-          <w:b w:val="0"/>
-          <w:i w:val="0"/>
-          <w:color w:val="1F4E79"/>
-          <w:sz w:val="24"/>
-        </w:rPr>
-        <w:t>Ааа, ну выздоравливай. А что, мы сегодня фильм будем смотреть?</w:t>
-      </w:r>
-    </w:p>
-    <w:p>
-      <w:pPr>
-        <w:spacing w:before="200" w:after="40"/>
-        <w:ind w:firstLine="0"/>
-      </w:pPr>
-      <w:r>
-        <w:rPr>
-          <w:rFonts w:ascii="Times New Roman" w:hAnsi="Times New Roman" w:cs="Times New Roman" w:eastAsia="Times New Roman"/>
-          <w:b/>
-          <w:i w:val="0"/>
-          <w:color w:val="C00000"/>
-          <w:sz w:val="24"/>
-        </w:rPr>
-        <w:t>Kir</w:t>
-      </w:r>
-      <w:r>
-        <w:rPr>
-          <w:rFonts w:ascii="Times New Roman" w:hAnsi="Times New Roman" w:cs="Times New Roman" w:eastAsia="Times New Roman"/>
-          <w:b w:val="0"/>
-          <w:i/>
-          <w:color w:val="6B6B6B"/>
-          <w:sz w:val="18"/>
-        </w:rPr>
-        <w:t xml:space="preserve">   ·   15:39</w:t>
-      </w:r>
-    </w:p>
-    <w:p>
-      <w:pPr>
-        <w:spacing w:after="160" w:line="276" w:lineRule="auto"/>
-        <w:ind w:firstLine="425"/>
-        <w:jc w:val="both"/>
-        <w:pBdr>
-          <w:left w:val="single" w:sz="12" w:space="8" w:color="C00000"/>
-        </w:pBdr>
-      </w:pPr>
-      <w:r>
-        <w:rPr>
-          <w:rFonts w:ascii="Times New Roman" w:hAnsi="Times New Roman" w:cs="Times New Roman" w:eastAsia="Times New Roman"/>
-          <w:b w:val="0"/>
-          <w:i w:val="0"/>
-          <w:color w:val="C00000"/>
-          <w:sz w:val="24"/>
-        </w:rPr>
-        <w:t>Давай.</w:t>
-      </w:r>
-    </w:p>
-    <w:p>
-      <w:pPr>
-        <w:spacing w:before="200" w:after="40"/>
-        <w:ind w:firstLine="0"/>
-      </w:pPr>
-      <w:r>
-        <w:rPr>
-          <w:rFonts w:ascii="Times New Roman" w:hAnsi="Times New Roman" w:cs="Times New Roman" w:eastAsia="Times New Roman"/>
-          <w:b/>
-          <w:i w:val="0"/>
-          <w:color w:val="1F4E79"/>
-          <w:sz w:val="24"/>
-        </w:rPr>
-        <w:t>Анфи</w:t>
-      </w:r>
-      <w:r>
-        <w:rPr>
-          <w:rFonts w:ascii="Times New Roman" w:hAnsi="Times New Roman" w:cs="Times New Roman" w:eastAsia="Times New Roman"/>
-          <w:b w:val="0"/>
-          <w:i/>
-          <w:color w:val="6B6B6B"/>
-          <w:sz w:val="18"/>
-        </w:rPr>
-        <w:t xml:space="preserve">   ·   15:46</w:t>
-      </w:r>
-    </w:p>
-    <w:p>
-      <w:pPr>
-        <w:spacing w:after="160" w:line="276" w:lineRule="auto"/>
-        <w:ind w:firstLine="425"/>
-        <w:jc w:val="both"/>
-        <w:pBdr>
-          <w:left w:val="single" w:sz="12" w:space="8" w:color="1F4E79"/>
-        </w:pBdr>
-      </w:pPr>
-      <w:r>
-        <w:rPr>
-          <w:rFonts w:ascii="Times New Roman" w:hAnsi="Times New Roman" w:cs="Times New Roman" w:eastAsia="Times New Roman"/>
-          <w:b w:val="0"/>
-          <w:i w:val="0"/>
-          <w:color w:val="1F4E79"/>
-          <w:sz w:val="24"/>
-        </w:rPr>
-        <w:t>ладно, тогда я тебе позвоню, когда освобожусь вечером, только давай решим где созвонимся, снова в ВК?</w:t>
-      </w:r>
-    </w:p>
-    <w:p>
-      <w:pPr>
-        <w:spacing w:before="200" w:after="40"/>
-        <w:ind w:firstLine="0"/>
-      </w:pPr>
-      <w:r>
-        <w:rPr>
-          <w:rFonts w:ascii="Times New Roman" w:hAnsi="Times New Roman" w:cs="Times New Roman" w:eastAsia="Times New Roman"/>
-          <w:b/>
-          <w:i w:val="0"/>
-          <w:color w:val="C00000"/>
-          <w:sz w:val="24"/>
-        </w:rPr>
-        <w:t>Kir</w:t>
-      </w:r>
-      <w:r>
-        <w:rPr>
-          <w:rFonts w:ascii="Times New Roman" w:hAnsi="Times New Roman" w:cs="Times New Roman" w:eastAsia="Times New Roman"/>
-          <w:b w:val="0"/>
-          <w:i/>
-          <w:color w:val="6B6B6B"/>
-          <w:sz w:val="18"/>
-        </w:rPr>
-        <w:t xml:space="preserve">   ·   15:50</w:t>
-      </w:r>
-    </w:p>
-    <w:p>
-      <w:pPr>
-        <w:spacing w:after="160" w:line="276" w:lineRule="auto"/>
-        <w:ind w:firstLine="425"/>
-        <w:jc w:val="both"/>
-        <w:pBdr>
-          <w:left w:val="single" w:sz="12" w:space="8" w:color="C00000"/>
-        </w:pBdr>
-      </w:pPr>
-      <w:r>
-        <w:rPr>
-          <w:rFonts w:ascii="Times New Roman" w:hAnsi="Times New Roman" w:cs="Times New Roman" w:eastAsia="Times New Roman"/>
-          <w:b w:val="0"/>
-          <w:i w:val="0"/>
-          <w:color w:val="C00000"/>
-          <w:sz w:val="24"/>
-        </w:rPr>
-        <w:t>Главное, чтобы меня отпустило, а потом, чтобы не было это ночью, просто хотя бы пораньше всё-таки, но суть сложная, но всё равно. А насчёт того где — ну может быть сделать мощную инъекцию VPN для Telegram или инъекцию Proxy, чтобы работали звонки. Короче, на Portal вроде как должно работать.</w:t>
-      </w:r>
-    </w:p>
-    <w:p>
-      <w:pPr>
-        <w:spacing w:before="200" w:after="40"/>
-        <w:ind w:firstLine="0"/>
-      </w:pPr>
-      <w:r>
-        <w:rPr>
-          <w:rFonts w:ascii="Times New Roman" w:hAnsi="Times New Roman" w:cs="Times New Roman" w:eastAsia="Times New Roman"/>
-          <w:b/>
-          <w:i w:val="0"/>
-          <w:color w:val="C00000"/>
-          <w:sz w:val="24"/>
-        </w:rPr>
-        <w:t>Kir</w:t>
-      </w:r>
-      <w:r>
-        <w:rPr>
-          <w:rFonts w:ascii="Times New Roman" w:hAnsi="Times New Roman" w:cs="Times New Roman" w:eastAsia="Times New Roman"/>
-          <w:b w:val="0"/>
-          <w:i/>
-          <w:color w:val="6B6B6B"/>
-          <w:sz w:val="18"/>
-        </w:rPr>
-        <w:t xml:space="preserve">   ·   15:50</w:t>
-      </w:r>
-    </w:p>
-    <w:p>
-      <w:pPr>
-        <w:spacing w:after="160" w:line="276" w:lineRule="auto"/>
-        <w:ind w:firstLine="425"/>
-        <w:jc w:val="both"/>
-        <w:pBdr>
-          <w:left w:val="single" w:sz="12" w:space="8" w:color="C00000"/>
-        </w:pBdr>
-      </w:pPr>
-      <w:r>
-        <w:rPr>
-          <w:rFonts w:ascii="Times New Roman" w:hAnsi="Times New Roman" w:cs="Times New Roman" w:eastAsia="Times New Roman"/>
-          <w:b w:val="0"/>
-          <w:i w:val="0"/>
-          <w:color w:val="C00000"/>
-          <w:sz w:val="24"/>
-        </w:rPr>
-        <w:t>А кстати тот сайт, на котором смотреть совместно можно — там весь чат и там есть голосовой звонок между прочим.</w:t>
-      </w:r>
-    </w:p>
-    <w:p>
-      <w:pPr>
-        <w:spacing w:before="200" w:after="40"/>
-        <w:ind w:firstLine="0"/>
-      </w:pPr>
-      <w:r>
-        <w:rPr>
-          <w:rFonts w:ascii="Times New Roman" w:hAnsi="Times New Roman" w:cs="Times New Roman" w:eastAsia="Times New Roman"/>
-          <w:b/>
-          <w:i w:val="0"/>
-          <w:color w:val="1F4E79"/>
-          <w:sz w:val="24"/>
-        </w:rPr>
-        <w:t>Анфи</w:t>
-      </w:r>
-      <w:r>
-        <w:rPr>
-          <w:rFonts w:ascii="Times New Roman" w:hAnsi="Times New Roman" w:cs="Times New Roman" w:eastAsia="Times New Roman"/>
-          <w:b w:val="0"/>
-          <w:i/>
-          <w:color w:val="6B6B6B"/>
-          <w:sz w:val="18"/>
-        </w:rPr>
-        <w:t xml:space="preserve">   ·   15:54</w:t>
-      </w:r>
-    </w:p>
-    <w:p>
-      <w:pPr>
-        <w:spacing w:after="160" w:line="276" w:lineRule="auto"/>
-        <w:ind w:firstLine="425"/>
-        <w:jc w:val="both"/>
-        <w:pBdr>
-          <w:left w:val="single" w:sz="12" w:space="8" w:color="1F4E79"/>
-        </w:pBdr>
-      </w:pPr>
-      <w:r>
-        <w:rPr>
-          <w:rFonts w:ascii="Times New Roman" w:hAnsi="Times New Roman" w:cs="Times New Roman" w:eastAsia="Times New Roman"/>
-          <w:b w:val="0"/>
-          <w:i w:val="0"/>
-          <w:color w:val="1F4E79"/>
-          <w:sz w:val="24"/>
-        </w:rPr>
-        <w:t>О, то есть можно прямо через сайт созвониться, это вообще классно.</w:t>
-      </w:r>
-    </w:p>
-    <w:p>
-      <w:pPr>
-        <w:spacing w:before="200" w:after="40"/>
-        <w:ind w:firstLine="0"/>
-      </w:pPr>
-      <w:r>
-        <w:rPr>
-          <w:rFonts w:ascii="Times New Roman" w:hAnsi="Times New Roman" w:cs="Times New Roman" w:eastAsia="Times New Roman"/>
-          <w:b/>
-          <w:i w:val="0"/>
-          <w:color w:val="C00000"/>
-          <w:sz w:val="24"/>
-        </w:rPr>
-        <w:t>Kir</w:t>
-      </w:r>
-      <w:r>
-        <w:rPr>
-          <w:rFonts w:ascii="Times New Roman" w:hAnsi="Times New Roman" w:cs="Times New Roman" w:eastAsia="Times New Roman"/>
-          <w:b w:val="0"/>
-          <w:i/>
-          <w:color w:val="6B6B6B"/>
-          <w:sz w:val="18"/>
-        </w:rPr>
-        <w:t xml:space="preserve">   ·   17:23</w:t>
-      </w:r>
-    </w:p>
-    <w:p>
-      <w:pPr>
-        <w:spacing w:after="160" w:line="276" w:lineRule="auto"/>
-        <w:ind w:firstLine="425"/>
-        <w:jc w:val="both"/>
-        <w:pBdr>
-          <w:left w:val="single" w:sz="12" w:space="8" w:color="C00000"/>
-        </w:pBdr>
-      </w:pPr>
-      <w:r>
-        <w:rPr>
-          <w:rFonts w:ascii="Times New Roman" w:hAnsi="Times New Roman" w:cs="Times New Roman" w:eastAsia="Times New Roman"/>
-          <w:b w:val="0"/>
-          <w:i w:val="0"/>
-          <w:color w:val="C00000"/>
-          <w:sz w:val="24"/>
-        </w:rPr>
-        <w:t>Света нет. Уже два дня рандомно вырубают.</w:t>
-      </w:r>
-    </w:p>
-    <w:p>
-      <w:pPr>
-        <w:spacing w:before="200" w:after="40"/>
-        <w:ind w:firstLine="0"/>
-      </w:pPr>
-      <w:r>
-        <w:rPr>
-          <w:rFonts w:ascii="Times New Roman" w:hAnsi="Times New Roman" w:cs="Times New Roman" w:eastAsia="Times New Roman"/>
-          <w:b/>
-          <w:i w:val="0"/>
-          <w:color w:val="1F4E79"/>
-          <w:sz w:val="24"/>
-        </w:rPr>
-        <w:t>Анфи</w:t>
-      </w:r>
-      <w:r>
-        <w:rPr>
-          <w:rFonts w:ascii="Times New Roman" w:hAnsi="Times New Roman" w:cs="Times New Roman" w:eastAsia="Times New Roman"/>
-          <w:b w:val="0"/>
-          <w:i/>
-          <w:color w:val="6B6B6B"/>
-          <w:sz w:val="18"/>
-        </w:rPr>
-        <w:t xml:space="preserve">   ·   18:43</w:t>
-      </w:r>
-    </w:p>
-    <w:p>
-      <w:pPr>
-        <w:spacing w:after="160" w:line="276" w:lineRule="auto"/>
-        <w:ind w:firstLine="425"/>
-        <w:jc w:val="both"/>
-        <w:pBdr>
-          <w:left w:val="single" w:sz="12" w:space="8" w:color="1F4E79"/>
-        </w:pBdr>
-      </w:pPr>
-      <w:r>
-        <w:rPr>
-          <w:rFonts w:ascii="Times New Roman" w:hAnsi="Times New Roman" w:cs="Times New Roman" w:eastAsia="Times New Roman"/>
-          <w:b w:val="0"/>
-          <w:i w:val="0"/>
-          <w:color w:val="1F4E79"/>
-          <w:sz w:val="24"/>
-        </w:rPr>
-        <w:t>Короче, я сейчас домой еду. Что всё-таки с фильмом-то делаем? Смотрим или как? Или поздно уже?</w:t>
-      </w:r>
-    </w:p>
-    <w:p>
-      <w:pPr>
-        <w:spacing w:before="200" w:after="40"/>
-        <w:ind w:firstLine="0"/>
-      </w:pPr>
-      <w:r>
-        <w:rPr>
-          <w:rFonts w:ascii="Times New Roman" w:hAnsi="Times New Roman" w:cs="Times New Roman" w:eastAsia="Times New Roman"/>
-          <w:b/>
-          <w:i w:val="0"/>
-          <w:color w:val="C00000"/>
-          <w:sz w:val="24"/>
-        </w:rPr>
-        <w:t>Kir</w:t>
-      </w:r>
-      <w:r>
-        <w:rPr>
-          <w:rFonts w:ascii="Times New Roman" w:hAnsi="Times New Roman" w:cs="Times New Roman" w:eastAsia="Times New Roman"/>
-          <w:b w:val="0"/>
-          <w:i/>
-          <w:color w:val="6B6B6B"/>
-          <w:sz w:val="18"/>
-        </w:rPr>
-        <w:t xml:space="preserve">   ·   19:10</w:t>
-      </w:r>
-    </w:p>
-    <w:p>
-      <w:pPr>
-        <w:spacing w:after="160" w:line="276" w:lineRule="auto"/>
-        <w:ind w:firstLine="425"/>
-        <w:jc w:val="both"/>
-        <w:pBdr>
-          <w:left w:val="single" w:sz="12" w:space="8" w:color="C00000"/>
-        </w:pBdr>
-      </w:pPr>
-      <w:r>
-        <w:rPr>
-          <w:rFonts w:ascii="Times New Roman" w:hAnsi="Times New Roman" w:cs="Times New Roman" w:eastAsia="Times New Roman"/>
-          <w:b w:val="0"/>
-          <w:i w:val="0"/>
-          <w:color w:val="C00000"/>
-          <w:sz w:val="24"/>
-        </w:rPr>
-        <w:t>Та без света хрен посмотришь.</w:t>
-      </w:r>
-    </w:p>
-    <w:p>
-      <w:pPr>
-        <w:spacing w:before="200" w:after="40"/>
-        <w:ind w:firstLine="0"/>
-      </w:pPr>
-      <w:r>
-        <w:rPr>
-          <w:rFonts w:ascii="Times New Roman" w:hAnsi="Times New Roman" w:cs="Times New Roman" w:eastAsia="Times New Roman"/>
-          <w:b/>
-          <w:i w:val="0"/>
-          <w:color w:val="1F4E79"/>
-          <w:sz w:val="24"/>
-        </w:rPr>
-        <w:t>Анфи</w:t>
-      </w:r>
-      <w:r>
-        <w:rPr>
-          <w:rFonts w:ascii="Times New Roman" w:hAnsi="Times New Roman" w:cs="Times New Roman" w:eastAsia="Times New Roman"/>
-          <w:b w:val="0"/>
-          <w:i/>
-          <w:color w:val="6B6B6B"/>
-          <w:sz w:val="18"/>
-        </w:rPr>
-        <w:t xml:space="preserve">   ·   19:19</w:t>
-      </w:r>
-    </w:p>
-    <w:p>
-      <w:pPr>
-        <w:spacing w:after="160" w:line="276" w:lineRule="auto"/>
-        <w:ind w:firstLine="425"/>
-        <w:jc w:val="both"/>
-        <w:pBdr>
-          <w:left w:val="single" w:sz="12" w:space="8" w:color="1F4E79"/>
-        </w:pBdr>
-      </w:pPr>
-      <w:r>
-        <w:rPr>
-          <w:rFonts w:ascii="Times New Roman" w:hAnsi="Times New Roman" w:cs="Times New Roman" w:eastAsia="Times New Roman"/>
-          <w:b w:val="0"/>
-          <w:i w:val="0"/>
-          <w:color w:val="1F4E79"/>
-          <w:sz w:val="24"/>
-        </w:rPr>
-        <w:t>И что, до сих пор не включили?</w:t>
-      </w:r>
-    </w:p>
-    <w:p>
-      <w:pPr>
-        <w:spacing w:before="200" w:after="40"/>
-        <w:ind w:firstLine="0"/>
-      </w:pPr>
-      <w:r>
-        <w:rPr>
-          <w:rFonts w:ascii="Times New Roman" w:hAnsi="Times New Roman" w:cs="Times New Roman" w:eastAsia="Times New Roman"/>
-          <w:b/>
-          <w:i w:val="0"/>
-          <w:color w:val="1F4E79"/>
-          <w:sz w:val="24"/>
-        </w:rPr>
-        <w:t>Анфи</w:t>
-      </w:r>
-      <w:r>
-        <w:rPr>
-          <w:rFonts w:ascii="Times New Roman" w:hAnsi="Times New Roman" w:cs="Times New Roman" w:eastAsia="Times New Roman"/>
-          <w:b w:val="0"/>
-          <w:i/>
-          <w:color w:val="6B6B6B"/>
-          <w:sz w:val="18"/>
-        </w:rPr>
-        <w:t xml:space="preserve">   ·   19:30</w:t>
-      </w:r>
-    </w:p>
-    <w:p>
-      <w:pPr>
-        <w:spacing w:after="160" w:line="276" w:lineRule="auto"/>
-        <w:ind w:firstLine="425"/>
-        <w:jc w:val="both"/>
-        <w:pBdr>
-          <w:left w:val="single" w:sz="12" w:space="8" w:color="1F4E79"/>
-        </w:pBdr>
-      </w:pPr>
-      <w:r>
-        <w:rPr>
-          <w:rFonts w:ascii="Times New Roman" w:hAnsi="Times New Roman" w:cs="Times New Roman" w:eastAsia="Times New Roman"/>
-          <w:b w:val="0"/>
-          <w:i w:val="0"/>
-          <w:color w:val="1F4E79"/>
-          <w:sz w:val="24"/>
-        </w:rPr>
-        <w:t>Все, короче, я себе сэмплы уже скачала, три какие-то, четыре подборки какие-то. Сейчас на флешку перекину и потом посмотрю. Вот. А насчёт фильма, ну жалко, если не сможем посмотреть?</w:t>
-      </w:r>
-    </w:p>
-    <w:p>
-      <w:pPr>
-        <w:spacing w:before="200" w:after="40"/>
-        <w:ind w:firstLine="0"/>
-      </w:pPr>
-      <w:r>
-        <w:rPr>
-          <w:rFonts w:ascii="Times New Roman" w:hAnsi="Times New Roman" w:cs="Times New Roman" w:eastAsia="Times New Roman"/>
-          <w:b/>
-          <w:i w:val="0"/>
-          <w:color w:val="C00000"/>
-          <w:sz w:val="24"/>
-        </w:rPr>
-        <w:t>Kir</w:t>
-      </w:r>
-      <w:r>
-        <w:rPr>
-          <w:rFonts w:ascii="Times New Roman" w:hAnsi="Times New Roman" w:cs="Times New Roman" w:eastAsia="Times New Roman"/>
-          <w:b w:val="0"/>
-          <w:i/>
-          <w:color w:val="6B6B6B"/>
-          <w:sz w:val="18"/>
-        </w:rPr>
-        <w:t xml:space="preserve">   ·   19:45</w:t>
-      </w:r>
-    </w:p>
-    <w:p>
-      <w:pPr>
-        <w:spacing w:after="160" w:line="276" w:lineRule="auto"/>
-        <w:ind w:firstLine="425"/>
-        <w:jc w:val="both"/>
-        <w:pBdr>
-          <w:left w:val="single" w:sz="12" w:space="8" w:color="C00000"/>
-        </w:pBdr>
-      </w:pPr>
-      <w:r>
-        <w:rPr>
-          <w:rFonts w:ascii="Times New Roman" w:hAnsi="Times New Roman" w:cs="Times New Roman" w:eastAsia="Times New Roman"/>
-          <w:b w:val="0"/>
-          <w:i w:val="0"/>
-          <w:color w:val="C00000"/>
-          <w:sz w:val="24"/>
-        </w:rPr>
-        <w:t>Нет. У нас темень. Мобильный интернет через раз ловит.</w:t>
-      </w:r>
-    </w:p>
-    <w:p>
-      <w:pPr>
-        <w:spacing w:before="200" w:after="40"/>
-        <w:ind w:firstLine="0"/>
-      </w:pPr>
-      <w:r>
-        <w:rPr>
-          <w:rFonts w:ascii="Times New Roman" w:hAnsi="Times New Roman" w:cs="Times New Roman" w:eastAsia="Times New Roman"/>
-          <w:b/>
-          <w:i w:val="0"/>
-          <w:color w:val="C00000"/>
-          <w:sz w:val="24"/>
-        </w:rPr>
-        <w:t>Kir</w:t>
-      </w:r>
-      <w:r>
-        <w:rPr>
-          <w:rFonts w:ascii="Times New Roman" w:hAnsi="Times New Roman" w:cs="Times New Roman" w:eastAsia="Times New Roman"/>
-          <w:b w:val="0"/>
-          <w:i/>
-          <w:color w:val="6B6B6B"/>
-          <w:sz w:val="18"/>
-        </w:rPr>
-        <w:t xml:space="preserve">   ·   23:52</w:t>
-      </w:r>
-    </w:p>
-    <w:p>
-      <w:pPr>
-        <w:spacing w:after="160" w:line="276" w:lineRule="auto"/>
-        <w:ind w:firstLine="425"/>
-        <w:jc w:val="both"/>
-        <w:pBdr>
-          <w:left w:val="single" w:sz="12" w:space="8" w:color="C00000"/>
-        </w:pBdr>
-      </w:pPr>
-      <w:r>
-        <w:rPr>
-          <w:rFonts w:ascii="Times New Roman" w:hAnsi="Times New Roman" w:cs="Times New Roman" w:eastAsia="Times New Roman"/>
-          <w:b w:val="0"/>
-          <w:i w:val="0"/>
-          <w:color w:val="C00000"/>
-          <w:sz w:val="24"/>
-        </w:rPr>
-        <w:t>Да, архивы на архиве на телефоне — это вообще очень неудобная вещь, мне вообще такое не нравится: держать архиватор какой-то в телефоне, разархивировать… короче, мне вообще такое не нравится.</w:t>
-      </w:r>
-    </w:p>
-    <w:p>
-      <w:pPr>
-        <w:spacing w:before="200" w:after="40"/>
-        <w:ind w:firstLine="0"/>
-      </w:pPr>
-      <w:r>
-        <w:rPr>
-          <w:rFonts w:ascii="Times New Roman" w:hAnsi="Times New Roman" w:cs="Times New Roman" w:eastAsia="Times New Roman"/>
-          <w:b/>
-          <w:i w:val="0"/>
-          <w:color w:val="1F4E79"/>
-          <w:sz w:val="24"/>
-        </w:rPr>
-        <w:t>Анфи</w:t>
-      </w:r>
-      <w:r>
-        <w:rPr>
-          <w:rFonts w:ascii="Times New Roman" w:hAnsi="Times New Roman" w:cs="Times New Roman" w:eastAsia="Times New Roman"/>
-          <w:b w:val="0"/>
-          <w:i/>
-          <w:color w:val="6B6B6B"/>
-          <w:sz w:val="18"/>
-        </w:rPr>
-        <w:t xml:space="preserve">   ·   23:54</w:t>
-      </w:r>
-    </w:p>
-    <w:p>
-      <w:pPr>
-        <w:spacing w:after="160" w:line="276" w:lineRule="auto"/>
-        <w:ind w:firstLine="425"/>
-        <w:jc w:val="both"/>
-        <w:pBdr>
-          <w:left w:val="single" w:sz="12" w:space="8" w:color="1F4E79"/>
-        </w:pBdr>
-      </w:pPr>
-      <w:r>
-        <w:rPr>
-          <w:rFonts w:ascii="Times New Roman" w:hAnsi="Times New Roman" w:cs="Times New Roman" w:eastAsia="Times New Roman"/>
-          <w:b w:val="0"/>
-          <w:i w:val="0"/>
-          <w:color w:val="1F4E79"/>
-          <w:sz w:val="24"/>
-        </w:rPr>
-        <w:t>Это, короче, файл один, для примера, я тебе говорю, что не открываются на телефоне вот эти вот файлы, вот я тебе скину один из таких файлов, не знаю, что с ним там.</w:t>
-      </w:r>
-    </w:p>
-    <w:p>
-      <w:pPr>
-        <w:spacing w:before="200" w:after="40"/>
-        <w:ind w:firstLine="0"/>
-      </w:pPr>
-      <w:r>
-        <w:rPr>
-          <w:rFonts w:ascii="Times New Roman" w:hAnsi="Times New Roman" w:cs="Times New Roman" w:eastAsia="Times New Roman"/>
-          <w:b/>
-          <w:i w:val="0"/>
-          <w:color w:val="C00000"/>
-          <w:sz w:val="24"/>
-        </w:rPr>
-        <w:t>Kir</w:t>
-      </w:r>
-      <w:r>
-        <w:rPr>
-          <w:rFonts w:ascii="Times New Roman" w:hAnsi="Times New Roman" w:cs="Times New Roman" w:eastAsia="Times New Roman"/>
-          <w:b w:val="0"/>
-          <w:i/>
-          <w:color w:val="6B6B6B"/>
-          <w:sz w:val="18"/>
-        </w:rPr>
-        <w:t xml:space="preserve">   ·   23:55</w:t>
-      </w:r>
-    </w:p>
-    <w:p>
-      <w:pPr>
-        <w:spacing w:after="160" w:line="276" w:lineRule="auto"/>
-        <w:ind w:firstLine="425"/>
-        <w:jc w:val="both"/>
-        <w:pBdr>
-          <w:left w:val="single" w:sz="12" w:space="8" w:color="C00000"/>
-        </w:pBdr>
-      </w:pPr>
-      <w:r>
-        <w:rPr>
-          <w:rFonts w:ascii="Times New Roman" w:hAnsi="Times New Roman" w:cs="Times New Roman" w:eastAsia="Times New Roman"/>
-          <w:b w:val="0"/>
-          <w:i w:val="0"/>
-          <w:color w:val="C00000"/>
-          <w:sz w:val="24"/>
-        </w:rPr>
-        <w:t>По поводу персонажей: ну кстати женский голос ещё в принципе ничего, а мужской конечно с интонациями там проблема. А насчёт файла — это же торрент-файл, это торрент: это нужно программку-торрент скачать и вот этот файл там открыть, и тогда она скачается сама по себе. Это просто 20 килобайт и 21 килобайт — это не файл, это чтобы просто скачивать… ну ты знаешь такой торрент.</w:t>
-      </w:r>
-    </w:p>
-    <w:p>
-      <w:pPr>
-        <w:spacing w:before="200" w:after="40"/>
-        <w:ind w:firstLine="0"/>
-      </w:pPr>
-      <w:r>
-        <w:rPr>
-          <w:rFonts w:ascii="Times New Roman" w:hAnsi="Times New Roman" w:cs="Times New Roman" w:eastAsia="Times New Roman"/>
-          <w:b/>
-          <w:i w:val="0"/>
-          <w:color w:val="1F4E79"/>
-          <w:sz w:val="24"/>
-        </w:rPr>
-        <w:t>Анфи</w:t>
-      </w:r>
-      <w:r>
-        <w:rPr>
-          <w:rFonts w:ascii="Times New Roman" w:hAnsi="Times New Roman" w:cs="Times New Roman" w:eastAsia="Times New Roman"/>
-          <w:b w:val="0"/>
-          <w:i/>
-          <w:color w:val="6B6B6B"/>
-          <w:sz w:val="18"/>
-        </w:rPr>
-        <w:t xml:space="preserve">   ·   23:56</w:t>
-      </w:r>
-    </w:p>
-    <w:p>
-      <w:pPr>
-        <w:spacing w:after="160" w:line="276" w:lineRule="auto"/>
-        <w:ind w:firstLine="425"/>
-        <w:jc w:val="both"/>
-        <w:pBdr>
-          <w:left w:val="single" w:sz="12" w:space="8" w:color="1F4E79"/>
-        </w:pBdr>
-      </w:pPr>
-      <w:r>
-        <w:rPr>
-          <w:rFonts w:ascii="Times New Roman" w:hAnsi="Times New Roman" w:cs="Times New Roman" w:eastAsia="Times New Roman"/>
-          <w:b w:val="0"/>
-          <w:i w:val="0"/>
-          <w:color w:val="1F4E79"/>
-          <w:sz w:val="24"/>
-        </w:rPr>
-        <w:t>Бля, вот меня смутила вот эта вот надпись торрентная, я подумала, что не знаю, чё, ну, так, блин, ну и чё, и как, и чё скачать надо, чтобы это открылось?</w:t>
-      </w:r>
-    </w:p>
-    <w:p>
-      <w:pPr>
-        <w:spacing w:before="360" w:after="160"/>
-        <w:ind w:firstLine="0"/>
-        <w:jc w:val="left"/>
-        <w:pBdr>
-          <w:bottom w:val="single" w:sz="8" w:space="6" w:color="2E5A3C"/>
-        </w:pBdr>
-      </w:pPr>
-      <w:r>
-        <w:rPr>
-          <w:rFonts w:ascii="Times New Roman" w:hAnsi="Times New Roman" w:cs="Times New Roman" w:eastAsia="Times New Roman"/>
-          <w:b/>
-          <w:i w:val="0"/>
-          <w:color w:val="2E5A3C"/>
-          <w:sz w:val="26"/>
-        </w:rPr>
-        <w:t>7 апреля 2026</w:t>
-      </w:r>
-    </w:p>
-    <w:p>
-      <w:pPr>
-        <w:spacing w:before="200" w:after="40"/>
-        <w:ind w:firstLine="0"/>
-      </w:pPr>
-      <w:r>
-        <w:rPr>
-          <w:rFonts w:ascii="Times New Roman" w:hAnsi="Times New Roman" w:cs="Times New Roman" w:eastAsia="Times New Roman"/>
-          <w:b/>
-          <w:i w:val="0"/>
-          <w:color w:val="1F4E79"/>
-          <w:sz w:val="24"/>
-        </w:rPr>
-        <w:t>Анфи</w:t>
-      </w:r>
-      <w:r>
-        <w:rPr>
-          <w:rFonts w:ascii="Times New Roman" w:hAnsi="Times New Roman" w:cs="Times New Roman" w:eastAsia="Times New Roman"/>
-          <w:b w:val="0"/>
-          <w:i/>
-          <w:color w:val="6B6B6B"/>
-          <w:sz w:val="18"/>
-        </w:rPr>
-        <w:t xml:space="preserve">   ·   00:07</w:t>
-      </w:r>
-    </w:p>
-    <w:p>
-      <w:pPr>
-        <w:spacing w:after="160" w:line="276" w:lineRule="auto"/>
-        <w:ind w:firstLine="425"/>
-        <w:jc w:val="both"/>
-        <w:pBdr>
-          <w:left w:val="single" w:sz="12" w:space="8" w:color="1F4E79"/>
-        </w:pBdr>
-      </w:pPr>
-      <w:r>
-        <w:rPr>
-          <w:rFonts w:ascii="Times New Roman" w:hAnsi="Times New Roman" w:cs="Times New Roman" w:eastAsia="Times New Roman"/>
-          <w:b w:val="0"/>
-          <w:i w:val="0"/>
-          <w:color w:val="1F4E79"/>
-          <w:sz w:val="24"/>
-        </w:rPr>
-        <w:t>Ладно, сейчас я пока на Wi-Fi нахожусь по-быстренькому, там что-нибудь сделаю.</w:t>
-      </w:r>
-    </w:p>
-    <w:p>
-      <w:pPr>
-        <w:spacing w:before="200" w:after="40"/>
-        <w:ind w:firstLine="0"/>
-      </w:pPr>
-      <w:r>
-        <w:rPr>
-          <w:rFonts w:ascii="Times New Roman" w:hAnsi="Times New Roman" w:cs="Times New Roman" w:eastAsia="Times New Roman"/>
-          <w:b/>
-          <w:i w:val="0"/>
-          <w:color w:val="C00000"/>
-          <w:sz w:val="24"/>
-        </w:rPr>
-        <w:t>Kir</w:t>
-      </w:r>
-      <w:r>
-        <w:rPr>
-          <w:rFonts w:ascii="Times New Roman" w:hAnsi="Times New Roman" w:cs="Times New Roman" w:eastAsia="Times New Roman"/>
-          <w:b w:val="0"/>
-          <w:i/>
-          <w:color w:val="6B6B6B"/>
-          <w:sz w:val="18"/>
-        </w:rPr>
-        <w:t xml:space="preserve">   ·   14:16</w:t>
-      </w:r>
-    </w:p>
-    <w:p>
-      <w:pPr>
-        <w:spacing w:after="160" w:line="276" w:lineRule="auto"/>
-        <w:ind w:firstLine="425"/>
-        <w:jc w:val="both"/>
-        <w:pBdr>
-          <w:left w:val="single" w:sz="12" w:space="8" w:color="C00000"/>
-        </w:pBdr>
-      </w:pPr>
-      <w:r>
-        <w:rPr>
-          <w:rFonts w:ascii="Times New Roman" w:hAnsi="Times New Roman" w:cs="Times New Roman" w:eastAsia="Times New Roman"/>
-          <w:b w:val="0"/>
-          <w:i w:val="0"/>
-          <w:color w:val="C00000"/>
-          <w:sz w:val="24"/>
-        </w:rPr>
-        <w:t>Посмотрел историю звонков, короче, десять. Десять пропущено, капец.</w:t>
-      </w:r>
-    </w:p>
-    <w:p>
-      <w:pPr>
-        <w:spacing w:before="200" w:after="40"/>
-        <w:ind w:firstLine="0"/>
-      </w:pPr>
-      <w:r>
-        <w:rPr>
-          <w:rFonts w:ascii="Times New Roman" w:hAnsi="Times New Roman" w:cs="Times New Roman" w:eastAsia="Times New Roman"/>
-          <w:b/>
-          <w:i w:val="0"/>
-          <w:color w:val="1F4E79"/>
-          <w:sz w:val="24"/>
-        </w:rPr>
-        <w:t>Анфи</w:t>
-      </w:r>
-      <w:r>
-        <w:rPr>
-          <w:rFonts w:ascii="Times New Roman" w:hAnsi="Times New Roman" w:cs="Times New Roman" w:eastAsia="Times New Roman"/>
-          <w:b w:val="0"/>
-          <w:i/>
-          <w:color w:val="6B6B6B"/>
-          <w:sz w:val="18"/>
-        </w:rPr>
-        <w:t xml:space="preserve">   ·   14:40</w:t>
-      </w:r>
-    </w:p>
-    <w:p>
-      <w:pPr>
-        <w:spacing w:after="160" w:line="276" w:lineRule="auto"/>
-        <w:ind w:firstLine="425"/>
-        <w:jc w:val="both"/>
-        <w:pBdr>
-          <w:left w:val="single" w:sz="12" w:space="8" w:color="1F4E79"/>
-        </w:pBdr>
-      </w:pPr>
-      <w:r>
-        <w:rPr>
-          <w:rFonts w:ascii="Times New Roman" w:hAnsi="Times New Roman" w:cs="Times New Roman" w:eastAsia="Times New Roman"/>
-          <w:b w:val="0"/>
-          <w:i w:val="0"/>
-          <w:color w:val="1F4E79"/>
-          <w:sz w:val="24"/>
-        </w:rPr>
-        <w:t>У меня была похожая история. Одна подруга постоянно мне названивала, и ей было абсолютно пофиг занята я или нет. Если я долго не брала трубку, она продолжала названивать. Я поговорила с ней один раз, второй раз, а на третий раз она перестала быть моей подругой и была благополучно послана нах.</w:t>
-      </w:r>
-    </w:p>
-    <w:p>
-      <w:pPr>
-        <w:spacing w:before="200" w:after="40"/>
-        <w:ind w:firstLine="0"/>
-      </w:pPr>
-      <w:r>
-        <w:rPr>
-          <w:rFonts w:ascii="Times New Roman" w:hAnsi="Times New Roman" w:cs="Times New Roman" w:eastAsia="Times New Roman"/>
-          <w:b/>
-          <w:i w:val="0"/>
-          <w:color w:val="C00000"/>
-          <w:sz w:val="24"/>
-        </w:rPr>
-        <w:t>Kir</w:t>
-      </w:r>
-      <w:r>
-        <w:rPr>
-          <w:rFonts w:ascii="Times New Roman" w:hAnsi="Times New Roman" w:cs="Times New Roman" w:eastAsia="Times New Roman"/>
-          <w:b w:val="0"/>
-          <w:i/>
-          <w:color w:val="6B6B6B"/>
-          <w:sz w:val="18"/>
-        </w:rPr>
-        <w:t xml:space="preserve">   ·   17:06</w:t>
-      </w:r>
-    </w:p>
-    <w:p>
-      <w:pPr>
-        <w:spacing w:after="160" w:line="276" w:lineRule="auto"/>
-        <w:ind w:firstLine="425"/>
-        <w:jc w:val="both"/>
-        <w:pBdr>
-          <w:left w:val="single" w:sz="12" w:space="8" w:color="C00000"/>
-        </w:pBdr>
-      </w:pPr>
-      <w:r>
-        <w:rPr>
-          <w:rFonts w:ascii="Times New Roman" w:hAnsi="Times New Roman" w:cs="Times New Roman" w:eastAsia="Times New Roman"/>
-          <w:b w:val="0"/>
-          <w:i w:val="0"/>
-          <w:color w:val="C00000"/>
-          <w:sz w:val="24"/>
-        </w:rPr>
-        <w:t>А ноут-то с собой берешь?</w:t>
-      </w:r>
-    </w:p>
-    <w:p>
-      <w:pPr>
-        <w:spacing w:before="200" w:after="40"/>
-        <w:ind w:firstLine="0"/>
-      </w:pPr>
-      <w:r>
-        <w:rPr>
-          <w:rFonts w:ascii="Times New Roman" w:hAnsi="Times New Roman" w:cs="Times New Roman" w:eastAsia="Times New Roman"/>
-          <w:b/>
-          <w:i w:val="0"/>
-          <w:color w:val="1F4E79"/>
-          <w:sz w:val="24"/>
-        </w:rPr>
-        <w:t>Анфи</w:t>
-      </w:r>
-      <w:r>
-        <w:rPr>
-          <w:rFonts w:ascii="Times New Roman" w:hAnsi="Times New Roman" w:cs="Times New Roman" w:eastAsia="Times New Roman"/>
-          <w:b w:val="0"/>
-          <w:i/>
-          <w:color w:val="6B6B6B"/>
-          <w:sz w:val="18"/>
-        </w:rPr>
-        <w:t xml:space="preserve">   ·   17:22</w:t>
-      </w:r>
-    </w:p>
-    <w:p>
-      <w:pPr>
-        <w:spacing w:after="160" w:line="276" w:lineRule="auto"/>
-        <w:ind w:firstLine="425"/>
-        <w:jc w:val="both"/>
-        <w:pBdr>
-          <w:left w:val="single" w:sz="12" w:space="8" w:color="1F4E79"/>
-        </w:pBdr>
-      </w:pPr>
-      <w:r>
-        <w:rPr>
-          <w:rFonts w:ascii="Times New Roman" w:hAnsi="Times New Roman" w:cs="Times New Roman" w:eastAsia="Times New Roman"/>
-          <w:b w:val="0"/>
-          <w:i w:val="0"/>
-          <w:color w:val="1F4E79"/>
-          <w:sz w:val="24"/>
-        </w:rPr>
-        <w:t>Нет, ну, я с собой не брала.</w:t>
-      </w:r>
-    </w:p>
-    <w:p>
-      <w:pPr>
-        <w:spacing w:before="200" w:after="40"/>
-        <w:ind w:firstLine="0"/>
-      </w:pPr>
-      <w:r>
-        <w:rPr>
-          <w:rFonts w:ascii="Times New Roman" w:hAnsi="Times New Roman" w:cs="Times New Roman" w:eastAsia="Times New Roman"/>
-          <w:b/>
-          <w:i w:val="0"/>
-          <w:color w:val="C00000"/>
-          <w:sz w:val="24"/>
-        </w:rPr>
-        <w:t>Kir</w:t>
-      </w:r>
-      <w:r>
-        <w:rPr>
-          <w:rFonts w:ascii="Times New Roman" w:hAnsi="Times New Roman" w:cs="Times New Roman" w:eastAsia="Times New Roman"/>
-          <w:b w:val="0"/>
-          <w:i/>
-          <w:color w:val="6B6B6B"/>
-          <w:sz w:val="18"/>
-        </w:rPr>
-        <w:t xml:space="preserve">   ·   20:25</w:t>
-      </w:r>
-    </w:p>
-    <w:p>
-      <w:pPr>
-        <w:spacing w:after="160" w:line="276" w:lineRule="auto"/>
-        <w:ind w:firstLine="425"/>
-        <w:jc w:val="both"/>
-        <w:pBdr>
-          <w:left w:val="single" w:sz="12" w:space="8" w:color="C00000"/>
-        </w:pBdr>
-      </w:pPr>
-      <w:r>
-        <w:rPr>
-          <w:rFonts w:ascii="Times New Roman" w:hAnsi="Times New Roman" w:cs="Times New Roman" w:eastAsia="Times New Roman"/>
-          <w:b w:val="0"/>
-          <w:i w:val="0"/>
-          <w:color w:val="C00000"/>
-          <w:sz w:val="24"/>
-        </w:rPr>
-        <w:t>Нашёл тебя в WhatsApp. Меня убедили, что типа WhatsApp ничего так работает — ну и зарегистрировался. Я был там когда-то, не знаю, наверное удалил ту запись — короче, сделал новую запись и тебя там нашёл. Смотри, на тебе сообщение.</w:t>
-      </w:r>
-    </w:p>
-    <w:p>
-      <w:pPr>
-        <w:spacing w:before="200" w:after="40"/>
-        <w:ind w:firstLine="0"/>
-      </w:pPr>
-      <w:r>
-        <w:rPr>
-          <w:rFonts w:ascii="Times New Roman" w:hAnsi="Times New Roman" w:cs="Times New Roman" w:eastAsia="Times New Roman"/>
-          <w:b/>
-          <w:i w:val="0"/>
-          <w:color w:val="1F4E79"/>
-          <w:sz w:val="24"/>
-        </w:rPr>
-        <w:t>Анфи</w:t>
-      </w:r>
-      <w:r>
-        <w:rPr>
-          <w:rFonts w:ascii="Times New Roman" w:hAnsi="Times New Roman" w:cs="Times New Roman" w:eastAsia="Times New Roman"/>
-          <w:b w:val="0"/>
-          <w:i/>
-          <w:color w:val="6B6B6B"/>
-          <w:sz w:val="18"/>
-        </w:rPr>
-        <w:t xml:space="preserve">   ·   21:10</w:t>
-      </w:r>
-    </w:p>
-    <w:p>
-      <w:pPr>
-        <w:spacing w:after="160" w:line="276" w:lineRule="auto"/>
-        <w:ind w:firstLine="425"/>
-        <w:jc w:val="both"/>
-        <w:pBdr>
-          <w:left w:val="single" w:sz="12" w:space="8" w:color="1F4E79"/>
-        </w:pBdr>
-      </w:pPr>
-      <w:r>
-        <w:rPr>
-          <w:rFonts w:ascii="Times New Roman" w:hAnsi="Times New Roman" w:cs="Times New Roman" w:eastAsia="Times New Roman"/>
-          <w:b w:val="0"/>
-          <w:i w:val="0"/>
-          <w:color w:val="1F4E79"/>
-          <w:sz w:val="24"/>
-        </w:rPr>
-        <w:t>Очень интересно, конечно, что ты меня там нашёл, потому что меня там нет — ну то есть я удаляла WhatsApp у себя. Я не тебе… А вы удаляла? Да я не тебе. Я удаляла WhatsApp у себя, но может там осталось какое-нибудь… как-то странное, откуда там я. Ну ладно, пофиг. Может быть где-то он и остался у меня всё-таки? Да, точно, он у меня остался там на одном телефоне.</w:t>
-      </w:r>
-    </w:p>
-    <w:p>
-      <w:pPr>
-        <w:spacing w:before="360" w:after="160"/>
-        <w:ind w:firstLine="0"/>
-        <w:jc w:val="left"/>
-        <w:pBdr>
-          <w:bottom w:val="single" w:sz="8" w:space="6" w:color="2E5A3C"/>
-        </w:pBdr>
-      </w:pPr>
-      <w:r>
-        <w:rPr>
-          <w:rFonts w:ascii="Times New Roman" w:hAnsi="Times New Roman" w:cs="Times New Roman" w:eastAsia="Times New Roman"/>
-          <w:b/>
-          <w:i w:val="0"/>
-          <w:color w:val="2E5A3C"/>
-          <w:sz w:val="26"/>
-        </w:rPr>
-        <w:t>8 апреля 2026</w:t>
-      </w:r>
-    </w:p>
-    <w:p>
-      <w:pPr>
-        <w:spacing w:before="200" w:after="40"/>
-        <w:ind w:firstLine="0"/>
-      </w:pPr>
-      <w:r>
-        <w:rPr>
-          <w:rFonts w:ascii="Times New Roman" w:hAnsi="Times New Roman" w:cs="Times New Roman" w:eastAsia="Times New Roman"/>
-          <w:b/>
-          <w:i w:val="0"/>
-          <w:color w:val="1F4E79"/>
-          <w:sz w:val="24"/>
-        </w:rPr>
-        <w:t>Анфи</w:t>
-      </w:r>
-      <w:r>
-        <w:rPr>
-          <w:rFonts w:ascii="Times New Roman" w:hAnsi="Times New Roman" w:cs="Times New Roman" w:eastAsia="Times New Roman"/>
-          <w:b w:val="0"/>
-          <w:i/>
-          <w:color w:val="6B6B6B"/>
-          <w:sz w:val="18"/>
-        </w:rPr>
-        <w:t xml:space="preserve">   ·   00:12</w:t>
-      </w:r>
-    </w:p>
-    <w:p>
-      <w:pPr>
-        <w:spacing w:after="160" w:line="276" w:lineRule="auto"/>
-        <w:ind w:firstLine="425"/>
-        <w:jc w:val="both"/>
-        <w:pBdr>
-          <w:left w:val="single" w:sz="12" w:space="8" w:color="1F4E79"/>
-        </w:pBdr>
-      </w:pPr>
-      <w:r>
-        <w:rPr>
-          <w:rFonts w:ascii="Times New Roman" w:hAnsi="Times New Roman" w:cs="Times New Roman" w:eastAsia="Times New Roman"/>
-          <w:b w:val="0"/>
-          <w:i w:val="0"/>
-          <w:color w:val="1F4E79"/>
-          <w:sz w:val="24"/>
-        </w:rPr>
-        <w:t>Он не видит коммент.</w:t>
-      </w:r>
-    </w:p>
-    <w:p>
-      <w:pPr>
-        <w:spacing w:before="200" w:after="40"/>
-        <w:ind w:firstLine="0"/>
-      </w:pPr>
-      <w:r>
-        <w:rPr>
-          <w:rFonts w:ascii="Times New Roman" w:hAnsi="Times New Roman" w:cs="Times New Roman" w:eastAsia="Times New Roman"/>
-          <w:b/>
-          <w:i w:val="0"/>
-          <w:color w:val="1F4E79"/>
-          <w:sz w:val="24"/>
-        </w:rPr>
-        <w:t>Анфи</w:t>
-      </w:r>
-      <w:r>
-        <w:rPr>
-          <w:rFonts w:ascii="Times New Roman" w:hAnsi="Times New Roman" w:cs="Times New Roman" w:eastAsia="Times New Roman"/>
-          <w:b w:val="0"/>
-          <w:i/>
-          <w:color w:val="6B6B6B"/>
-          <w:sz w:val="18"/>
-        </w:rPr>
-        <w:t xml:space="preserve">   ·   00:12</w:t>
-      </w:r>
-    </w:p>
-    <w:p>
-      <w:pPr>
-        <w:spacing w:after="160" w:line="276" w:lineRule="auto"/>
-        <w:ind w:firstLine="425"/>
-        <w:jc w:val="both"/>
-        <w:pBdr>
-          <w:left w:val="single" w:sz="12" w:space="8" w:color="1F4E79"/>
-        </w:pBdr>
-      </w:pPr>
-      <w:r>
-        <w:rPr>
-          <w:rFonts w:ascii="Times New Roman" w:hAnsi="Times New Roman" w:cs="Times New Roman" w:eastAsia="Times New Roman"/>
-          <w:b w:val="0"/>
-          <w:i w:val="0"/>
-          <w:color w:val="1F4E79"/>
-          <w:sz w:val="24"/>
-        </w:rPr>
-        <w:t>Он слепой же -_-.</w:t>
-      </w:r>
-    </w:p>
-    <w:p>
-      <w:pPr>
-        <w:spacing w:before="200" w:after="40"/>
-        <w:ind w:firstLine="0"/>
-      </w:pPr>
-      <w:r>
-        <w:rPr>
-          <w:rFonts w:ascii="Times New Roman" w:hAnsi="Times New Roman" w:cs="Times New Roman" w:eastAsia="Times New Roman"/>
-          <w:b/>
-          <w:i w:val="0"/>
-          <w:color w:val="1F4E79"/>
-          <w:sz w:val="24"/>
-        </w:rPr>
-        <w:t>Анфи</w:t>
-      </w:r>
-      <w:r>
-        <w:rPr>
-          <w:rFonts w:ascii="Times New Roman" w:hAnsi="Times New Roman" w:cs="Times New Roman" w:eastAsia="Times New Roman"/>
-          <w:b w:val="0"/>
-          <w:i/>
-          <w:color w:val="6B6B6B"/>
-          <w:sz w:val="18"/>
-        </w:rPr>
-        <w:t xml:space="preserve">   ·   00:12</w:t>
-      </w:r>
-    </w:p>
-    <w:p>
-      <w:pPr>
-        <w:spacing w:after="160" w:line="276" w:lineRule="auto"/>
-        <w:ind w:firstLine="425"/>
-        <w:jc w:val="both"/>
-        <w:pBdr>
-          <w:left w:val="single" w:sz="12" w:space="8" w:color="1F4E79"/>
-        </w:pBdr>
-      </w:pPr>
-      <w:r>
-        <w:rPr>
-          <w:rFonts w:ascii="Times New Roman" w:hAnsi="Times New Roman" w:cs="Times New Roman" w:eastAsia="Times New Roman"/>
-          <w:b w:val="0"/>
-          <w:i w:val="0"/>
-          <w:color w:val="1F4E79"/>
-          <w:sz w:val="24"/>
-        </w:rPr>
-        <w:t>Да, а глухие подписчики не смогут прослушать голосовое?</w:t>
-      </w:r>
-    </w:p>
-    <w:p>
-      <w:pPr>
-        <w:spacing w:before="200" w:after="40"/>
-        <w:ind w:firstLine="0"/>
-      </w:pPr>
-      <w:r>
-        <w:rPr>
-          <w:rFonts w:ascii="Times New Roman" w:hAnsi="Times New Roman" w:cs="Times New Roman" w:eastAsia="Times New Roman"/>
-          <w:b/>
-          <w:i w:val="0"/>
-          <w:color w:val="1F4E79"/>
-          <w:sz w:val="24"/>
-        </w:rPr>
-        <w:t>Анфи</w:t>
-      </w:r>
-      <w:r>
-        <w:rPr>
-          <w:rFonts w:ascii="Times New Roman" w:hAnsi="Times New Roman" w:cs="Times New Roman" w:eastAsia="Times New Roman"/>
-          <w:b w:val="0"/>
-          <w:i/>
-          <w:color w:val="6B6B6B"/>
-          <w:sz w:val="18"/>
-        </w:rPr>
-        <w:t xml:space="preserve">   ·   00:12</w:t>
-      </w:r>
-    </w:p>
-    <w:p>
-      <w:pPr>
-        <w:spacing w:after="160" w:line="276" w:lineRule="auto"/>
-        <w:ind w:firstLine="425"/>
-        <w:jc w:val="both"/>
-        <w:pBdr>
-          <w:left w:val="single" w:sz="12" w:space="8" w:color="1F4E79"/>
-        </w:pBdr>
-      </w:pPr>
-      <w:r>
-        <w:rPr>
-          <w:rFonts w:ascii="Times New Roman" w:hAnsi="Times New Roman" w:cs="Times New Roman" w:eastAsia="Times New Roman"/>
-          <w:b w:val="0"/>
-          <w:i w:val="0"/>
-          <w:color w:val="1F4E79"/>
-          <w:sz w:val="24"/>
-        </w:rPr>
-        <w:t>я знаю.</w:t>
-      </w:r>
-    </w:p>
-    <w:p>
-      <w:pPr>
-        <w:spacing w:before="200" w:after="40"/>
-        <w:ind w:firstLine="0"/>
-      </w:pPr>
-      <w:r>
-        <w:rPr>
-          <w:rFonts w:ascii="Times New Roman" w:hAnsi="Times New Roman" w:cs="Times New Roman" w:eastAsia="Times New Roman"/>
-          <w:b/>
-          <w:i w:val="0"/>
-          <w:color w:val="1F4E79"/>
-          <w:sz w:val="24"/>
-        </w:rPr>
-        <w:t>Анфи</w:t>
-      </w:r>
-      <w:r>
-        <w:rPr>
-          <w:rFonts w:ascii="Times New Roman" w:hAnsi="Times New Roman" w:cs="Times New Roman" w:eastAsia="Times New Roman"/>
-          <w:b w:val="0"/>
-          <w:i/>
-          <w:color w:val="6B6B6B"/>
-          <w:sz w:val="18"/>
-        </w:rPr>
-        <w:t xml:space="preserve">   ·   00:12</w:t>
-      </w:r>
-    </w:p>
-    <w:p>
-      <w:pPr>
-        <w:spacing w:after="160" w:line="276" w:lineRule="auto"/>
-        <w:ind w:firstLine="425"/>
-        <w:jc w:val="both"/>
-        <w:pBdr>
-          <w:left w:val="single" w:sz="12" w:space="8" w:color="1F4E79"/>
-        </w:pBdr>
-      </w:pPr>
-      <w:r>
-        <w:rPr>
-          <w:rFonts w:ascii="Times New Roman" w:hAnsi="Times New Roman" w:cs="Times New Roman" w:eastAsia="Times New Roman"/>
-          <w:b w:val="0"/>
-          <w:i w:val="0"/>
-          <w:color w:val="1F4E79"/>
-          <w:sz w:val="24"/>
-        </w:rPr>
-        <w:t>А у меня вчера парень спел мне песню Андрея Куклина «Девчонка». Спел не хуже оригинала, но голос Андрея я люблю больше:)))Кстати, он сказал, что сам певец ему не понравился, так как стиль одежды и причёски плохой, я ему с осуждением ответила «Был бы незрячим — ещё хуже бы одевался» )))).</w:t>
-      </w:r>
-    </w:p>
-    <w:p>
-      <w:pPr>
-        <w:spacing w:before="200" w:after="40"/>
-        <w:ind w:firstLine="0"/>
-      </w:pPr>
-      <w:r>
-        <w:rPr>
-          <w:rFonts w:ascii="Times New Roman" w:hAnsi="Times New Roman" w:cs="Times New Roman" w:eastAsia="Times New Roman"/>
-          <w:b/>
-          <w:i w:val="0"/>
-          <w:color w:val="1F4E79"/>
-          <w:sz w:val="24"/>
-        </w:rPr>
-        <w:t>Анфи</w:t>
-      </w:r>
-      <w:r>
-        <w:rPr>
-          <w:rFonts w:ascii="Times New Roman" w:hAnsi="Times New Roman" w:cs="Times New Roman" w:eastAsia="Times New Roman"/>
-          <w:b w:val="0"/>
-          <w:i/>
-          <w:color w:val="6B6B6B"/>
-          <w:sz w:val="18"/>
-        </w:rPr>
-        <w:t xml:space="preserve">   ·   00:12</w:t>
-      </w:r>
-    </w:p>
-    <w:p>
-      <w:pPr>
-        <w:spacing w:after="160" w:line="276" w:lineRule="auto"/>
-        <w:ind w:firstLine="425"/>
-        <w:jc w:val="both"/>
-        <w:pBdr>
-          <w:left w:val="single" w:sz="12" w:space="8" w:color="1F4E79"/>
-        </w:pBdr>
-      </w:pPr>
-      <w:r>
-        <w:rPr>
-          <w:rFonts w:ascii="Times New Roman" w:hAnsi="Times New Roman" w:cs="Times New Roman" w:eastAsia="Times New Roman"/>
-          <w:b w:val="0"/>
-          <w:i w:val="0"/>
-          <w:color w:val="1F4E79"/>
-          <w:sz w:val="24"/>
-        </w:rPr>
-        <w:t>О вкусах не спорят))) И дело не в том, зрячий человек или нет. У Андрея хороший вкус, он не боится быть ярким, в отличие от многих зрячих 😅.</w:t>
-      </w:r>
-    </w:p>
-    <w:p>
-      <w:pPr>
-        <w:spacing w:before="200" w:after="40"/>
-        <w:ind w:firstLine="0"/>
-      </w:pPr>
-      <w:r>
-        <w:rPr>
-          <w:rFonts w:ascii="Times New Roman" w:hAnsi="Times New Roman" w:cs="Times New Roman" w:eastAsia="Times New Roman"/>
-          <w:b/>
-          <w:i w:val="0"/>
-          <w:color w:val="1F4E79"/>
-          <w:sz w:val="24"/>
-        </w:rPr>
-        <w:t>Анфи</w:t>
-      </w:r>
-      <w:r>
-        <w:rPr>
-          <w:rFonts w:ascii="Times New Roman" w:hAnsi="Times New Roman" w:cs="Times New Roman" w:eastAsia="Times New Roman"/>
-          <w:b w:val="0"/>
-          <w:i/>
-          <w:color w:val="6B6B6B"/>
-          <w:sz w:val="18"/>
-        </w:rPr>
-        <w:t xml:space="preserve">   ·   00:12</w:t>
-      </w:r>
-    </w:p>
-    <w:p>
-      <w:pPr>
-        <w:spacing w:after="160" w:line="276" w:lineRule="auto"/>
-        <w:ind w:firstLine="425"/>
-        <w:jc w:val="both"/>
-        <w:pBdr>
-          <w:left w:val="single" w:sz="12" w:space="8" w:color="1F4E79"/>
-        </w:pBdr>
-      </w:pPr>
-      <w:r>
-        <w:rPr>
-          <w:rFonts w:ascii="Times New Roman" w:hAnsi="Times New Roman" w:cs="Times New Roman" w:eastAsia="Times New Roman"/>
-          <w:b w:val="0"/>
-          <w:i w:val="0"/>
-          <w:color w:val="1F4E79"/>
-          <w:sz w:val="24"/>
-        </w:rPr>
-        <w:t>Давайте просто поддержим автора этого чата. Я не понимаю, как, сколько надо иметь нервов, чтобы вот прикинь, у тебя есть чат, и тебе там пишут всё вот это. Только последнее сообщение можно отнести к нормальным.</w:t>
-      </w:r>
-    </w:p>
-    <w:p>
-      <w:pPr>
-        <w:spacing w:before="200" w:after="40"/>
-        <w:ind w:firstLine="0"/>
-      </w:pPr>
-      <w:r>
-        <w:rPr>
-          <w:rFonts w:ascii="Times New Roman" w:hAnsi="Times New Roman" w:cs="Times New Roman" w:eastAsia="Times New Roman"/>
-          <w:b/>
-          <w:i w:val="0"/>
-          <w:color w:val="C00000"/>
-          <w:sz w:val="24"/>
-        </w:rPr>
-        <w:t>Kir</w:t>
-      </w:r>
-      <w:r>
-        <w:rPr>
-          <w:rFonts w:ascii="Times New Roman" w:hAnsi="Times New Roman" w:cs="Times New Roman" w:eastAsia="Times New Roman"/>
-          <w:b w:val="0"/>
-          <w:i/>
-          <w:color w:val="6B6B6B"/>
-          <w:sz w:val="18"/>
-        </w:rPr>
-        <w:t xml:space="preserve">   ·   00:15</w:t>
-      </w:r>
-    </w:p>
-    <w:p>
-      <w:pPr>
-        <w:spacing w:after="160" w:line="276" w:lineRule="auto"/>
-        <w:ind w:firstLine="425"/>
-        <w:jc w:val="both"/>
-        <w:pBdr>
-          <w:left w:val="single" w:sz="12" w:space="8" w:color="C00000"/>
-        </w:pBdr>
-      </w:pPr>
-      <w:r>
-        <w:rPr>
-          <w:rFonts w:ascii="Times New Roman" w:hAnsi="Times New Roman" w:cs="Times New Roman" w:eastAsia="Times New Roman"/>
-          <w:b w:val="0"/>
-          <w:i w:val="0"/>
-          <w:color w:val="C00000"/>
-          <w:sz w:val="24"/>
-        </w:rPr>
-        <w:t>Что за чат?</w:t>
-      </w:r>
-    </w:p>
-    <w:p>
-      <w:pPr>
-        <w:spacing w:before="200" w:after="40"/>
-        <w:ind w:firstLine="0"/>
-      </w:pPr>
-      <w:r>
-        <w:rPr>
-          <w:rFonts w:ascii="Times New Roman" w:hAnsi="Times New Roman" w:cs="Times New Roman" w:eastAsia="Times New Roman"/>
-          <w:b/>
-          <w:i w:val="0"/>
-          <w:color w:val="1F4E79"/>
-          <w:sz w:val="24"/>
-        </w:rPr>
-        <w:t>Анфи</w:t>
-      </w:r>
-      <w:r>
-        <w:rPr>
-          <w:rFonts w:ascii="Times New Roman" w:hAnsi="Times New Roman" w:cs="Times New Roman" w:eastAsia="Times New Roman"/>
-          <w:b w:val="0"/>
-          <w:i/>
-          <w:color w:val="6B6B6B"/>
-          <w:sz w:val="18"/>
-        </w:rPr>
-        <w:t xml:space="preserve">   ·   00:17</w:t>
-      </w:r>
-    </w:p>
-    <w:p>
-      <w:pPr>
-        <w:spacing w:after="160" w:line="276" w:lineRule="auto"/>
-        <w:ind w:firstLine="425"/>
-        <w:jc w:val="both"/>
-        <w:pBdr>
-          <w:left w:val="single" w:sz="12" w:space="8" w:color="1F4E79"/>
-        </w:pBdr>
-      </w:pPr>
-      <w:r>
-        <w:rPr>
-          <w:rFonts w:ascii="Times New Roman" w:hAnsi="Times New Roman" w:cs="Times New Roman" w:eastAsia="Times New Roman"/>
-          <w:b w:val="0"/>
-          <w:i w:val="0"/>
-          <w:color w:val="1F4E79"/>
-          <w:sz w:val="24"/>
-        </w:rPr>
-        <w:t>чат незрячего исполнителя Андрея Куклина.</w:t>
-      </w:r>
-    </w:p>
-    <w:p>
-      <w:pPr>
-        <w:spacing w:before="200" w:after="40"/>
-        <w:ind w:firstLine="0"/>
-      </w:pPr>
-      <w:r>
-        <w:rPr>
-          <w:rFonts w:ascii="Times New Roman" w:hAnsi="Times New Roman" w:cs="Times New Roman" w:eastAsia="Times New Roman"/>
-          <w:b/>
-          <w:i w:val="0"/>
-          <w:color w:val="C00000"/>
-          <w:sz w:val="24"/>
-        </w:rPr>
-        <w:t>Kir</w:t>
-      </w:r>
-      <w:r>
-        <w:rPr>
-          <w:rFonts w:ascii="Times New Roman" w:hAnsi="Times New Roman" w:cs="Times New Roman" w:eastAsia="Times New Roman"/>
-          <w:b w:val="0"/>
-          <w:i/>
-          <w:color w:val="6B6B6B"/>
-          <w:sz w:val="18"/>
-        </w:rPr>
-        <w:t xml:space="preserve">   ·   00:30</w:t>
-      </w:r>
-    </w:p>
-    <w:p>
-      <w:pPr>
-        <w:spacing w:after="160" w:line="276" w:lineRule="auto"/>
-        <w:ind w:firstLine="425"/>
-        <w:jc w:val="both"/>
-        <w:pBdr>
-          <w:left w:val="single" w:sz="12" w:space="8" w:color="C00000"/>
-        </w:pBdr>
-      </w:pPr>
-      <w:r>
-        <w:rPr>
-          <w:rFonts w:ascii="Times New Roman" w:hAnsi="Times New Roman" w:cs="Times New Roman" w:eastAsia="Times New Roman"/>
-          <w:b w:val="0"/>
-          <w:i w:val="0"/>
-          <w:color w:val="C00000"/>
-          <w:sz w:val="24"/>
-        </w:rPr>
-        <w:t>Com/product/84430.</w:t>
-      </w:r>
-    </w:p>
-    <w:p>
-      <w:pPr>
-        <w:spacing w:before="200" w:after="40"/>
-        <w:ind w:firstLine="0"/>
-      </w:pPr>
-      <w:r>
-        <w:rPr>
-          <w:rFonts w:ascii="Times New Roman" w:hAnsi="Times New Roman" w:cs="Times New Roman" w:eastAsia="Times New Roman"/>
-          <w:b/>
-          <w:i w:val="0"/>
-          <w:color w:val="1F4E79"/>
-          <w:sz w:val="24"/>
-        </w:rPr>
-        <w:t>Анфи</w:t>
-      </w:r>
-      <w:r>
-        <w:rPr>
-          <w:rFonts w:ascii="Times New Roman" w:hAnsi="Times New Roman" w:cs="Times New Roman" w:eastAsia="Times New Roman"/>
-          <w:b w:val="0"/>
-          <w:i/>
-          <w:color w:val="6B6B6B"/>
-          <w:sz w:val="18"/>
-        </w:rPr>
-        <w:t xml:space="preserve">   ·   10:41</w:t>
-      </w:r>
-    </w:p>
-    <w:p>
-      <w:pPr>
-        <w:spacing w:after="160" w:line="276" w:lineRule="auto"/>
-        <w:ind w:firstLine="425"/>
-        <w:jc w:val="both"/>
-        <w:pBdr>
-          <w:left w:val="single" w:sz="12" w:space="8" w:color="1F4E79"/>
-        </w:pBdr>
-      </w:pPr>
-      <w:r>
-        <w:rPr>
-          <w:rFonts w:ascii="Times New Roman" w:hAnsi="Times New Roman" w:cs="Times New Roman" w:eastAsia="Times New Roman"/>
-          <w:b w:val="0"/>
-          <w:i w:val="0"/>
-          <w:color w:val="1F4E79"/>
-          <w:sz w:val="24"/>
-        </w:rPr>
-        <w:t>Привет. Можешь проверить на авторское право название, которое вот нейронка скинула, а именно точка перехода, граница тишины и… и всё, пожалуй?</w:t>
-      </w:r>
-    </w:p>
-    <w:p>
-      <w:pPr>
-        <w:spacing w:before="200" w:after="40"/>
-        <w:ind w:firstLine="0"/>
-      </w:pPr>
-      <w:r>
-        <w:rPr>
-          <w:rFonts w:ascii="Times New Roman" w:hAnsi="Times New Roman" w:cs="Times New Roman" w:eastAsia="Times New Roman"/>
-          <w:b/>
-          <w:i w:val="0"/>
-          <w:color w:val="C00000"/>
-          <w:sz w:val="24"/>
-        </w:rPr>
-        <w:t>Kir</w:t>
-      </w:r>
-      <w:r>
-        <w:rPr>
-          <w:rFonts w:ascii="Times New Roman" w:hAnsi="Times New Roman" w:cs="Times New Roman" w:eastAsia="Times New Roman"/>
-          <w:b w:val="0"/>
-          <w:i/>
-          <w:color w:val="6B6B6B"/>
-          <w:sz w:val="18"/>
-        </w:rPr>
-        <w:t xml:space="preserve">   ·   10:48</w:t>
-      </w:r>
-    </w:p>
-    <w:p>
-      <w:pPr>
-        <w:spacing w:after="160" w:line="276" w:lineRule="auto"/>
-        <w:ind w:firstLine="425"/>
-        <w:jc w:val="both"/>
-        <w:pBdr>
-          <w:left w:val="single" w:sz="12" w:space="8" w:color="C00000"/>
-        </w:pBdr>
-      </w:pPr>
-      <w:r>
-        <w:rPr>
-          <w:rFonts w:ascii="Times New Roman" w:hAnsi="Times New Roman" w:cs="Times New Roman" w:eastAsia="Times New Roman"/>
-          <w:b w:val="0"/>
-          <w:i w:val="0"/>
-          <w:color w:val="C00000"/>
-          <w:sz w:val="24"/>
-        </w:rPr>
-        <w:t>Название «Точка перехода границы тишины» в открытых реестрах товарных знаков и произведений официально не значится. Как самостоятельный объект оно не зарегистрировано, но авторская охрана возникает автоматически при создании произведения. Есть похожие знаки «Точка тишины».</w:t>
-      </w:r>
-    </w:p>
-    <w:p>
-      <w:pPr>
-        <w:spacing w:before="200" w:after="40"/>
-        <w:ind w:firstLine="0"/>
-      </w:pPr>
-      <w:r>
-        <w:rPr>
-          <w:rFonts w:ascii="Times New Roman" w:hAnsi="Times New Roman" w:cs="Times New Roman" w:eastAsia="Times New Roman"/>
-          <w:b/>
-          <w:i w:val="0"/>
-          <w:color w:val="C00000"/>
-          <w:sz w:val="24"/>
-        </w:rPr>
-        <w:t>Kir</w:t>
-      </w:r>
-      <w:r>
-        <w:rPr>
-          <w:rFonts w:ascii="Times New Roman" w:hAnsi="Times New Roman" w:cs="Times New Roman" w:eastAsia="Times New Roman"/>
-          <w:b w:val="0"/>
-          <w:i/>
-          <w:color w:val="6B6B6B"/>
-          <w:sz w:val="18"/>
-        </w:rPr>
-        <w:t xml:space="preserve">   ·   12:28</w:t>
-      </w:r>
-    </w:p>
-    <w:p>
-      <w:pPr>
-        <w:spacing w:after="160" w:line="276" w:lineRule="auto"/>
-        <w:ind w:firstLine="425"/>
-        <w:jc w:val="both"/>
-        <w:pBdr>
-          <w:left w:val="single" w:sz="12" w:space="8" w:color="C00000"/>
-        </w:pBdr>
-      </w:pPr>
-      <w:r>
-        <w:rPr>
-          <w:rFonts w:ascii="Times New Roman" w:hAnsi="Times New Roman" w:cs="Times New Roman" w:eastAsia="Times New Roman"/>
-          <w:b w:val="0"/>
-          <w:i w:val="0"/>
-          <w:color w:val="C00000"/>
-          <w:sz w:val="24"/>
-        </w:rPr>
-        <w:t>Ещё мощный бесплатный VPN.</w:t>
-      </w:r>
-    </w:p>
-    <w:p>
-      <w:pPr>
-        <w:spacing w:before="200" w:after="40"/>
-        <w:ind w:firstLine="0"/>
-      </w:pPr>
-      <w:r>
-        <w:rPr>
-          <w:rFonts w:ascii="Times New Roman" w:hAnsi="Times New Roman" w:cs="Times New Roman" w:eastAsia="Times New Roman"/>
-          <w:b/>
-          <w:i w:val="0"/>
-          <w:color w:val="1F4E79"/>
-          <w:sz w:val="24"/>
-        </w:rPr>
-        <w:t>Анфи</w:t>
-      </w:r>
-      <w:r>
-        <w:rPr>
-          <w:rFonts w:ascii="Times New Roman" w:hAnsi="Times New Roman" w:cs="Times New Roman" w:eastAsia="Times New Roman"/>
-          <w:b w:val="0"/>
-          <w:i/>
-          <w:color w:val="6B6B6B"/>
-          <w:sz w:val="18"/>
-        </w:rPr>
-        <w:t xml:space="preserve">   ·   16:17</w:t>
-      </w:r>
-    </w:p>
-    <w:p>
-      <w:pPr>
-        <w:spacing w:after="160" w:line="276" w:lineRule="auto"/>
-        <w:ind w:firstLine="425"/>
-        <w:jc w:val="both"/>
-        <w:pBdr>
-          <w:left w:val="single" w:sz="12" w:space="8" w:color="1F4E79"/>
-        </w:pBdr>
-      </w:pPr>
-      <w:r>
-        <w:rPr>
-          <w:rFonts w:ascii="Times New Roman" w:hAnsi="Times New Roman" w:cs="Times New Roman" w:eastAsia="Times New Roman"/>
-          <w:b w:val="0"/>
-          <w:i w:val="0"/>
-          <w:color w:val="1F4E79"/>
-          <w:sz w:val="24"/>
-        </w:rPr>
-        <w:t>Ой, это мои любимые блогеры, которых ты мне скинул, кстати, ну, от этого вот видео.</w:t>
-      </w:r>
-    </w:p>
-    <w:p>
-      <w:pPr>
-        <w:spacing w:before="200" w:after="40"/>
-        <w:ind w:firstLine="0"/>
-      </w:pPr>
-      <w:r>
-        <w:rPr>
-          <w:rFonts w:ascii="Times New Roman" w:hAnsi="Times New Roman" w:cs="Times New Roman" w:eastAsia="Times New Roman"/>
-          <w:b/>
-          <w:i w:val="0"/>
-          <w:color w:val="C00000"/>
-          <w:sz w:val="24"/>
-        </w:rPr>
-        <w:t>Kir</w:t>
-      </w:r>
-      <w:r>
-        <w:rPr>
-          <w:rFonts w:ascii="Times New Roman" w:hAnsi="Times New Roman" w:cs="Times New Roman" w:eastAsia="Times New Roman"/>
-          <w:b w:val="0"/>
-          <w:i/>
-          <w:color w:val="6B6B6B"/>
-          <w:sz w:val="18"/>
-        </w:rPr>
-        <w:t xml:space="preserve">   ·   16:20</w:t>
-      </w:r>
-    </w:p>
-    <w:p>
-      <w:pPr>
-        <w:spacing w:after="160" w:line="276" w:lineRule="auto"/>
-        <w:ind w:firstLine="425"/>
-        <w:jc w:val="both"/>
-        <w:pBdr>
-          <w:left w:val="single" w:sz="12" w:space="8" w:color="C00000"/>
-        </w:pBdr>
-      </w:pPr>
-      <w:r>
-        <w:rPr>
-          <w:rFonts w:ascii="Times New Roman" w:hAnsi="Times New Roman" w:cs="Times New Roman" w:eastAsia="Times New Roman"/>
-          <w:b w:val="0"/>
-          <w:i w:val="0"/>
-          <w:color w:val="C00000"/>
-          <w:sz w:val="24"/>
-        </w:rPr>
-        <w:t>Они только с Алисой общаются или что?</w:t>
-      </w:r>
-    </w:p>
-    <w:p>
-      <w:pPr>
-        <w:spacing w:before="200" w:after="40"/>
-        <w:ind w:firstLine="0"/>
-      </w:pPr>
-      <w:r>
-        <w:rPr>
-          <w:rFonts w:ascii="Times New Roman" w:hAnsi="Times New Roman" w:cs="Times New Roman" w:eastAsia="Times New Roman"/>
-          <w:b/>
-          <w:i w:val="0"/>
-          <w:color w:val="1F4E79"/>
-          <w:sz w:val="24"/>
-        </w:rPr>
-        <w:t>Анфи</w:t>
-      </w:r>
-      <w:r>
-        <w:rPr>
-          <w:rFonts w:ascii="Times New Roman" w:hAnsi="Times New Roman" w:cs="Times New Roman" w:eastAsia="Times New Roman"/>
-          <w:b w:val="0"/>
-          <w:i/>
-          <w:color w:val="6B6B6B"/>
-          <w:sz w:val="18"/>
-        </w:rPr>
-        <w:t xml:space="preserve">   ·   16:23</w:t>
-      </w:r>
-    </w:p>
-    <w:p>
-      <w:pPr>
-        <w:spacing w:after="160" w:line="276" w:lineRule="auto"/>
-        <w:ind w:firstLine="425"/>
-        <w:jc w:val="both"/>
-        <w:pBdr>
-          <w:left w:val="single" w:sz="12" w:space="8" w:color="1F4E79"/>
-        </w:pBdr>
-      </w:pPr>
-      <w:r>
-        <w:rPr>
-          <w:rFonts w:ascii="Times New Roman" w:hAnsi="Times New Roman" w:cs="Times New Roman" w:eastAsia="Times New Roman"/>
-          <w:b w:val="0"/>
-          <w:i w:val="0"/>
-          <w:color w:val="1F4E79"/>
-          <w:sz w:val="24"/>
-        </w:rPr>
-        <w:t>Нет, у них вообще-то другая тематика канала. А это старое видео или новое?</w:t>
-      </w:r>
-    </w:p>
-    <w:p>
-      <w:pPr>
-        <w:spacing w:before="200" w:after="40"/>
-        <w:ind w:firstLine="0"/>
-      </w:pPr>
-      <w:r>
-        <w:rPr>
-          <w:rFonts w:ascii="Times New Roman" w:hAnsi="Times New Roman" w:cs="Times New Roman" w:eastAsia="Times New Roman"/>
-          <w:b/>
-          <w:i w:val="0"/>
-          <w:color w:val="C00000"/>
-          <w:sz w:val="24"/>
-        </w:rPr>
-        <w:t>Kir</w:t>
-      </w:r>
-      <w:r>
-        <w:rPr>
-          <w:rFonts w:ascii="Times New Roman" w:hAnsi="Times New Roman" w:cs="Times New Roman" w:eastAsia="Times New Roman"/>
-          <w:b w:val="0"/>
-          <w:i/>
-          <w:color w:val="6B6B6B"/>
-          <w:sz w:val="18"/>
-        </w:rPr>
-        <w:t xml:space="preserve">   ·   16:37</w:t>
-      </w:r>
-    </w:p>
-    <w:p>
-      <w:pPr>
-        <w:spacing w:after="160" w:line="276" w:lineRule="auto"/>
-        <w:ind w:firstLine="425"/>
-        <w:jc w:val="both"/>
-        <w:pBdr>
-          <w:left w:val="single" w:sz="12" w:space="8" w:color="C00000"/>
-        </w:pBdr>
-      </w:pPr>
-      <w:r>
-        <w:rPr>
-          <w:rFonts w:ascii="Times New Roman" w:hAnsi="Times New Roman" w:cs="Times New Roman" w:eastAsia="Times New Roman"/>
-          <w:b w:val="0"/>
-          <w:i w:val="0"/>
-          <w:color w:val="C00000"/>
-          <w:sz w:val="24"/>
-        </w:rPr>
-        <w:t>Ну, судя по текущим проблемам, наверное, новое.</w:t>
-      </w:r>
-    </w:p>
-    <w:p>
-      <w:pPr>
-        <w:spacing w:before="200" w:after="40"/>
-        <w:ind w:firstLine="0"/>
-      </w:pPr>
-      <w:r>
-        <w:rPr>
-          <w:rFonts w:ascii="Times New Roman" w:hAnsi="Times New Roman" w:cs="Times New Roman" w:eastAsia="Times New Roman"/>
-          <w:b/>
-          <w:i w:val="0"/>
-          <w:color w:val="1F4E79"/>
-          <w:sz w:val="24"/>
-        </w:rPr>
-        <w:t>Анфи</w:t>
-      </w:r>
-      <w:r>
-        <w:rPr>
-          <w:rFonts w:ascii="Times New Roman" w:hAnsi="Times New Roman" w:cs="Times New Roman" w:eastAsia="Times New Roman"/>
-          <w:b w:val="0"/>
-          <w:i/>
-          <w:color w:val="6B6B6B"/>
-          <w:sz w:val="18"/>
-        </w:rPr>
-        <w:t xml:space="preserve">   ·   21:54</w:t>
-      </w:r>
-    </w:p>
-    <w:p>
-      <w:pPr>
-        <w:spacing w:after="160" w:line="276" w:lineRule="auto"/>
-        <w:ind w:firstLine="425"/>
-        <w:jc w:val="both"/>
-        <w:pBdr>
-          <w:left w:val="single" w:sz="12" w:space="8" w:color="1F4E79"/>
-        </w:pBdr>
-      </w:pPr>
-      <w:r>
-        <w:rPr>
-          <w:rFonts w:ascii="Times New Roman" w:hAnsi="Times New Roman" w:cs="Times New Roman" w:eastAsia="Times New Roman"/>
-          <w:b w:val="0"/>
-          <w:i w:val="0"/>
-          <w:color w:val="1F4E79"/>
-          <w:sz w:val="24"/>
-        </w:rPr>
-        <w:t>Привет, поговори со мной по Element X: To/#/@dolphin7_3:matrix.org.</w:t>
-      </w:r>
-    </w:p>
-    <w:p>
-      <w:pPr>
-        <w:spacing w:before="200" w:after="40"/>
-        <w:ind w:firstLine="0"/>
-      </w:pPr>
-      <w:r>
-        <w:rPr>
-          <w:rFonts w:ascii="Times New Roman" w:hAnsi="Times New Roman" w:cs="Times New Roman" w:eastAsia="Times New Roman"/>
-          <w:b/>
-          <w:i w:val="0"/>
-          <w:color w:val="C00000"/>
-          <w:sz w:val="24"/>
-        </w:rPr>
-        <w:t>Kir</w:t>
-      </w:r>
-      <w:r>
-        <w:rPr>
-          <w:rFonts w:ascii="Times New Roman" w:hAnsi="Times New Roman" w:cs="Times New Roman" w:eastAsia="Times New Roman"/>
-          <w:b w:val="0"/>
-          <w:i/>
-          <w:color w:val="6B6B6B"/>
-          <w:sz w:val="18"/>
-        </w:rPr>
-        <w:t xml:space="preserve">   ·   22:29</w:t>
-      </w:r>
-    </w:p>
-    <w:p>
-      <w:pPr>
-        <w:spacing w:after="160" w:line="276" w:lineRule="auto"/>
-        <w:ind w:firstLine="425"/>
-        <w:jc w:val="both"/>
-        <w:pBdr>
-          <w:left w:val="single" w:sz="12" w:space="8" w:color="C00000"/>
-        </w:pBdr>
-      </w:pPr>
-      <w:r>
-        <w:rPr>
-          <w:rFonts w:ascii="Times New Roman" w:hAnsi="Times New Roman" w:cs="Times New Roman" w:eastAsia="Times New Roman"/>
-          <w:b w:val="0"/>
-          <w:i w:val="0"/>
-          <w:color w:val="C00000"/>
-          <w:sz w:val="24"/>
-        </w:rPr>
-        <w:t>Прикольно. Ну, я тебе написал в этот Element.</w:t>
-      </w:r>
-    </w:p>
-    <w:p>
-      <w:pPr>
-        <w:spacing w:before="200" w:after="40"/>
-        <w:ind w:firstLine="0"/>
-      </w:pPr>
-      <w:r>
-        <w:rPr>
-          <w:rFonts w:ascii="Times New Roman" w:hAnsi="Times New Roman" w:cs="Times New Roman" w:eastAsia="Times New Roman"/>
-          <w:b/>
-          <w:i w:val="0"/>
-          <w:color w:val="C00000"/>
-          <w:sz w:val="24"/>
-        </w:rPr>
-        <w:t>Kir</w:t>
-      </w:r>
-      <w:r>
-        <w:rPr>
-          <w:rFonts w:ascii="Times New Roman" w:hAnsi="Times New Roman" w:cs="Times New Roman" w:eastAsia="Times New Roman"/>
-          <w:b w:val="0"/>
-          <w:i/>
-          <w:color w:val="6B6B6B"/>
-          <w:sz w:val="18"/>
-        </w:rPr>
-        <w:t xml:space="preserve">   ·   23:11</w:t>
-      </w:r>
-    </w:p>
-    <w:p>
-      <w:pPr>
-        <w:spacing w:after="160" w:line="276" w:lineRule="auto"/>
-        <w:ind w:firstLine="425"/>
-        <w:jc w:val="both"/>
-        <w:pBdr>
-          <w:left w:val="single" w:sz="12" w:space="8" w:color="C00000"/>
-        </w:pBdr>
-      </w:pPr>
-      <w:r>
-        <w:rPr>
-          <w:rFonts w:ascii="Times New Roman" w:hAnsi="Times New Roman" w:cs="Times New Roman" w:eastAsia="Times New Roman"/>
-          <w:b w:val="0"/>
-          <w:i w:val="0"/>
-          <w:color w:val="C00000"/>
-          <w:sz w:val="24"/>
-        </w:rPr>
-        <w:t>Это капец, ты представь, что назревает вот с этими нейронками.</w:t>
-      </w:r>
-    </w:p>
-    <w:p>
-      <w:pPr>
-        <w:spacing w:before="360" w:after="160"/>
-        <w:ind w:firstLine="0"/>
-        <w:jc w:val="left"/>
-        <w:pBdr>
-          <w:bottom w:val="single" w:sz="8" w:space="6" w:color="2E5A3C"/>
-        </w:pBdr>
-      </w:pPr>
-      <w:r>
-        <w:rPr>
-          <w:rFonts w:ascii="Times New Roman" w:hAnsi="Times New Roman" w:cs="Times New Roman" w:eastAsia="Times New Roman"/>
-          <w:b/>
-          <w:i w:val="0"/>
-          <w:color w:val="2E5A3C"/>
-          <w:sz w:val="26"/>
-        </w:rPr>
-        <w:t>9 апреля 2026</w:t>
-      </w:r>
-    </w:p>
-    <w:p>
-      <w:pPr>
-        <w:spacing w:before="200" w:after="40"/>
-        <w:ind w:firstLine="0"/>
-      </w:pPr>
-      <w:r>
-        <w:rPr>
-          <w:rFonts w:ascii="Times New Roman" w:hAnsi="Times New Roman" w:cs="Times New Roman" w:eastAsia="Times New Roman"/>
-          <w:b/>
-          <w:i w:val="0"/>
-          <w:color w:val="C00000"/>
-          <w:sz w:val="24"/>
-        </w:rPr>
-        <w:t>Kir</w:t>
-      </w:r>
-      <w:r>
-        <w:rPr>
-          <w:rFonts w:ascii="Times New Roman" w:hAnsi="Times New Roman" w:cs="Times New Roman" w:eastAsia="Times New Roman"/>
-          <w:b w:val="0"/>
-          <w:i/>
-          <w:color w:val="6B6B6B"/>
-          <w:sz w:val="18"/>
-        </w:rPr>
-        <w:t xml:space="preserve">   ·   01:45</w:t>
-      </w:r>
-    </w:p>
-    <w:p>
-      <w:pPr>
-        <w:spacing w:after="160" w:line="276" w:lineRule="auto"/>
-        <w:ind w:firstLine="425"/>
-        <w:jc w:val="both"/>
-        <w:pBdr>
-          <w:left w:val="single" w:sz="12" w:space="8" w:color="C00000"/>
-        </w:pBdr>
-      </w:pPr>
-      <w:r>
-        <w:rPr>
-          <w:rFonts w:ascii="Times New Roman" w:hAnsi="Times New Roman" w:cs="Times New Roman" w:eastAsia="Times New Roman"/>
-          <w:b w:val="0"/>
-          <w:i w:val="0"/>
-          <w:color w:val="C00000"/>
-          <w:sz w:val="24"/>
-        </w:rPr>
-        <w:t>Гостинцы.</w:t>
-      </w:r>
-    </w:p>
-    <w:p>
-      <w:pPr>
-        <w:spacing w:before="200" w:after="40"/>
-        <w:ind w:firstLine="0"/>
-      </w:pPr>
-      <w:r>
-        <w:rPr>
-          <w:rFonts w:ascii="Times New Roman" w:hAnsi="Times New Roman" w:cs="Times New Roman" w:eastAsia="Times New Roman"/>
-          <w:b/>
-          <w:i w:val="0"/>
-          <w:color w:val="1F4E79"/>
-          <w:sz w:val="24"/>
-        </w:rPr>
-        <w:t>Анфи</w:t>
-      </w:r>
-      <w:r>
-        <w:rPr>
-          <w:rFonts w:ascii="Times New Roman" w:hAnsi="Times New Roman" w:cs="Times New Roman" w:eastAsia="Times New Roman"/>
-          <w:b w:val="0"/>
-          <w:i/>
-          <w:color w:val="6B6B6B"/>
-          <w:sz w:val="18"/>
-        </w:rPr>
-        <w:t xml:space="preserve">   ·   01:53</w:t>
-      </w:r>
-    </w:p>
-    <w:p>
-      <w:pPr>
-        <w:spacing w:after="160" w:line="276" w:lineRule="auto"/>
-        <w:ind w:firstLine="425"/>
-        <w:jc w:val="both"/>
-        <w:pBdr>
-          <w:left w:val="single" w:sz="12" w:space="8" w:color="1F4E79"/>
-        </w:pBdr>
-      </w:pPr>
-      <w:r>
-        <w:rPr>
-          <w:rFonts w:ascii="Times New Roman" w:hAnsi="Times New Roman" w:cs="Times New Roman" w:eastAsia="Times New Roman"/>
-          <w:b w:val="0"/>
-          <w:i w:val="0"/>
-          <w:color w:val="1F4E79"/>
-          <w:sz w:val="24"/>
-        </w:rPr>
-        <w:t>Да, что-то накупили всего, из гостиницы забрали — ну там типа знаешь всякие шампуньки, гели для душа, вот это вот всё — ну и как-то рюкзак набрался. Вот, что-то ещё хотела сказать: когда сегодня заходила в Element, мне не пришлось проходить эту хрень — проверку на робота: он меня даже ну не заставил это сделать, просто сразу же пустил в аккаунт. Зайдите… ну короче сразу в аккаунт зашла и без всяких проблем. Не знаю, почему нельзя было сразу так сделать.</w:t>
-      </w:r>
-    </w:p>
-    <w:p>
-      <w:pPr>
-        <w:spacing w:before="200" w:after="40"/>
-        <w:ind w:firstLine="0"/>
-      </w:pPr>
-      <w:r>
-        <w:rPr>
-          <w:rFonts w:ascii="Times New Roman" w:hAnsi="Times New Roman" w:cs="Times New Roman" w:eastAsia="Times New Roman"/>
-          <w:b/>
-          <w:i w:val="0"/>
-          <w:color w:val="C00000"/>
-          <w:sz w:val="24"/>
-        </w:rPr>
-        <w:t>Kir</w:t>
-      </w:r>
-      <w:r>
-        <w:rPr>
-          <w:rFonts w:ascii="Times New Roman" w:hAnsi="Times New Roman" w:cs="Times New Roman" w:eastAsia="Times New Roman"/>
-          <w:b w:val="0"/>
-          <w:i/>
-          <w:color w:val="6B6B6B"/>
-          <w:sz w:val="18"/>
-        </w:rPr>
-        <w:t xml:space="preserve">   ·   01:57</w:t>
-      </w:r>
-    </w:p>
-    <w:p>
-      <w:pPr>
-        <w:spacing w:after="160" w:line="276" w:lineRule="auto"/>
-        <w:ind w:firstLine="425"/>
-        <w:jc w:val="both"/>
-        <w:pBdr>
-          <w:left w:val="single" w:sz="12" w:space="8" w:color="C00000"/>
-        </w:pBdr>
-      </w:pPr>
-      <w:r>
-        <w:rPr>
-          <w:rFonts w:ascii="Times New Roman" w:hAnsi="Times New Roman" w:cs="Times New Roman" w:eastAsia="Times New Roman"/>
-          <w:b w:val="0"/>
-          <w:i w:val="0"/>
-          <w:color w:val="C00000"/>
-          <w:sz w:val="24"/>
-        </w:rPr>
-        <w:t>Значит был другой адрес тот раз. Он расценил как подозрительное действие.</w:t>
-      </w:r>
-    </w:p>
-    <w:p>
-      <w:pPr>
-        <w:spacing w:before="200" w:after="40"/>
-        <w:ind w:firstLine="0"/>
-      </w:pPr>
-      <w:r>
-        <w:rPr>
-          <w:rFonts w:ascii="Times New Roman" w:hAnsi="Times New Roman" w:cs="Times New Roman" w:eastAsia="Times New Roman"/>
-          <w:b/>
-          <w:i w:val="0"/>
-          <w:color w:val="C00000"/>
-          <w:sz w:val="24"/>
-        </w:rPr>
-        <w:t>Kir</w:t>
-      </w:r>
-      <w:r>
-        <w:rPr>
-          <w:rFonts w:ascii="Times New Roman" w:hAnsi="Times New Roman" w:cs="Times New Roman" w:eastAsia="Times New Roman"/>
-          <w:b w:val="0"/>
-          <w:i/>
-          <w:color w:val="6B6B6B"/>
-          <w:sz w:val="18"/>
-        </w:rPr>
-        <w:t xml:space="preserve">   ·   23:42</w:t>
-      </w:r>
-    </w:p>
-    <w:p>
-      <w:pPr>
-        <w:spacing w:after="160" w:line="276" w:lineRule="auto"/>
-        <w:ind w:firstLine="425"/>
-        <w:jc w:val="both"/>
-        <w:pBdr>
-          <w:left w:val="single" w:sz="12" w:space="8" w:color="C00000"/>
-        </w:pBdr>
-      </w:pPr>
-      <w:r>
-        <w:rPr>
-          <w:rFonts w:ascii="Times New Roman" w:hAnsi="Times New Roman" w:cs="Times New Roman" w:eastAsia="Times New Roman"/>
-          <w:b w:val="0"/>
-          <w:i w:val="0"/>
-          <w:color w:val="C00000"/>
-          <w:sz w:val="24"/>
-        </w:rPr>
-        <w:t>Спишь?</w:t>
-      </w:r>
-    </w:p>
-    <w:p>
-      <w:pPr>
-        <w:spacing w:before="360" w:after="160"/>
-        <w:ind w:firstLine="0"/>
-        <w:jc w:val="left"/>
-        <w:pBdr>
-          <w:bottom w:val="single" w:sz="8" w:space="6" w:color="2E5A3C"/>
-        </w:pBdr>
-      </w:pPr>
-      <w:r>
-        <w:rPr>
-          <w:rFonts w:ascii="Times New Roman" w:hAnsi="Times New Roman" w:cs="Times New Roman" w:eastAsia="Times New Roman"/>
-          <w:b/>
-          <w:i w:val="0"/>
-          <w:color w:val="2E5A3C"/>
-          <w:sz w:val="26"/>
-        </w:rPr>
-        <w:t>10 апреля 2026</w:t>
-      </w:r>
-    </w:p>
-    <w:p>
-      <w:pPr>
-        <w:spacing w:before="200" w:after="40"/>
-        <w:ind w:firstLine="0"/>
-      </w:pPr>
-      <w:r>
-        <w:rPr>
-          <w:rFonts w:ascii="Times New Roman" w:hAnsi="Times New Roman" w:cs="Times New Roman" w:eastAsia="Times New Roman"/>
-          <w:b/>
-          <w:i w:val="0"/>
-          <w:color w:val="1F4E79"/>
-          <w:sz w:val="24"/>
-        </w:rPr>
-        <w:t>Анфи</w:t>
-      </w:r>
-      <w:r>
-        <w:rPr>
-          <w:rFonts w:ascii="Times New Roman" w:hAnsi="Times New Roman" w:cs="Times New Roman" w:eastAsia="Times New Roman"/>
-          <w:b w:val="0"/>
-          <w:i/>
-          <w:color w:val="6B6B6B"/>
-          <w:sz w:val="18"/>
-        </w:rPr>
-        <w:t xml:space="preserve">   ·   06:50</w:t>
-      </w:r>
-    </w:p>
-    <w:p>
-      <w:pPr>
-        <w:spacing w:after="160" w:line="276" w:lineRule="auto"/>
-        <w:ind w:firstLine="425"/>
-        <w:jc w:val="both"/>
-        <w:pBdr>
-          <w:left w:val="single" w:sz="12" w:space="8" w:color="1F4E79"/>
-        </w:pBdr>
-      </w:pPr>
-      <w:r>
-        <w:rPr>
-          <w:rFonts w:ascii="Times New Roman" w:hAnsi="Times New Roman" w:cs="Times New Roman" w:eastAsia="Times New Roman"/>
-          <w:b w:val="0"/>
-          <w:i w:val="0"/>
-          <w:color w:val="1F4E79"/>
-          <w:sz w:val="24"/>
-        </w:rPr>
-        <w:t>Доброе утро. Да, я вчера легла — удивительно, но легла вчера не очень поздно. Вот сейчас вот у меня тут вопрос решается: поехать по делам или не поехать.</w:t>
-      </w:r>
-    </w:p>
-    <w:p>
-      <w:pPr>
-        <w:spacing w:before="360" w:after="160"/>
-        <w:ind w:firstLine="0"/>
-        <w:jc w:val="left"/>
-        <w:pBdr>
-          <w:bottom w:val="single" w:sz="8" w:space="6" w:color="2E5A3C"/>
-        </w:pBdr>
-      </w:pPr>
-      <w:r>
-        <w:rPr>
-          <w:rFonts w:ascii="Times New Roman" w:hAnsi="Times New Roman" w:cs="Times New Roman" w:eastAsia="Times New Roman"/>
-          <w:b/>
-          <w:i w:val="0"/>
-          <w:color w:val="2E5A3C"/>
-          <w:sz w:val="26"/>
-        </w:rPr>
-        <w:t>11 апреля 2026</w:t>
-      </w:r>
-    </w:p>
-    <w:p>
-      <w:pPr>
-        <w:spacing w:before="200" w:after="40"/>
-        <w:ind w:firstLine="0"/>
-      </w:pPr>
-      <w:r>
-        <w:rPr>
-          <w:rFonts w:ascii="Times New Roman" w:hAnsi="Times New Roman" w:cs="Times New Roman" w:eastAsia="Times New Roman"/>
-          <w:b/>
-          <w:i w:val="0"/>
-          <w:color w:val="C00000"/>
-          <w:sz w:val="24"/>
-        </w:rPr>
-        <w:t>Kir</w:t>
-      </w:r>
-      <w:r>
-        <w:rPr>
-          <w:rFonts w:ascii="Times New Roman" w:hAnsi="Times New Roman" w:cs="Times New Roman" w:eastAsia="Times New Roman"/>
-          <w:b w:val="0"/>
-          <w:i/>
-          <w:color w:val="6B6B6B"/>
-          <w:sz w:val="18"/>
-        </w:rPr>
-        <w:t xml:space="preserve">   ·   12:48</w:t>
-      </w:r>
-    </w:p>
-    <w:p>
-      <w:pPr>
-        <w:spacing w:after="160" w:line="276" w:lineRule="auto"/>
-        <w:ind w:firstLine="425"/>
-        <w:jc w:val="both"/>
-        <w:pBdr>
-          <w:left w:val="single" w:sz="12" w:space="8" w:color="C00000"/>
-        </w:pBdr>
-      </w:pPr>
-      <w:r>
-        <w:rPr>
-          <w:rFonts w:ascii="Times New Roman" w:hAnsi="Times New Roman" w:cs="Times New Roman" w:eastAsia="Times New Roman"/>
-          <w:b w:val="0"/>
-          <w:i w:val="0"/>
-          <w:color w:val="C00000"/>
-          <w:sz w:val="24"/>
-        </w:rPr>
-        <w:t>Com/categories/guitar.</w:t>
-      </w:r>
-    </w:p>
-    <w:p>
-      <w:pPr>
-        <w:spacing w:before="360" w:after="160"/>
-        <w:ind w:firstLine="0"/>
-        <w:jc w:val="left"/>
-        <w:pBdr>
-          <w:bottom w:val="single" w:sz="8" w:space="6" w:color="2E5A3C"/>
-        </w:pBdr>
-      </w:pPr>
-      <w:r>
-        <w:rPr>
-          <w:rFonts w:ascii="Times New Roman" w:hAnsi="Times New Roman" w:cs="Times New Roman" w:eastAsia="Times New Roman"/>
-          <w:b/>
-          <w:i w:val="0"/>
-          <w:color w:val="2E5A3C"/>
-          <w:sz w:val="26"/>
-        </w:rPr>
-        <w:t>13 апреля 2026</w:t>
-      </w:r>
-    </w:p>
-    <w:p>
-      <w:pPr>
-        <w:spacing w:before="200" w:after="40"/>
-        <w:ind w:firstLine="0"/>
-      </w:pPr>
-      <w:r>
-        <w:rPr>
-          <w:rFonts w:ascii="Times New Roman" w:hAnsi="Times New Roman" w:cs="Times New Roman" w:eastAsia="Times New Roman"/>
-          <w:b/>
-          <w:i w:val="0"/>
-          <w:color w:val="C00000"/>
-          <w:sz w:val="24"/>
-        </w:rPr>
-        <w:t>Kir</w:t>
-      </w:r>
-      <w:r>
-        <w:rPr>
-          <w:rFonts w:ascii="Times New Roman" w:hAnsi="Times New Roman" w:cs="Times New Roman" w:eastAsia="Times New Roman"/>
-          <w:b w:val="0"/>
-          <w:i/>
-          <w:color w:val="6B6B6B"/>
-          <w:sz w:val="18"/>
-        </w:rPr>
-        <w:t xml:space="preserve">   ·   07:12</w:t>
-      </w:r>
-    </w:p>
-    <w:p>
-      <w:pPr>
-        <w:spacing w:after="160" w:line="276" w:lineRule="auto"/>
-        <w:ind w:firstLine="425"/>
-        <w:jc w:val="both"/>
-        <w:pBdr>
-          <w:left w:val="single" w:sz="12" w:space="8" w:color="C00000"/>
-        </w:pBdr>
-      </w:pPr>
-      <w:r>
-        <w:rPr>
-          <w:rFonts w:ascii="Times New Roman" w:hAnsi="Times New Roman" w:cs="Times New Roman" w:eastAsia="Times New Roman"/>
-          <w:b w:val="0"/>
-          <w:i w:val="0"/>
-          <w:color w:val="C00000"/>
-          <w:sz w:val="24"/>
-        </w:rPr>
-        <w:t>Похоже ты все же сюда прорвалась.</w:t>
-      </w:r>
-    </w:p>
-    <w:p>
-      <w:pPr>
-        <w:spacing w:before="360" w:after="160"/>
-        <w:ind w:firstLine="0"/>
-        <w:jc w:val="left"/>
-        <w:pBdr>
-          <w:bottom w:val="single" w:sz="8" w:space="6" w:color="2E5A3C"/>
-        </w:pBdr>
-      </w:pPr>
-      <w:r>
-        <w:rPr>
-          <w:rFonts w:ascii="Times New Roman" w:hAnsi="Times New Roman" w:cs="Times New Roman" w:eastAsia="Times New Roman"/>
-          <w:b/>
-          <w:i w:val="0"/>
-          <w:color w:val="2E5A3C"/>
-          <w:sz w:val="26"/>
-        </w:rPr>
-        <w:t>14 апреля 2026</w:t>
-      </w:r>
-    </w:p>
-    <w:p>
-      <w:pPr>
-        <w:spacing w:before="200" w:after="40"/>
-        <w:ind w:firstLine="0"/>
-      </w:pPr>
-      <w:r>
-        <w:rPr>
-          <w:rFonts w:ascii="Times New Roman" w:hAnsi="Times New Roman" w:cs="Times New Roman" w:eastAsia="Times New Roman"/>
-          <w:b/>
-          <w:i w:val="0"/>
-          <w:color w:val="1F4E79"/>
-          <w:sz w:val="24"/>
-        </w:rPr>
-        <w:t>Анфи</w:t>
-      </w:r>
-      <w:r>
-        <w:rPr>
-          <w:rFonts w:ascii="Times New Roman" w:hAnsi="Times New Roman" w:cs="Times New Roman" w:eastAsia="Times New Roman"/>
-          <w:b w:val="0"/>
-          <w:i/>
-          <w:color w:val="6B6B6B"/>
-          <w:sz w:val="18"/>
-        </w:rPr>
-        <w:t xml:space="preserve">   ·   18:43</w:t>
-      </w:r>
-    </w:p>
-    <w:p>
-      <w:pPr>
-        <w:spacing w:after="160" w:line="276" w:lineRule="auto"/>
-        <w:ind w:firstLine="425"/>
-        <w:jc w:val="both"/>
-        <w:pBdr>
-          <w:left w:val="single" w:sz="12" w:space="8" w:color="1F4E79"/>
-        </w:pBdr>
-      </w:pPr>
-      <w:r>
-        <w:rPr>
-          <w:rFonts w:ascii="Times New Roman" w:hAnsi="Times New Roman" w:cs="Times New Roman" w:eastAsia="Times New Roman"/>
-          <w:b w:val="0"/>
-          <w:i w:val="0"/>
-          <w:color w:val="1F4E79"/>
-          <w:sz w:val="24"/>
-        </w:rPr>
-        <w:t>Тг сдох, давай в вк.</w:t>
-      </w:r>
-    </w:p>
-    <w:p>
-      <w:pPr>
-        <w:spacing w:before="360" w:after="160"/>
-        <w:ind w:firstLine="0"/>
-        <w:jc w:val="left"/>
-        <w:pBdr>
-          <w:bottom w:val="single" w:sz="8" w:space="6" w:color="2E5A3C"/>
-        </w:pBdr>
-      </w:pPr>
-      <w:r>
-        <w:rPr>
-          <w:rFonts w:ascii="Times New Roman" w:hAnsi="Times New Roman" w:cs="Times New Roman" w:eastAsia="Times New Roman"/>
-          <w:b/>
-          <w:i w:val="0"/>
-          <w:color w:val="2E5A3C"/>
-          <w:sz w:val="26"/>
-        </w:rPr>
-        <w:t>26 апреля 2026</w:t>
-      </w:r>
-    </w:p>
-    <w:p>
-      <w:pPr>
-        <w:spacing w:before="200" w:after="40"/>
-        <w:ind w:firstLine="0"/>
-      </w:pPr>
-      <w:r>
-        <w:rPr>
-          <w:rFonts w:ascii="Times New Roman" w:hAnsi="Times New Roman" w:cs="Times New Roman" w:eastAsia="Times New Roman"/>
-          <w:b/>
-          <w:i w:val="0"/>
-          <w:color w:val="1F4E79"/>
-          <w:sz w:val="24"/>
-        </w:rPr>
-        <w:t>Анфи</w:t>
-      </w:r>
-      <w:r>
-        <w:rPr>
-          <w:rFonts w:ascii="Times New Roman" w:hAnsi="Times New Roman" w:cs="Times New Roman" w:eastAsia="Times New Roman"/>
-          <w:b w:val="0"/>
-          <w:i/>
-          <w:color w:val="6B6B6B"/>
-          <w:sz w:val="18"/>
-        </w:rPr>
-        <w:t xml:space="preserve">   ·   15:53</w:t>
-      </w:r>
-    </w:p>
-    <w:p>
-      <w:pPr>
-        <w:spacing w:after="160" w:line="276" w:lineRule="auto"/>
-        <w:ind w:firstLine="425"/>
-        <w:jc w:val="both"/>
-        <w:pBdr>
-          <w:left w:val="single" w:sz="12" w:space="8" w:color="1F4E79"/>
-        </w:pBdr>
-      </w:pPr>
-      <w:r>
-        <w:rPr>
-          <w:rFonts w:ascii="Times New Roman" w:hAnsi="Times New Roman" w:cs="Times New Roman" w:eastAsia="Times New Roman"/>
-          <w:b w:val="0"/>
-          <w:i w:val="0"/>
-          <w:color w:val="1F4E79"/>
-          <w:sz w:val="24"/>
-        </w:rPr>
-        <w:t>Кстати, с прошедшим днём рождения тебя, если у тебя правдивая дата, конечно. Стоит. Вот. Желаю тебе заказов классных, хороших, чтобы платили хорошо, чтобы работалось в кайф.</w:t>
-      </w:r>
-    </w:p>
-    <w:p>
-      <w:pPr>
-        <w:spacing w:before="200" w:after="40"/>
-        <w:ind w:firstLine="0"/>
-      </w:pPr>
-      <w:r>
-        <w:rPr>
-          <w:rFonts w:ascii="Times New Roman" w:hAnsi="Times New Roman" w:cs="Times New Roman" w:eastAsia="Times New Roman"/>
-          <w:b/>
-          <w:i w:val="0"/>
-          <w:color w:val="1F4E79"/>
-          <w:sz w:val="24"/>
-        </w:rPr>
-        <w:t>Анфи</w:t>
-      </w:r>
-      <w:r>
-        <w:rPr>
-          <w:rFonts w:ascii="Times New Roman" w:hAnsi="Times New Roman" w:cs="Times New Roman" w:eastAsia="Times New Roman"/>
-          <w:b w:val="0"/>
-          <w:i/>
-          <w:color w:val="6B6B6B"/>
-          <w:sz w:val="18"/>
-        </w:rPr>
-        <w:t xml:space="preserve">   ·   16:23</w:t>
-      </w:r>
-    </w:p>
-    <w:p>
-      <w:pPr>
-        <w:spacing w:after="160" w:line="276" w:lineRule="auto"/>
-        <w:ind w:firstLine="425"/>
-        <w:jc w:val="both"/>
-        <w:pBdr>
-          <w:left w:val="single" w:sz="12" w:space="8" w:color="1F4E79"/>
-        </w:pBdr>
-      </w:pPr>
-      <w:r>
-        <w:rPr>
-          <w:rFonts w:ascii="Times New Roman" w:hAnsi="Times New Roman" w:cs="Times New Roman" w:eastAsia="Times New Roman"/>
-          <w:b w:val="0"/>
-          <w:i w:val="0"/>
-          <w:color w:val="1F4E79"/>
-          <w:sz w:val="24"/>
-        </w:rPr>
-        <w:t>Ну, я честно скажу, вот я хочу просто взять, выключить мобилу, нахрен просто, закрыться у себя дома, сесть за компьютер и просто, чтобы меня никто не трогал, ни с какой, извиняюсь, ебучей школой, ни ещё с какой-то херней. Я просто открою курс и включу компьютер, и всё, и просто, чтобы меня никто ни с чем не трогал. Просто можно, пожалуйста, сделать вот так? Спойлер нельзя. Вот реально, это трэш, вот честно, это трэш.</w:t>
-      </w:r>
-    </w:p>
-    <w:p>
-      <w:pPr>
-        <w:spacing w:before="200" w:after="40"/>
-        <w:ind w:firstLine="0"/>
-      </w:pPr>
-      <w:r>
-        <w:rPr>
-          <w:rFonts w:ascii="Times New Roman" w:hAnsi="Times New Roman" w:cs="Times New Roman" w:eastAsia="Times New Roman"/>
-          <w:b/>
-          <w:i w:val="0"/>
-          <w:color w:val="1F4E79"/>
-          <w:sz w:val="24"/>
-        </w:rPr>
-        <w:t>Анфи</w:t>
-      </w:r>
-      <w:r>
-        <w:rPr>
-          <w:rFonts w:ascii="Times New Roman" w:hAnsi="Times New Roman" w:cs="Times New Roman" w:eastAsia="Times New Roman"/>
-          <w:b w:val="0"/>
-          <w:i/>
-          <w:color w:val="6B6B6B"/>
-          <w:sz w:val="18"/>
-        </w:rPr>
-        <w:t xml:space="preserve">   ·   16:39</w:t>
-      </w:r>
-    </w:p>
-    <w:p>
-      <w:pPr>
-        <w:spacing w:after="160" w:line="276" w:lineRule="auto"/>
-        <w:ind w:firstLine="425"/>
-        <w:jc w:val="both"/>
-        <w:pBdr>
-          <w:left w:val="single" w:sz="12" w:space="8" w:color="1F4E79"/>
-        </w:pBdr>
-      </w:pPr>
-      <w:r>
-        <w:rPr>
-          <w:rFonts w:ascii="Times New Roman" w:hAnsi="Times New Roman" w:cs="Times New Roman" w:eastAsia="Times New Roman"/>
-          <w:b w:val="0"/>
-          <w:i w:val="0"/>
-          <w:color w:val="1F4E79"/>
-          <w:sz w:val="24"/>
-        </w:rPr>
-        <w:t>В общем, я всё-таки села за компьютер, и работать я буду вот с этим вот. Надеюсь, ты узнаёшь все шедевры, которые ты мне скидывал ещё в декабре. Вот если бы у этого не было текста и вокала, то было бы здорово.</w:t>
-      </w:r>
-    </w:p>
-    <w:p>
-      <w:pPr>
-        <w:spacing w:before="200" w:after="40"/>
-        <w:ind w:firstLine="0"/>
-      </w:pPr>
-      <w:r>
-        <w:rPr>
-          <w:rFonts w:ascii="Times New Roman" w:hAnsi="Times New Roman" w:cs="Times New Roman" w:eastAsia="Times New Roman"/>
-          <w:b/>
-          <w:i w:val="0"/>
-          <w:color w:val="C00000"/>
-          <w:sz w:val="24"/>
-        </w:rPr>
-        <w:t>Kir</w:t>
-      </w:r>
-      <w:r>
-        <w:rPr>
-          <w:rFonts w:ascii="Times New Roman" w:hAnsi="Times New Roman" w:cs="Times New Roman" w:eastAsia="Times New Roman"/>
-          <w:b w:val="0"/>
-          <w:i/>
-          <w:color w:val="6B6B6B"/>
-          <w:sz w:val="18"/>
-        </w:rPr>
-        <w:t xml:space="preserve">   ·   17:04</w:t>
-      </w:r>
-    </w:p>
-    <w:p>
-      <w:pPr>
-        <w:spacing w:after="160" w:line="276" w:lineRule="auto"/>
-        <w:ind w:firstLine="425"/>
-        <w:jc w:val="both"/>
-        <w:pBdr>
-          <w:left w:val="single" w:sz="12" w:space="8" w:color="C00000"/>
-        </w:pBdr>
-      </w:pPr>
-      <w:r>
-        <w:rPr>
-          <w:rFonts w:ascii="Times New Roman" w:hAnsi="Times New Roman" w:cs="Times New Roman" w:eastAsia="Times New Roman"/>
-          <w:b w:val="0"/>
-          <w:i w:val="0"/>
-          <w:color w:val="C00000"/>
-          <w:sz w:val="24"/>
-        </w:rPr>
-        <w:t>Да, прикольно. Это ж Riv, как это называется. Кавер. Кавер, да. На Киркорова, по-моему.</w:t>
-      </w:r>
-    </w:p>
-    <w:p>
-      <w:pPr>
-        <w:spacing w:before="360" w:after="160"/>
-        <w:ind w:firstLine="0"/>
-        <w:jc w:val="left"/>
-        <w:pBdr>
-          <w:bottom w:val="single" w:sz="8" w:space="6" w:color="2E5A3C"/>
-        </w:pBdr>
-      </w:pPr>
-      <w:r>
-        <w:rPr>
-          <w:rFonts w:ascii="Times New Roman" w:hAnsi="Times New Roman" w:cs="Times New Roman" w:eastAsia="Times New Roman"/>
-          <w:b/>
-          <w:i w:val="0"/>
-          <w:color w:val="2E5A3C"/>
-          <w:sz w:val="26"/>
-        </w:rPr>
-        <w:t>29 апреля 2026</w:t>
-      </w:r>
-    </w:p>
-    <w:p>
-      <w:pPr>
-        <w:spacing w:before="200" w:after="40"/>
-        <w:ind w:firstLine="0"/>
-      </w:pPr>
-      <w:r>
-        <w:rPr>
-          <w:rFonts w:ascii="Times New Roman" w:hAnsi="Times New Roman" w:cs="Times New Roman" w:eastAsia="Times New Roman"/>
-          <w:b/>
-          <w:i w:val="0"/>
-          <w:color w:val="1F4E79"/>
-          <w:sz w:val="24"/>
-        </w:rPr>
-        <w:t>Анфи</w:t>
-      </w:r>
-      <w:r>
-        <w:rPr>
-          <w:rFonts w:ascii="Times New Roman" w:hAnsi="Times New Roman" w:cs="Times New Roman" w:eastAsia="Times New Roman"/>
-          <w:b w:val="0"/>
-          <w:i/>
-          <w:color w:val="6B6B6B"/>
-          <w:sz w:val="18"/>
-        </w:rPr>
-        <w:t xml:space="preserve">   ·   14:20</w:t>
-      </w:r>
-    </w:p>
-    <w:p>
-      <w:pPr>
-        <w:spacing w:after="160" w:line="276" w:lineRule="auto"/>
-        <w:ind w:firstLine="425"/>
-        <w:jc w:val="both"/>
-        <w:pBdr>
-          <w:left w:val="single" w:sz="12" w:space="8" w:color="1F4E79"/>
-        </w:pBdr>
-      </w:pPr>
-      <w:r>
-        <w:rPr>
-          <w:rFonts w:ascii="Times New Roman" w:hAnsi="Times New Roman" w:cs="Times New Roman" w:eastAsia="Times New Roman"/>
-          <w:b w:val="0"/>
-          <w:i w:val="0"/>
-          <w:color w:val="1F4E79"/>
-          <w:sz w:val="24"/>
-        </w:rPr>
-        <w:t>Как жизнь?</w:t>
-      </w:r>
-    </w:p>
-    <w:p>
-      <w:pPr>
-        <w:spacing w:before="200" w:after="40"/>
-        <w:ind w:firstLine="0"/>
-      </w:pPr>
-      <w:r>
-        <w:rPr>
-          <w:rFonts w:ascii="Times New Roman" w:hAnsi="Times New Roman" w:cs="Times New Roman" w:eastAsia="Times New Roman"/>
-          <w:b/>
-          <w:i w:val="0"/>
-          <w:color w:val="C00000"/>
-          <w:sz w:val="24"/>
-        </w:rPr>
-        <w:t>Kir</w:t>
-      </w:r>
-      <w:r>
-        <w:rPr>
-          <w:rFonts w:ascii="Times New Roman" w:hAnsi="Times New Roman" w:cs="Times New Roman" w:eastAsia="Times New Roman"/>
-          <w:b w:val="0"/>
-          <w:i/>
-          <w:color w:val="6B6B6B"/>
-          <w:sz w:val="18"/>
-        </w:rPr>
-        <w:t xml:space="preserve">   ·   14:20</w:t>
-      </w:r>
-    </w:p>
-    <w:p>
-      <w:pPr>
-        <w:spacing w:after="160" w:line="276" w:lineRule="auto"/>
-        <w:ind w:firstLine="425"/>
-        <w:jc w:val="both"/>
-        <w:pBdr>
-          <w:left w:val="single" w:sz="12" w:space="8" w:color="C00000"/>
-        </w:pBdr>
-      </w:pPr>
-      <w:r>
-        <w:rPr>
-          <w:rFonts w:ascii="Times New Roman" w:hAnsi="Times New Roman" w:cs="Times New Roman" w:eastAsia="Times New Roman"/>
-          <w:b w:val="0"/>
-          <w:i w:val="0"/>
-          <w:color w:val="C00000"/>
-          <w:sz w:val="24"/>
-        </w:rPr>
-        <w:t>Хорошо в целом.</w:t>
-      </w:r>
-    </w:p>
-    <w:p>
-      <w:pPr>
-        <w:spacing w:before="200" w:after="40"/>
-        <w:ind w:firstLine="0"/>
-      </w:pPr>
-      <w:r>
-        <w:rPr>
-          <w:rFonts w:ascii="Times New Roman" w:hAnsi="Times New Roman" w:cs="Times New Roman" w:eastAsia="Times New Roman"/>
-          <w:b/>
-          <w:i w:val="0"/>
-          <w:color w:val="1F4E79"/>
-          <w:sz w:val="24"/>
-        </w:rPr>
-        <w:t>Анфи</w:t>
-      </w:r>
-      <w:r>
-        <w:rPr>
-          <w:rFonts w:ascii="Times New Roman" w:hAnsi="Times New Roman" w:cs="Times New Roman" w:eastAsia="Times New Roman"/>
-          <w:b w:val="0"/>
-          <w:i/>
-          <w:color w:val="6B6B6B"/>
-          <w:sz w:val="18"/>
-        </w:rPr>
-        <w:t xml:space="preserve">   ·   14:23</w:t>
-      </w:r>
-    </w:p>
-    <w:p>
-      <w:pPr>
-        <w:spacing w:after="160" w:line="276" w:lineRule="auto"/>
-        <w:ind w:firstLine="425"/>
-        <w:jc w:val="both"/>
-        <w:pBdr>
-          <w:left w:val="single" w:sz="12" w:space="8" w:color="1F4E79"/>
-        </w:pBdr>
-      </w:pPr>
-      <w:r>
-        <w:rPr>
-          <w:rFonts w:ascii="Times New Roman" w:hAnsi="Times New Roman" w:cs="Times New Roman" w:eastAsia="Times New Roman"/>
-          <w:b w:val="0"/>
-          <w:i w:val="0"/>
-          <w:color w:val="1F4E79"/>
-          <w:sz w:val="24"/>
-        </w:rPr>
-        <w:t>Как с оперой?</w:t>
-      </w:r>
-    </w:p>
-    <w:p>
-      <w:pPr>
-        <w:spacing w:before="200" w:after="40"/>
-        <w:ind w:firstLine="0"/>
-      </w:pPr>
-      <w:r>
-        <w:rPr>
-          <w:rFonts w:ascii="Times New Roman" w:hAnsi="Times New Roman" w:cs="Times New Roman" w:eastAsia="Times New Roman"/>
-          <w:b/>
-          <w:i w:val="0"/>
-          <w:color w:val="C00000"/>
-          <w:sz w:val="24"/>
-        </w:rPr>
-        <w:t>Kir</w:t>
-      </w:r>
-      <w:r>
-        <w:rPr>
-          <w:rFonts w:ascii="Times New Roman" w:hAnsi="Times New Roman" w:cs="Times New Roman" w:eastAsia="Times New Roman"/>
-          <w:b w:val="0"/>
-          <w:i/>
-          <w:color w:val="6B6B6B"/>
-          <w:sz w:val="18"/>
-        </w:rPr>
-        <w:t xml:space="preserve">   ·   14:24</w:t>
-      </w:r>
-    </w:p>
-    <w:p>
-      <w:pPr>
-        <w:spacing w:after="160" w:line="276" w:lineRule="auto"/>
-        <w:ind w:firstLine="425"/>
-        <w:jc w:val="both"/>
-        <w:pBdr>
-          <w:left w:val="single" w:sz="12" w:space="8" w:color="C00000"/>
-        </w:pBdr>
-      </w:pPr>
-      <w:r>
-        <w:rPr>
-          <w:rFonts w:ascii="Times New Roman" w:hAnsi="Times New Roman" w:cs="Times New Roman" w:eastAsia="Times New Roman"/>
-          <w:b w:val="0"/>
-          <w:i w:val="0"/>
-          <w:color w:val="C00000"/>
-          <w:sz w:val="24"/>
-        </w:rPr>
-        <w:t>Дофига ещё работы.</w:t>
-      </w:r>
-    </w:p>
-    <w:p>
-      <w:pPr>
-        <w:spacing w:before="200" w:after="40"/>
-        <w:ind w:firstLine="0"/>
-      </w:pPr>
-      <w:r>
-        <w:rPr>
-          <w:rFonts w:ascii="Times New Roman" w:hAnsi="Times New Roman" w:cs="Times New Roman" w:eastAsia="Times New Roman"/>
-          <w:b/>
-          <w:i w:val="0"/>
-          <w:color w:val="1F4E79"/>
-          <w:sz w:val="24"/>
-        </w:rPr>
-        <w:t>Анфи</w:t>
-      </w:r>
-      <w:r>
-        <w:rPr>
-          <w:rFonts w:ascii="Times New Roman" w:hAnsi="Times New Roman" w:cs="Times New Roman" w:eastAsia="Times New Roman"/>
-          <w:b w:val="0"/>
-          <w:i/>
-          <w:color w:val="6B6B6B"/>
-          <w:sz w:val="18"/>
-        </w:rPr>
-        <w:t xml:space="preserve">   ·   15:04</w:t>
-      </w:r>
-    </w:p>
-    <w:p>
-      <w:pPr>
-        <w:spacing w:after="160" w:line="276" w:lineRule="auto"/>
-        <w:ind w:firstLine="425"/>
-        <w:jc w:val="both"/>
-        <w:pBdr>
-          <w:left w:val="single" w:sz="12" w:space="8" w:color="1F4E79"/>
-        </w:pBdr>
-      </w:pPr>
-      <w:r>
-        <w:rPr>
-          <w:rFonts w:ascii="Times New Roman" w:hAnsi="Times New Roman" w:cs="Times New Roman" w:eastAsia="Times New Roman"/>
-          <w:b w:val="0"/>
-          <w:i w:val="0"/>
-          <w:color w:val="1F4E79"/>
-          <w:sz w:val="24"/>
-        </w:rPr>
-        <w:t>Удачи с ней.</w:t>
-      </w:r>
-    </w:p>
-    <w:p>
-      <w:pPr>
-        <w:spacing w:before="200" w:after="40"/>
-        <w:ind w:firstLine="0"/>
-      </w:pPr>
-      <w:r>
-        <w:rPr>
-          <w:rFonts w:ascii="Times New Roman" w:hAnsi="Times New Roman" w:cs="Times New Roman" w:eastAsia="Times New Roman"/>
-          <w:b/>
-          <w:i w:val="0"/>
-          <w:color w:val="C00000"/>
-          <w:sz w:val="24"/>
-        </w:rPr>
-        <w:t>Kir</w:t>
-      </w:r>
-      <w:r>
-        <w:rPr>
-          <w:rFonts w:ascii="Times New Roman" w:hAnsi="Times New Roman" w:cs="Times New Roman" w:eastAsia="Times New Roman"/>
-          <w:b w:val="0"/>
-          <w:i/>
-          <w:color w:val="6B6B6B"/>
-          <w:sz w:val="18"/>
-        </w:rPr>
-        <w:t xml:space="preserve">   ·   15:18</w:t>
-      </w:r>
-    </w:p>
-    <w:p>
-      <w:pPr>
-        <w:spacing w:after="160" w:line="276" w:lineRule="auto"/>
-        <w:ind w:firstLine="425"/>
-        <w:jc w:val="both"/>
-        <w:pBdr>
-          <w:left w:val="single" w:sz="12" w:space="8" w:color="C00000"/>
-        </w:pBdr>
-      </w:pPr>
-      <w:r>
-        <w:rPr>
-          <w:rFonts w:ascii="Times New Roman" w:hAnsi="Times New Roman" w:cs="Times New Roman" w:eastAsia="Times New Roman"/>
-          <w:b w:val="0"/>
-          <w:i w:val="0"/>
-          <w:color w:val="C00000"/>
-          <w:sz w:val="24"/>
-        </w:rPr>
-        <w:t>Правильно ли я понимаю, что фраза «Спасибо, что скидываешь какие-то технические полезности, это максимум» означает «С тебя технические ништячки, а в остальном пошел нахер»?</w:t>
-      </w:r>
-    </w:p>
-    <w:p>
-      <w:pPr>
-        <w:spacing w:before="200" w:after="40"/>
-        <w:ind w:firstLine="0"/>
-      </w:pPr>
-      <w:r>
-        <w:rPr>
-          <w:rFonts w:ascii="Times New Roman" w:hAnsi="Times New Roman" w:cs="Times New Roman" w:eastAsia="Times New Roman"/>
-          <w:b/>
-          <w:i w:val="0"/>
-          <w:color w:val="1F4E79"/>
-          <w:sz w:val="24"/>
-        </w:rPr>
-        <w:t>Анфи</w:t>
-      </w:r>
-      <w:r>
-        <w:rPr>
-          <w:rFonts w:ascii="Times New Roman" w:hAnsi="Times New Roman" w:cs="Times New Roman" w:eastAsia="Times New Roman"/>
-          <w:b w:val="0"/>
-          <w:i/>
-          <w:color w:val="6B6B6B"/>
-          <w:sz w:val="18"/>
-        </w:rPr>
-        <w:t xml:space="preserve">   ·   15:29</w:t>
-      </w:r>
-    </w:p>
-    <w:p>
-      <w:pPr>
-        <w:spacing w:after="160" w:line="276" w:lineRule="auto"/>
-        <w:ind w:firstLine="425"/>
-        <w:jc w:val="both"/>
-        <w:pBdr>
-          <w:left w:val="single" w:sz="12" w:space="8" w:color="1F4E79"/>
-        </w:pBdr>
-      </w:pPr>
-      <w:r>
-        <w:rPr>
-          <w:rFonts w:ascii="Times New Roman" w:hAnsi="Times New Roman" w:cs="Times New Roman" w:eastAsia="Times New Roman"/>
-          <w:b w:val="0"/>
-          <w:i w:val="0"/>
-          <w:color w:val="1F4E79"/>
-          <w:sz w:val="24"/>
-        </w:rPr>
-        <w:t>тебе написали такое?</w:t>
-      </w:r>
-    </w:p>
-    <w:p>
-      <w:pPr>
-        <w:spacing w:before="200" w:after="40"/>
-        <w:ind w:firstLine="0"/>
-      </w:pPr>
-      <w:r>
-        <w:rPr>
-          <w:rFonts w:ascii="Times New Roman" w:hAnsi="Times New Roman" w:cs="Times New Roman" w:eastAsia="Times New Roman"/>
-          <w:b/>
-          <w:i w:val="0"/>
-          <w:color w:val="C00000"/>
-          <w:sz w:val="24"/>
-        </w:rPr>
-        <w:t>Kir</w:t>
-      </w:r>
-      <w:r>
-        <w:rPr>
-          <w:rFonts w:ascii="Times New Roman" w:hAnsi="Times New Roman" w:cs="Times New Roman" w:eastAsia="Times New Roman"/>
-          <w:b w:val="0"/>
-          <w:i/>
-          <w:color w:val="6B6B6B"/>
-          <w:sz w:val="18"/>
-        </w:rPr>
-        <w:t xml:space="preserve">   ·   15:30</w:t>
-      </w:r>
-    </w:p>
-    <w:p>
-      <w:pPr>
-        <w:spacing w:after="160" w:line="276" w:lineRule="auto"/>
-        <w:ind w:firstLine="425"/>
-        <w:jc w:val="both"/>
-        <w:pBdr>
-          <w:left w:val="single" w:sz="12" w:space="8" w:color="C00000"/>
-        </w:pBdr>
-      </w:pPr>
-      <w:r>
-        <w:rPr>
-          <w:rFonts w:ascii="Times New Roman" w:hAnsi="Times New Roman" w:cs="Times New Roman" w:eastAsia="Times New Roman"/>
-          <w:b w:val="0"/>
-          <w:i w:val="0"/>
-          <w:color w:val="C00000"/>
-          <w:sz w:val="24"/>
-        </w:rPr>
-        <w:t>Да, это мне написали такое. Там может быть в контексте надо смотреть, но в целом там шёл такой ну как конфликт: короче, человек на ровном месте начинает наезжать — типа у меня плохое настроение там и всё такое — вот, и потом. Вот эта фраза: «спасибо что скидываешь технические полезности, вот это максимум». Ну я это так понимаю. Человек пытается убедить меня, что это не так — «это ты так понял, а на самом деле это не так» — а я пытаюсь убедить, что мне понятен прямой смысл такой фразы без интерпретации: без… любому человеку покажи эту фразу и в конце вот это «это максимум». Я даже у нейронки спросил, потому что не понимаю — всё-таки она напичкана информацией — и она сказала: да, ты правильно понимаешь, это значит человек очертил границы и сказал, что ты ему больше не интересен, что это максимум — только технические вопросы.</w:t>
-      </w:r>
-    </w:p>
-    <w:p>
-      <w:pPr>
-        <w:spacing w:before="200" w:after="40"/>
-        <w:ind w:firstLine="0"/>
-      </w:pPr>
-      <w:r>
-        <w:rPr>
-          <w:rFonts w:ascii="Times New Roman" w:hAnsi="Times New Roman" w:cs="Times New Roman" w:eastAsia="Times New Roman"/>
-          <w:b/>
-          <w:i w:val="0"/>
-          <w:color w:val="1F4E79"/>
-          <w:sz w:val="24"/>
-        </w:rPr>
-        <w:t>Анфи</w:t>
-      </w:r>
-      <w:r>
-        <w:rPr>
-          <w:rFonts w:ascii="Times New Roman" w:hAnsi="Times New Roman" w:cs="Times New Roman" w:eastAsia="Times New Roman"/>
-          <w:b w:val="0"/>
-          <w:i/>
-          <w:color w:val="6B6B6B"/>
-          <w:sz w:val="18"/>
-        </w:rPr>
-        <w:t xml:space="preserve">   ·   15:34</w:t>
-      </w:r>
-    </w:p>
-    <w:p>
-      <w:pPr>
-        <w:spacing w:after="160" w:line="276" w:lineRule="auto"/>
-        <w:ind w:firstLine="425"/>
-        <w:jc w:val="both"/>
-        <w:pBdr>
-          <w:left w:val="single" w:sz="12" w:space="8" w:color="1F4E79"/>
-        </w:pBdr>
-      </w:pPr>
-      <w:r>
-        <w:rPr>
-          <w:rFonts w:ascii="Times New Roman" w:hAnsi="Times New Roman" w:cs="Times New Roman" w:eastAsia="Times New Roman"/>
-          <w:b w:val="0"/>
-          <w:i w:val="0"/>
-          <w:color w:val="1F4E79"/>
-          <w:sz w:val="24"/>
-        </w:rPr>
         <w:t>Плохое настроение это в принципе не повод на людей наезжать. А фраза реально странная, я бы тоже поняла её так.</w:t>
-      </w:r>
-    </w:p>
-    <w:p>
-      <w:pPr>
-        <w:spacing w:before="360" w:after="160"/>
-        <w:ind w:firstLine="0"/>
-        <w:jc w:val="left"/>
-        <w:pBdr>
-          <w:bottom w:val="single" w:sz="8" w:space="6" w:color="2E5A3C"/>
-        </w:pBdr>
-      </w:pPr>
-      <w:r>
-        <w:rPr>
-          <w:rFonts w:ascii="Times New Roman" w:hAnsi="Times New Roman" w:cs="Times New Roman" w:eastAsia="Times New Roman"/>
-          <w:b/>
-          <w:i w:val="0"/>
-          <w:color w:val="2E5A3C"/>
-          <w:sz w:val="26"/>
-        </w:rPr>
-        <w:t>30 апреля 2026</w:t>
-      </w:r>
-    </w:p>
-    <w:p>
-      <w:pPr>
-        <w:spacing w:before="200" w:after="40"/>
-        <w:ind w:firstLine="0"/>
-      </w:pPr>
-      <w:r>
-        <w:rPr>
-          <w:rFonts w:ascii="Times New Roman" w:hAnsi="Times New Roman" w:cs="Times New Roman" w:eastAsia="Times New Roman"/>
-          <w:b/>
-          <w:i w:val="0"/>
-          <w:color w:val="1F4E79"/>
-          <w:sz w:val="24"/>
-        </w:rPr>
-        <w:t>Анфи</w:t>
-      </w:r>
-      <w:r>
-        <w:rPr>
-          <w:rFonts w:ascii="Times New Roman" w:hAnsi="Times New Roman" w:cs="Times New Roman" w:eastAsia="Times New Roman"/>
-          <w:b w:val="0"/>
-          <w:i/>
-          <w:color w:val="6B6B6B"/>
-          <w:sz w:val="18"/>
-        </w:rPr>
-        <w:t xml:space="preserve">   ·   21:31</w:t>
-      </w:r>
-    </w:p>
-    <w:p>
-      <w:pPr>
-        <w:spacing w:after="160" w:line="276" w:lineRule="auto"/>
-        <w:ind w:firstLine="425"/>
-        <w:jc w:val="both"/>
-        <w:pBdr>
-          <w:left w:val="single" w:sz="12" w:space="8" w:color="1F4E79"/>
-        </w:pBdr>
-      </w:pPr>
-      <w:r>
-        <w:rPr>
-          <w:rFonts w:ascii="Times New Roman" w:hAnsi="Times New Roman" w:cs="Times New Roman" w:eastAsia="Times New Roman"/>
-          <w:b w:val="0"/>
-          <w:i w:val="0"/>
-          <w:color w:val="1F4E79"/>
-          <w:sz w:val="24"/>
-        </w:rPr>
-        <w:t>Совмещаю херню с полезным ) слушать лучше в наушниках, а еще лучше вообще не слушать?</w:t>
       </w:r>
     </w:p>
     <w:sectPr>
